--- a/papers/终审报告_外部审稿意见逐条复核_2026-10-24.docx
+++ b/papers/终审报告_外部审稿意见逐条复核_2026-10-24.docx
@@ -55,7 +55,7 @@
         <w:t xml:space="preserve">cf72f94</w:t>
       </w:r>
       <w:r>
-        <w:t xml:space="preserve">（审稿意见存档 + 24 条改稿规格）⇒ 改后 25 条规格（L1×6 / C×4 / A×5 / D×5 / 跨篇 X-1~X-5）。</w:t>
+        <w:t xml:space="preserve">（审稿意见存档 + 24 条改稿规格），改后 25 条规格（L1×6 / C×4 / A×5 / D×5 / 跨篇 X-1~X-5）。</w:t>
       </w:r>
       <w:r>
         <w:t xml:space="preserve"> </w:t>
@@ -68,7 +68,7 @@
         <w:t xml:space="preserve">复核快照</w:t>
       </w:r>
       <w:r>
-        <w:t xml:space="preserve">（★ 本报告的所有</w:t>
+        <w:t xml:space="preserve">（本报告的所有</w:t>
       </w:r>
       <w:r>
         <w:t xml:space="preserve"> </w:t>
@@ -408,12 +408,6 @@
         <w:pStyle w:val="BlockText"/>
       </w:pPr>
       <w:r>
-        <w:t xml:space="preserve">★</w:t>
-      </w:r>
-      <w:r>
-        <w:t xml:space="preserve"> </w:t>
-      </w:r>
-      <w:r>
         <w:rPr>
           <w:bCs/>
           <w:b/>
@@ -421,10 +415,7 @@
         <w:t xml:space="preserve">owner 在本终审之后又追加了 27 条修复</w:t>
       </w:r>
       <w:r>
-        <w:t xml:space="preserve">（终审报告 §2 的 N1–N13 + owner 自查 2 条 + A 篇附录「唯一挡住」1 条）⇒ ★</w:t>
-      </w:r>
-      <w:r>
-        <w:t xml:space="preserve"> </w:t>
+        <w:t xml:space="preserve">（终审报告 §2 的 N1–N13 + owner 自查 2 条 + A 篇附录「唯一挡住」1 条），</w:t>
       </w:r>
       <w:r>
         <w:rPr>
@@ -434,10 +425,7 @@
         <w:t xml:space="preserve">上表的 sha256 / mtime 对应【本终审复核时】的快照（历史可核，保留不改）</w:t>
       </w:r>
       <w:r>
-        <w:t xml:space="preserve">；★</w:t>
-      </w:r>
-      <w:r>
-        <w:t xml:space="preserve"> </w:t>
+        <w:t xml:space="preserve">；</w:t>
       </w:r>
       <w:r>
         <w:rPr>
@@ -1371,10 +1359,7 @@
         <w:t xml:space="preserve"> </w:t>
       </w:r>
       <w:r>
-        <w:t xml:space="preserve">反查新措辞 —— L1.docx 含「Measuring Premature Convergence: Separating」「相对覆盖不足」「未检出相对直调臂的差异」；A.docx 含「净增益口径未完成」「未按 4 支口径重算」；C.docx 含「Thirteen Ways to Look Done」「重要的独立核验机制」「证据等级表」；D.docx 含「零区分」「最小实际效应量」；合订本.docx 含「+2.67σ」「不属内容依赖」「不是脆弱格」；总纲.docx 含「证据强度按对象逐个不同」。⇒</w:t>
-      </w:r>
-      <w:r>
-        <w:t xml:space="preserve"> </w:t>
+        <w:t xml:space="preserve">反查新措辞 —— L1.docx 含「Measuring Premature Convergence: Separating」「相对覆盖不足」「未检出相对直调臂的差异」；A.docx 含「净增益口径未完成」「未按 4 支口径重算」；C.docx 含「Thirteen Ways to Look Done」「重要的独立核验机制」「证据等级表」；D.docx 含「零区分」「最小实际效应量」；合订本.docx 含「+2.67σ」「不属内容依赖」「不是脆弱格」；总纲.docx 含「证据强度按对象逐个不同」。</w:t>
       </w:r>
       <w:r>
         <w:rPr>
@@ -1424,10 +1409,7 @@
         <w:t xml:space="preserve"> </w:t>
       </w:r>
       <w:r>
-        <w:t xml:space="preserve">出现（我等到出现后再等 60 秒落定才开始核合订本/总纲）。★</w:t>
-      </w:r>
-      <w:r>
-        <w:t xml:space="preserve"> </w:t>
+        <w:t xml:space="preserve">出现（我等到出现后再等 60 秒落定才开始核合订本/总纲）。</w:t>
       </w:r>
       <w:r>
         <w:rPr>
@@ -1441,21 +1423,13 @@
       </w:r>
     </w:p>
     <w:bookmarkEnd w:id="21"/>
-    <w:bookmarkStart w:id="22" w:name="过程观察须写进交付说明"/>
+    <w:bookmarkStart w:id="22" w:name="X85e471252ea5d16b24d016015c0f00e645b3c76"/>
     <w:p>
       <w:pPr>
         <w:pStyle w:val="Heading3"/>
       </w:pPr>
       <w:r>
-        <w:t xml:space="preserve">0.3 ★ 过程观察（须写进交付说明）</w:t>
-      </w:r>
-    </w:p>
-    <w:p>
-      <w:pPr>
-        <w:pStyle w:val="FirstParagraph"/>
-      </w:pPr>
-      <w:r>
-        <w:t xml:space="preserve">复核窗口内，</w:t>
+        <w:t xml:space="preserve">0.3 过程观察（须写进交付说明）复核窗口内，</w:t>
       </w:r>
       <w:r>
         <w:rPr>
@@ -1465,17 +1439,14 @@
         <w:t xml:space="preserve">四篇单稿在集成信号出现前后仍在被改</w:t>
       </w:r>
       <w:r>
-        <w:t xml:space="preserve">：mtime 从 21:17–21:22（我第一遍读时）→ 21:28–21:30（第二轮补 §9）→ 21:45–21:46（A/L1 最后一次微调）。⇒</w:t>
-      </w:r>
-      <w:r>
-        <w:t xml:space="preserve"> </w:t>
-      </w:r>
-      <w:r>
-        <w:rPr>
-          <w:bCs/>
-          <w:b/>
-        </w:rPr>
-        <w:t xml:space="preserve">"四篇已定稿"的前提在本轮不成立</w:t>
+        <w:t xml:space="preserve">：mtime 从 21:17–21:22（我第一遍读时）→ 21:28–21:30（第二轮补 §9）→ 21:45–21:46（A/L1 最后一次微调）。</w:t>
+      </w:r>
+      <w:r>
+        <w:rPr>
+          <w:bCs/>
+          <w:b/>
+        </w:rPr>
+        <w:t xml:space="preserve">"四篇已定稿"的前提在这一轮不成立</w:t>
       </w:r>
       <w:r>
         <w:t xml:space="preserve">；任何后续复核都必须带 sha 锚定，否则</w:t>
@@ -1801,7 +1772,7 @@
               <w:t xml:space="preserve"> </w:t>
             </w:r>
             <w:r>
-              <w:t xml:space="preserve">均写明"没有新增模型调用 / 无独立复现"）⇒ 该维度</w:t>
+              <w:t xml:space="preserve">均写明"没有新增模型调用 / 无独立复现"），该维度</w:t>
             </w:r>
             <w:r>
               <w:rPr>
@@ -1811,7 +1782,7 @@
               <w:t xml:space="preserve">不可能</w:t>
             </w:r>
             <w:r>
-              <w:t xml:space="preserve">被本轮改稿改善</w:t>
+              <w:t xml:space="preserve">被这一轮改稿改善</w:t>
             </w:r>
           </w:p>
         </w:tc>
@@ -1858,10 +1829,7 @@
               <w:t xml:space="preserve">01:133-149</w:t>
             </w:r>
             <w:r>
-              <w:t xml:space="preserve">）+ 三构念完成度表 + 判决表对齐 ⇒</w:t>
-            </w:r>
-            <w:r>
-              <w:t xml:space="preserve"> </w:t>
+              <w:t xml:space="preserve">）+ 三构念完成度表 + 判决表对齐，</w:t>
             </w:r>
             <w:r>
               <w:rPr>
@@ -1937,7 +1905,7 @@
               <w:t xml:space="preserve">02:544-618</w:t>
             </w:r>
             <w:r>
-              <w:t xml:space="preserve">）⇒ 统计</w:t>
+              <w:t xml:space="preserve">），统计</w:t>
             </w:r>
             <w:r>
               <w:rPr>
@@ -1996,10 +1964,7 @@
               <w:jc w:val="left"/>
             </w:pPr>
             <w:r>
-              <w:t xml:space="preserve">主线已收紧（"未被实测为无效/可判定地不成立/唯一防线/系统性假阳性"全部消失）⇒</w:t>
-            </w:r>
-            <w:r>
-              <w:t xml:space="preserve"> </w:t>
+              <w:t xml:space="preserve">主线已收紧（"未被实测为无效/可判定地不成立/唯一防线/系统性假阳性"全部消失），</w:t>
             </w:r>
             <w:r>
               <w:rPr>
@@ -2051,10 +2016,7 @@
               <w:jc w:val="left"/>
             </w:pPr>
             <w:r>
-              <w:t xml:space="preserve">《数据来源与独立性声明》四篇齐备 + α 实现"未归档"已登记 + docx 已重建 ⇒</w:t>
-            </w:r>
-            <w:r>
-              <w:t xml:space="preserve"> </w:t>
+              <w:t xml:space="preserve">《数据来源与独立性声明》四篇齐备 + α 实现"未归档"已登记 + docx 已重建，</w:t>
             </w:r>
             <w:r>
               <w:rPr>
@@ -2115,10 +2077,7 @@
               <w:jc w:val="left"/>
             </w:pPr>
             <w:r>
-              <w:t xml:space="preserve">四篇均有集中 §9 分区（四篇同体例）⇒</w:t>
-            </w:r>
-            <w:r>
-              <w:t xml:space="preserve"> </w:t>
+              <w:t xml:space="preserve">四篇均有集中 §9 分区（四篇同体例），</w:t>
             </w:r>
             <w:r>
               <w:rPr>
@@ -2875,7 +2834,7 @@
               <w:t xml:space="preserve">「过早停止探索」是另一个构念</w:t>
             </w:r>
             <w:r>
-              <w:t xml:space="preserve">……⇒ 测它</w:t>
+              <w:t xml:space="preserve">……，测它</w:t>
             </w:r>
             <w:r>
               <w:rPr>
@@ -2885,41 +2844,38 @@
               <w:t xml:space="preserve">需要额外的停止条件或预算—收益曲线</w:t>
             </w:r>
             <w:r>
-              <w:t xml:space="preserve">……⇒ ⇒</w:t>
+              <w:t xml:space="preserve">……，</w:t>
+            </w:r>
+            <w:r>
+              <w:rPr>
+                <w:bCs/>
+                <w:b/>
+              </w:rPr>
+              <w:t xml:space="preserve">本文未测</w:t>
+            </w:r>
+            <w:r>
+              <w:t xml:space="preserve">」；</w:t>
+            </w:r>
+            <w:r>
+              <w:rPr>
+                <w:rStyle w:val="VerbatimChar"/>
+              </w:rPr>
+              <w:t xml:space="preserve">01:16</w:t>
             </w:r>
             <w:r>
               <w:t xml:space="preserve"> </w:t>
             </w:r>
             <w:r>
-              <w:rPr>
-                <w:bCs/>
-                <w:b/>
-              </w:rPr>
-              <w:t xml:space="preserve">本文未测</w:t>
-            </w:r>
-            <w:r>
-              <w:t xml:space="preserve">」；</w:t>
+              <w:t xml:space="preserve">摘要同调；</w:t>
             </w:r>
             <w:r>
               <w:rPr>
                 <w:rStyle w:val="VerbatimChar"/>
               </w:rPr>
-              <w:t xml:space="preserve">01:16</w:t>
-            </w:r>
-            <w:r>
-              <w:t xml:space="preserve"> </w:t>
-            </w:r>
-            <w:r>
-              <w:t xml:space="preserve">摘要同调；</w:t>
-            </w:r>
-            <w:r>
-              <w:rPr>
-                <w:rStyle w:val="VerbatimChar"/>
-              </w:rPr>
               <w:t xml:space="preserve">01:141</w:t>
             </w:r>
             <w:r>
-              <w:t xml:space="preserve">：「K≤4 边际增益为正（+10.4 / +16.1）⇒ 这恰恰不构成"提前停止"的证据」</w:t>
+              <w:t xml:space="preserve">：「K≤4 边际增益为正（+10.4 / +16.1），这恰恰不构成"提前停止"的证据」</w:t>
             </w:r>
           </w:p>
         </w:tc>
@@ -3016,7 +2972,7 @@
               <w:t xml:space="preserve">01:22</w:t>
             </w:r>
             <w:r>
-              <w:t xml:space="preserve">：「⚠️</w:t>
+              <w:t xml:space="preserve">：「</w:t>
             </w:r>
             <w:r>
               <w:t xml:space="preserve"> </w:t>
@@ -3026,7 +2982,7 @@
                 <w:bCs/>
                 <w:b/>
               </w:rPr>
-              <w:t xml:space="preserve">两个 95%CI 均包含 1 ⇒ 数据并未证明增长率低于线性增长</w:t>
+              <w:t xml:space="preserve">两个 95%CI 均包含 1，数据并未证明增长率低于线性增长</w:t>
             </w:r>
             <w:r>
               <w:t xml:space="preserve">；α 是</w:t>
@@ -3557,10 +3513,7 @@
               <w:t xml:space="preserve">在本批测量下，架构层的干预未能检出与直调臂的差异</w:t>
             </w:r>
             <w:r>
-              <w:t xml:space="preserve">……⇒ ⚠️</w:t>
-            </w:r>
-            <w:r>
-              <w:t xml:space="preserve"> </w:t>
+              <w:t xml:space="preserve">……，</w:t>
             </w:r>
             <w:r>
               <w:rPr>
@@ -3754,7 +3707,7 @@
               <w:t xml:space="preserve"> </w:t>
             </w:r>
             <w:r>
-              <w:t xml:space="preserve">新增「★ 两个 α 为什么会看起来矛盾」对照表（自变量 / 回答的问题 / 出处 /</w:t>
+              <w:t xml:space="preserve">新增「 两个 α 为什么会看起来矛盾」对照表（自变量 / 回答的问题 / 出处 /</w:t>
             </w:r>
             <w:r>
               <w:t xml:space="preserve"> </w:t>
@@ -3764,16 +3717,13 @@
                 <w:bCs/>
                 <w:b/>
               </w:rPr>
-              <w:t xml:space="preserve">是否共享实验批次：❌ 不共享</w:t>
+              <w:t xml:space="preserve">是否共享实验批次：不共享</w:t>
             </w:r>
             <w:r>
               <w:t xml:space="preserve"> </w:t>
             </w:r>
             <w:r>
-              <w:t xml:space="preserve">/ 原始记录是否随本稿归档：⚠️ 否）+ 连带限定「§5.3 表'解码层'行的依据其原始记录属【待完成】补跑批 ⇒</w:t>
-            </w:r>
-            <w:r>
-              <w:t xml:space="preserve"> </w:t>
+              <w:t xml:space="preserve">/ 原始记录是否随本稿归档：否）+ 连带限定「§5.3 表'解码层'行的依据其原始记录属【待完成】补跑批，</w:t>
             </w:r>
             <w:r>
               <w:rPr>
@@ -3884,7 +3834,7 @@
                 <w:bCs/>
                 <w:b/>
               </w:rPr>
-              <w:t xml:space="preserve">四、★ 本文的交付形态，按外部审稿的结论句收窄</w:t>
+              <w:t xml:space="preserve">四、本文的交付形态，按外部审稿的结论句收窄</w:t>
             </w:r>
             <w:r>
               <w:t xml:space="preserve">：</w:t>
@@ -3897,7 +3847,7 @@
               <w:t xml:space="preserve">建立了分层检验框架，并在有限条件下排除了部分解释</w:t>
             </w:r>
             <w:r>
-              <w:t xml:space="preserve">……★</w:t>
+              <w:t xml:space="preserve">……</w:t>
             </w:r>
             <w:r>
               <w:t xml:space="preserve"> </w:t>
@@ -4140,7 +4090,7 @@
               <w:t xml:space="preserve">E1 九类、E2 四类、E3 零类</w:t>
             </w:r>
             <w:r>
-              <w:t xml:space="preserve">（每类至少有一个案例）⇒ ……</w:t>
+              <w:t xml:space="preserve">（每类至少有一个案例），……</w:t>
             </w:r>
             <w:r>
               <w:rPr>
@@ -4162,7 +4112,7 @@
               <w:t xml:space="preserve"> </w:t>
             </w:r>
             <w:r>
-              <w:t xml:space="preserve">摘要「★</w:t>
+              <w:t xml:space="preserve">摘要「</w:t>
             </w:r>
             <w:r>
               <w:t xml:space="preserve"> </w:t>
@@ -4289,7 +4239,7 @@
               <w:t xml:space="preserve">外部只读审计提供了一种重要的独立核验机制</w:t>
             </w:r>
             <w:r>
-              <w:t xml:space="preserve">……★</w:t>
+              <w:t xml:space="preserve">……</w:t>
             </w:r>
             <w:r>
               <w:t xml:space="preserve"> </w:t>
@@ -4321,7 +4271,7 @@
               <w:t xml:space="preserve">03:220</w:t>
             </w:r>
             <w:r>
-              <w:t xml:space="preserve">：「★</w:t>
+              <w:t xml:space="preserve">：「</w:t>
             </w:r>
             <w:r>
               <w:t xml:space="preserve"> </w:t>
@@ -4359,7 +4309,7 @@
               <w:t xml:space="preserve"> </w:t>
             </w:r>
             <w:r>
-              <w:t xml:space="preserve">§4 开头：「★</w:t>
+              <w:t xml:space="preserve">§4 开头：「</w:t>
             </w:r>
             <w:r>
               <w:t xml:space="preserve"> </w:t>
@@ -4964,7 +4914,17 @@
               <w:t xml:space="preserve">同一次巡练</w:t>
             </w:r>
             <w:r>
-              <w:t xml:space="preserve">里各跑 5 道巡练题……⇒</w:t>
+              <w:t xml:space="preserve">里各跑 5 道巡练题……，</w:t>
+            </w:r>
+            <w:r>
+              <w:rPr>
+                <w:bCs/>
+                <w:b/>
+              </w:rPr>
+              <w:t xml:space="preserve">没有第二轮排名，也没有"再跑一遍再挑"的迭代</w:t>
+            </w:r>
+            <w:r>
+              <w:t xml:space="preserve">」；「</w:t>
             </w:r>
             <w:r>
               <w:t xml:space="preserve"> </w:t>
@@ -4974,10 +4934,10 @@
                 <w:bCs/>
                 <w:b/>
               </w:rPr>
-              <w:t xml:space="preserve">没有第二轮排名，也没有"再跑一遍再挑"的迭代</w:t>
-            </w:r>
-            <w:r>
-              <w:t xml:space="preserve">」；「⚠️</w:t>
+              <w:t xml:space="preserve">"18 个规格这份组合"是否事前冻结，未归档</w:t>
+            </w:r>
+            <w:r>
+              <w:t xml:space="preserve">」；「</w:t>
             </w:r>
             <w:r>
               <w:t xml:space="preserve"> </w:t>
@@ -4987,23 +4947,10 @@
                 <w:bCs/>
                 <w:b/>
               </w:rPr>
-              <w:t xml:space="preserve">"18 个规格这份组合"是否事前冻结，未归档</w:t>
-            </w:r>
-            <w:r>
-              <w:t xml:space="preserve">」；「⚠️</w:t>
-            </w:r>
-            <w:r>
-              <w:t xml:space="preserve"> </w:t>
-            </w:r>
-            <w:r>
-              <w:rPr>
-                <w:bCs/>
-                <w:b/>
-              </w:rPr>
               <w:t xml:space="preserve">未归档</w:t>
             </w:r>
             <w:r>
-              <w:t xml:space="preserve">：本轮巡练（2026-10-18）</w:t>
+              <w:t xml:space="preserve">：这一轮巡练（2026-10-18）</w:t>
             </w:r>
             <w:r>
               <w:rPr>
@@ -5159,10 +5106,7 @@
               <w:t xml:space="preserve">依据包</w:t>
             </w:r>
             <w:r>
-              <w:t xml:space="preserve"> </w:t>
-            </w:r>
-            <w:r>
-              <w:t xml:space="preserve">⇒ 同部法内的 3 题不是相互独立的重复」；「</w:t>
+              <w:t xml:space="preserve">，同部法内的 3 题不是相互独立的重复」；「</w:t>
             </w:r>
             <w:r>
               <w:rPr>
@@ -5172,10 +5116,7 @@
               <w:t xml:space="preserve">"目标任务分布"在本文框架内没有形式化定义</w:t>
             </w:r>
             <w:r>
-              <w:t xml:space="preserve"> </w:t>
-            </w:r>
-            <w:r>
-              <w:t xml:space="preserve">⇒ ……只能登记为未做」</w:t>
+              <w:t xml:space="preserve">，……只能登记为未做」</w:t>
             </w:r>
           </w:p>
         </w:tc>
@@ -5429,10 +5370,7 @@
               <w:t xml:space="preserve">被判「未提及」</w:t>
             </w:r>
             <w:r>
-              <w:t xml:space="preserve">……⇒ ★</w:t>
-            </w:r>
-            <w:r>
-              <w:t xml:space="preserve"> </w:t>
+              <w:t xml:space="preserve">……，</w:t>
             </w:r>
             <w:r>
               <w:rPr>
@@ -5745,7 +5683,7 @@
               <w:t xml:space="preserve"> </w:t>
             </w:r>
             <w:r>
-              <w:t xml:space="preserve">摘要补：「⚠️</w:t>
+              <w:t xml:space="preserve">摘要补：「</w:t>
             </w:r>
             <w:r>
               <w:t xml:space="preserve"> </w:t>
@@ -5768,10 +5706,7 @@
               <w:t xml:space="preserve">交互结构级……未测</w:t>
             </w:r>
             <w:r>
-              <w:t xml:space="preserve">……⇒ ⇒</w:t>
-            </w:r>
-            <w:r>
-              <w:t xml:space="preserve"> </w:t>
+              <w:t xml:space="preserve">……，</w:t>
             </w:r>
             <w:r>
               <w:rPr>
@@ -5878,7 +5813,7 @@
               <w:t xml:space="preserve"> </w:t>
             </w:r>
             <w:r>
-              <w:t xml:space="preserve">摘要：「⚠️</w:t>
+              <w:t xml:space="preserve">摘要：「</w:t>
             </w:r>
             <w:r>
               <w:t xml:space="preserve"> </w:t>
@@ -5888,7 +5823,7 @@
                 <w:bCs/>
                 <w:b/>
               </w:rPr>
-              <w:t xml:space="preserve">净增益口径未完成（未算『丢失』侧）⇒ 这不是"架构层净收益为负"的一般结论</w:t>
+              <w:t xml:space="preserve">净增益口径未完成（未算『丢失』侧），这不是"架构层净收益为负"的一般结论</w:t>
             </w:r>
             <w:r>
               <w:t xml:space="preserve">」；</w:t>
@@ -5934,7 +5869,7 @@
                 <w:bCs/>
                 <w:b/>
               </w:rPr>
-              <w:t xml:space="preserve">净增益口径未完成……⇒ 上述读数只描述本批、本域、本口径的方向，不作一般结论</w:t>
+              <w:t xml:space="preserve">净增益口径未完成……，上述读数只描述本批、本域、本口径的方向，不作一般结论</w:t>
             </w:r>
             <w:r>
               <w:t xml:space="preserve">」；</w:t>
@@ -6100,50 +6035,38 @@
               <w:t xml:space="preserve">5 支臂实测为 4 支</w:t>
             </w:r>
             <w:r>
+              <w:t xml:space="preserve">，</w:t>
+            </w:r>
+            <w:r>
+              <w:rPr>
+                <w:bCs/>
+                <w:b/>
+              </w:rPr>
+              <w:t xml:space="preserve">本表数字是「未按 4 支口径重算」的口径</w:t>
+            </w:r>
+            <w:r>
+              <w:t xml:space="preserve">，</w:t>
+            </w:r>
+            <w:r>
+              <w:rPr>
+                <w:bCs/>
+                <w:b/>
+              </w:rPr>
+              <w:t xml:space="preserve">引用前必须按 §8.1 待办第 7 项重算</w:t>
+            </w:r>
+            <w:r>
+              <w:t xml:space="preserve">」；</w:t>
+            </w:r>
+            <w:r>
+              <w:rPr>
+                <w:rStyle w:val="VerbatimChar"/>
+              </w:rPr>
+              <w:t xml:space="preserve">02:925</w:t>
+            </w:r>
+            <w:r>
               <w:t xml:space="preserve"> </w:t>
             </w:r>
             <w:r>
-              <w:t xml:space="preserve">⇒ ⇒</w:t>
-            </w:r>
-            <w:r>
-              <w:t xml:space="preserve"> </w:t>
-            </w:r>
-            <w:r>
-              <w:rPr>
-                <w:bCs/>
-                <w:b/>
-              </w:rPr>
-              <w:t xml:space="preserve">本表数字是「未按 4 支口径重算」的口径</w:t>
-            </w:r>
-            <w:r>
-              <w:t xml:space="preserve"> </w:t>
-            </w:r>
-            <w:r>
-              <w:t xml:space="preserve">⇒ ⇒</w:t>
-            </w:r>
-            <w:r>
-              <w:t xml:space="preserve"> </w:t>
-            </w:r>
-            <w:r>
-              <w:rPr>
-                <w:bCs/>
-                <w:b/>
-              </w:rPr>
-              <w:t xml:space="preserve">引用前必须按 §8.1 待办第 7 项重算</w:t>
-            </w:r>
-            <w:r>
-              <w:t xml:space="preserve">」；</w:t>
-            </w:r>
-            <w:r>
-              <w:rPr>
-                <w:rStyle w:val="VerbatimChar"/>
-              </w:rPr>
-              <w:t xml:space="preserve">02:925</w:t>
-            </w:r>
-            <w:r>
-              <w:t xml:space="preserve"> </w:t>
-            </w:r>
-            <w:r>
               <w:t xml:space="preserve">局限 25 列出受影响读数（284/285、4.20/3.20/4.30、5.8/5.4/5.2、10.5×）并写「</w:t>
             </w:r>
             <w:r>
@@ -6166,7 +6089,7 @@
               <w:jc w:val="left"/>
             </w:pPr>
             <w:r>
-              <w:t xml:space="preserve">A 篇内部彻底；★ L1 篇引用同一组数处未同步</w:t>
+              <w:t xml:space="preserve">A 篇内部彻底； L1 篇引用同一组数处未同步</w:t>
             </w:r>
           </w:p>
         </w:tc>
@@ -6363,79 +6286,73 @@
               <w:t xml:space="preserve">状态化打分未检出优于通用打分的证据</w:t>
             </w:r>
             <w:r>
-              <w:t xml:space="preserve">……⇒</w:t>
+              <w:t xml:space="preserve">……，</w:t>
+            </w:r>
+            <w:r>
+              <w:rPr>
+                <w:bCs/>
+                <w:b/>
+              </w:rPr>
+              <w:t xml:space="preserve">零区分 / 未检出</w:t>
+            </w:r>
+            <w:r>
+              <w:t xml:space="preserve">；</w:t>
+            </w:r>
+            <w:r>
+              <w:rPr>
+                <w:bCs/>
+                <w:b/>
+              </w:rPr>
+              <w:t xml:space="preserve">但本批未预注册最小实际效应量（MES），故不能排除中小效应的存在</w:t>
+            </w:r>
+            <w:r>
+              <w:t xml:space="preserve">，正确表述是"零区分 / 未检出"，不是"已证明无效"」；</w:t>
+            </w:r>
+            <w:r>
+              <w:rPr>
+                <w:rStyle w:val="VerbatimChar"/>
+              </w:rPr>
+              <w:t xml:space="preserve">04:395-412</w:t>
             </w:r>
             <w:r>
               <w:t xml:space="preserve"> </w:t>
             </w:r>
             <w:r>
-              <w:rPr>
-                <w:bCs/>
-                <w:b/>
-              </w:rPr>
-              <w:t xml:space="preserve">零区分 / 未检出</w:t>
-            </w:r>
-            <w:r>
-              <w:t xml:space="preserve">；</w:t>
-            </w:r>
-            <w:r>
-              <w:rPr>
-                <w:bCs/>
-                <w:b/>
-              </w:rPr>
-              <w:t xml:space="preserve">但本批未预注册最小实际效应量（MES），故不能排除中小效应的存在</w:t>
+              <w:t xml:space="preserve">§6.7.2.1《MES 声明》四行表（「本批读数能支持的</w:t>
+            </w:r>
+            <w:r>
+              <w:rPr>
+                <w:bCs/>
+                <w:b/>
+              </w:rPr>
+              <w:t xml:space="preserve">最强</w:t>
+            </w:r>
+            <w:r>
+              <w:t xml:space="preserve">表述 /</w:t>
             </w:r>
             <w:r>
               <w:t xml:space="preserve"> </w:t>
             </w:r>
             <w:r>
-              <w:t xml:space="preserve">⇒ 正确表述是"零区分 / 未检出"，不是"已证明无效"」；</w:t>
+              <w:rPr>
+                <w:bCs/>
+                <w:b/>
+              </w:rPr>
+              <w:t xml:space="preserve">不能</w:t>
+            </w:r>
+            <w:r>
+              <w:t xml:space="preserve">支持的表述："已证明无效" "已排除该效应" "两个打分器等效"」）；</w:t>
             </w:r>
             <w:r>
               <w:rPr>
                 <w:rStyle w:val="VerbatimChar"/>
               </w:rPr>
-              <w:t xml:space="preserve">04:395-412</w:t>
+              <w:t xml:space="preserve">04:450</w:t>
             </w:r>
             <w:r>
               <w:t xml:space="preserve"> </w:t>
             </w:r>
             <w:r>
-              <w:t xml:space="preserve">§6.7.2.1《MES 声明》四行表（「本批读数能支持的</w:t>
-            </w:r>
-            <w:r>
-              <w:rPr>
-                <w:bCs/>
-                <w:b/>
-              </w:rPr>
-              <w:t xml:space="preserve">最强</w:t>
-            </w:r>
-            <w:r>
-              <w:t xml:space="preserve">表述 /</w:t>
-            </w:r>
-            <w:r>
-              <w:t xml:space="preserve"> </w:t>
-            </w:r>
-            <w:r>
-              <w:rPr>
-                <w:bCs/>
-                <w:b/>
-              </w:rPr>
-              <w:t xml:space="preserve">不能</w:t>
-            </w:r>
-            <w:r>
-              <w:t xml:space="preserve">支持的表述：❌"已证明无效" ❌"已排除该效应" ❌"两个打分器等效"」）；</w:t>
-            </w:r>
-            <w:r>
-              <w:rPr>
-                <w:rStyle w:val="VerbatimChar"/>
-              </w:rPr>
-              <w:t xml:space="preserve">04:450</w:t>
-            </w:r>
-            <w:r>
-              <w:t xml:space="preserve"> </w:t>
-            </w:r>
-            <w:r>
               <w:t xml:space="preserve">§6.7.6 第 2 条同步</w:t>
             </w:r>
           </w:p>
@@ -6458,7 +6375,7 @@
               <w:t xml:space="preserve">完全到位</w:t>
             </w:r>
             <w:r>
-              <w:t xml:space="preserve">；★ 但</w:t>
+              <w:t xml:space="preserve">；但</w:t>
             </w:r>
             <w:r>
               <w:rPr>
@@ -6468,10 +6385,7 @@
               <w:t xml:space="preserve">MES 本身仍未预注册、检出力仍未算、D0 地板仍未测</w:t>
             </w:r>
             <w:r>
-              <w:t xml:space="preserve"> </w:t>
-            </w:r>
-            <w:r>
-              <w:t xml:space="preserve">⇒ 审稿人要的那个"用足够样本检验能否排除"仍未做（</w:t>
+              <w:t xml:space="preserve">，审稿人要的那个"用足够样本检验能否排除"仍未做（</w:t>
             </w:r>
             <w:r>
               <w:rPr>
@@ -6600,7 +6514,7 @@
               <w:t xml:space="preserve"> </w:t>
             </w:r>
             <w:r>
-              <w:t xml:space="preserve">§1.4 贡献 5 降级为「⚠️</w:t>
+              <w:t xml:space="preserve">§1.4 贡献 5 降级为「</w:t>
             </w:r>
             <w:r>
               <w:t xml:space="preserve"> </w:t>
@@ -6744,7 +6658,7 @@
               <w:t xml:space="preserve"> </w:t>
             </w:r>
             <w:r>
-              <w:t xml:space="preserve">摘要：「★ 这三项读数</w:t>
+              <w:t xml:space="preserve">摘要：「 这三项读数</w:t>
             </w:r>
             <w:r>
               <w:rPr>
@@ -6851,7 +6765,7 @@
                 <w:bCs/>
                 <w:b/>
               </w:rPr>
-              <w:t xml:space="preserve">摘要 ⑤ 与 §6.4 表内 ⚠️ 行不一致</w:t>
+              <w:t xml:space="preserve">摘要 ⑤ 与 §6.4 表内 行不一致</w:t>
             </w:r>
             <w:r>
               <w:t xml:space="preserve">"（审稿人未点）</w:t>
@@ -6969,50 +6883,41 @@
                 <w:bCs/>
                 <w:b/>
               </w:rPr>
-              <w:t xml:space="preserve">两行有判官的一致率为 0.00 ⇒ 该行不可用</w:t>
+              <w:t xml:space="preserve">两行有判官的一致率为 0.00，该行不可用</w:t>
+            </w:r>
+            <w:r>
+              <w:t xml:space="preserve">，</w:t>
+            </w:r>
+            <w:r>
+              <w:rPr>
+                <w:bCs/>
+                <w:b/>
+              </w:rPr>
+              <w:t xml:space="preserve">方向一致性的证据强度集中在最强对比上，不是六条全等</w:t>
+            </w:r>
+            <w:r>
+              <w:t xml:space="preserve">。</w:t>
+            </w:r>
+            <w:r>
+              <w:rPr>
+                <w:bCs/>
+                <w:b/>
+              </w:rPr>
+              <w:t xml:space="preserve">跨厂商判官因额度限制只覆盖 G01 单题</w:t>
+            </w:r>
+            <w:r>
+              <w:t xml:space="preserve">」；</w:t>
+            </w:r>
+            <w:r>
+              <w:rPr>
+                <w:rStyle w:val="VerbatimChar"/>
+              </w:rPr>
+              <w:t xml:space="preserve">04:321-322</w:t>
             </w:r>
             <w:r>
               <w:t xml:space="preserve"> </w:t>
             </w:r>
             <w:r>
-              <w:t xml:space="preserve">⇒</w:t>
-            </w:r>
-            <w:r>
-              <w:t xml:space="preserve"> </w:t>
-            </w:r>
-            <w:r>
-              <w:rPr>
-                <w:bCs/>
-                <w:b/>
-              </w:rPr>
-              <w:t xml:space="preserve">方向一致性的证据强度集中在最强对比上，不是六条全等</w:t>
-            </w:r>
-            <w:r>
-              <w:t xml:space="preserve">。⚠️</w:t>
-            </w:r>
-            <w:r>
-              <w:t xml:space="preserve"> </w:t>
-            </w:r>
-            <w:r>
-              <w:rPr>
-                <w:bCs/>
-                <w:b/>
-              </w:rPr>
-              <w:t xml:space="preserve">跨厂商判官因额度限制只覆盖 G01 单题</w:t>
-            </w:r>
-            <w:r>
-              <w:t xml:space="preserve">」；</w:t>
-            </w:r>
-            <w:r>
-              <w:rPr>
-                <w:rStyle w:val="VerbatimChar"/>
-              </w:rPr>
-              <w:t xml:space="preserve">04:321-322</w:t>
-            </w:r>
-            <w:r>
-              <w:t xml:space="preserve"> </w:t>
-            </w:r>
-            <w:r>
               <w:t xml:space="preserve">§6.4 新增「逐行核」</w:t>
             </w:r>
           </w:p>
@@ -7024,12 +6929,6 @@
               <w:pStyle w:val="Compact"/>
               <w:jc w:val="left"/>
             </w:pPr>
-            <w:r>
-              <w:t xml:space="preserve">★</w:t>
-            </w:r>
-            <w:r>
-              <w:t xml:space="preserve"> </w:t>
-            </w:r>
             <w:r>
               <w:rPr>
                 <w:rStyle w:val="VerbatimChar"/>
@@ -7363,10 +7262,7 @@
               <w:t xml:space="preserve">04:522-535</w:t>
             </w:r>
             <w:r>
-              <w:t xml:space="preserve">（6 行，§7.1.2）。★</w:t>
-            </w:r>
-            <w:r>
-              <w:t xml:space="preserve"> </w:t>
+              <w:t xml:space="preserve">（6 行，§7.1.2）。</w:t>
             </w:r>
             <w:r>
               <w:rPr>
@@ -7556,7 +7452,7 @@
                 <w:bCs/>
                 <w:b/>
               </w:rPr>
-              <w:t xml:space="preserve">"独立复现"列全部写 ❌/无</w:t>
+              <w:t xml:space="preserve">"独立复现"列全部写 /无</w:t>
             </w:r>
           </w:p>
         </w:tc>
@@ -7688,10 +7584,7 @@
               <w:t xml:space="preserve">04:628/635</w:t>
             </w:r>
             <w:r>
-              <w:t xml:space="preserve">）；★</w:t>
-            </w:r>
-            <w:r>
-              <w:t xml:space="preserve"> </w:t>
+              <w:t xml:space="preserve">）；</w:t>
             </w:r>
             <w:r>
               <w:rPr>
@@ -7893,7 +7786,7 @@
               <w:jc w:val="left"/>
             </w:pPr>
             <w:r>
-              <w:t xml:space="preserve">L1-1~L1-6 六条全部落地（§1.3）⇒ 概念基础的第一层问题已解</w:t>
+              <w:t xml:space="preserve">L1-1~L1-6 六条全部落地（§1.3），概念基础的第一层问题已解</w:t>
             </w:r>
           </w:p>
         </w:tc>
@@ -7957,7 +7850,7 @@
               <w:jc w:val="left"/>
             </w:pPr>
             <w:r>
-              <w:t xml:space="preserve">证据等级 ✓（</w:t>
+              <w:t xml:space="preserve">证据等级（</w:t>
             </w:r>
             <w:r>
               <w:rPr>
@@ -8086,7 +7979,7 @@
               <w:jc w:val="left"/>
             </w:pPr>
             <w:r>
-              <w:t xml:space="preserve">口径已固定 ✓｜留出表现已报告 ✓（</w:t>
+              <w:t xml:space="preserve">口径已固定 ｜留出表现已报告（</w:t>
             </w:r>
             <w:r>
               <w:rPr>
@@ -8129,10 +8022,7 @@
               <w:t xml:space="preserve"> </w:t>
             </w:r>
             <w:r>
-              <w:t xml:space="preserve">第 7 项，均标「0 API（重算已有产出）」⇒</w:t>
-            </w:r>
-            <w:r>
-              <w:t xml:space="preserve"> </w:t>
+              <w:t xml:space="preserve">第 7 项，均标「0 API（重算已有产出）」，</w:t>
             </w:r>
             <w:r>
               <w:rPr>
@@ -8206,7 +8096,7 @@
               <w:jc w:val="left"/>
             </w:pPr>
             <w:r>
-              <w:t xml:space="preserve">前两步 ✓（</w:t>
+              <w:t xml:space="preserve">前两步（</w:t>
             </w:r>
             <w:r>
               <w:rPr>
@@ -8240,7 +8130,7 @@
               <w:t xml:space="preserve"> </w:t>
             </w:r>
             <w:r>
-              <w:t xml:space="preserve">§9 第 1/2 项：人类盲评、跨厂商多题复现未做 ⇒ 多题仍由同源判官承担）｜配对盲评 ✗｜跨模型复现 ✗</w:t>
+              <w:t xml:space="preserve">§9 第 1/2 项：人类盲评、跨厂商多题复现未做，多题仍由同源判官承担）｜配对盲评 ✗｜跨模型复现 ✗</w:t>
             </w:r>
           </w:p>
         </w:tc>
@@ -8396,7 +8286,7 @@
               <w:t xml:space="preserve">口径层</w:t>
             </w:r>
             <w:r>
-              <w:t xml:space="preserve">全部闭合；但 L13（α 实现未归档 ⇒ 第三方不可独立复算）与 L1（K∈{8,16,32} 未跑）仍是硬门槛（</w:t>
+              <w:t xml:space="preserve">全部闭合；但 L13（α 实现未归档，第三方不可独立复算）与 L1（K∈{8,16,32} 未跑）仍是硬门槛（</w:t>
             </w:r>
             <w:r>
               <w:rPr>
@@ -8420,7 +8310,7 @@
               <w:t xml:space="preserve"> </w:t>
             </w:r>
             <w:r>
-              <w:t xml:space="preserve">附录 A）⇒ 仍属大修</w:t>
+              <w:t xml:space="preserve">附录 A），仍属大修</w:t>
             </w:r>
           </w:p>
         </w:tc>
@@ -8490,7 +8380,7 @@
               <w:jc w:val="left"/>
             </w:pPr>
             <w:r>
-              <w:t xml:space="preserve">来源核验 ✓（逐类回源状态已登记）｜标题与贡献一致 ✓（</w:t>
+              <w:t xml:space="preserve">来源核验（逐类回源状态已登记）｜标题与贡献一致（</w:t>
             </w:r>
             <w:r>
               <w:rPr>
@@ -8521,7 +8411,7 @@
               <w:t xml:space="preserve"> </w:t>
             </w:r>
             <w:r>
-              <w:t xml:space="preserve">§9 第 5 项）⇒ 仍属大修</w:t>
+              <w:t xml:space="preserve">§9 第 5 项），仍属大修</w:t>
             </w:r>
           </w:p>
         </w:tc>
@@ -8613,7 +8503,7 @@
               <w:t xml:space="preserve"> </w:t>
             </w:r>
             <w:r>
-              <w:t xml:space="preserve">§9 第 5 项）⇒ 仍属大修</w:t>
+              <w:t xml:space="preserve">§9 第 5 项），仍属大修</w:t>
             </w:r>
           </w:p>
         </w:tc>
@@ -8683,7 +8573,7 @@
               <w:jc w:val="left"/>
             </w:pPr>
             <w:r>
-              <w:t xml:space="preserve">指标冲突 ✓｜</w:t>
+              <w:t xml:space="preserve">指标冲突 ｜</w:t>
             </w:r>
             <w:r>
               <w:rPr>
@@ -8730,7 +8620,7 @@
               <w:t xml:space="preserve">:641-642</w:t>
             </w:r>
             <w:r>
-              <w:t xml:space="preserve">）⇒ 仍属大修</w:t>
+              <w:t xml:space="preserve">），仍属大修</w:t>
             </w:r>
           </w:p>
         </w:tc>
@@ -9086,7 +8976,7 @@
               <w:t xml:space="preserve"> </w:t>
             </w:r>
             <w:r>
-              <w:t xml:space="preserve">✓ vs</w:t>
+              <w:t xml:space="preserve">vs</w:t>
             </w:r>
             <w:r>
               <w:t xml:space="preserve"> </w:t>
@@ -9237,41 +9127,32 @@
               <w:t xml:space="preserve">0.10× 同位置基线</w:t>
             </w:r>
             <w:r>
+              <w:t xml:space="preserve">，</w:t>
+            </w:r>
+            <w:r>
+              <w:rPr>
+                <w:bCs/>
+                <w:b/>
+              </w:rPr>
+              <w:t xml:space="preserve">不属内容依赖</w:t>
+            </w:r>
+            <w:r>
+              <w:t xml:space="preserve">），</w:t>
+            </w:r>
+            <w:r>
+              <w:rPr>
+                <w:bCs/>
+                <w:b/>
+              </w:rPr>
+              <w:t xml:space="preserve">不是脆弱格</w:t>
+            </w:r>
+            <w:r>
+              <w:t xml:space="preserve">；但同对比另一题为</w:t>
+            </w:r>
+            <w:r>
               <w:t xml:space="preserve"> </w:t>
             </w:r>
             <w:r>
-              <w:t xml:space="preserve">⇒</w:t>
-            </w:r>
-            <w:r>
-              <w:t xml:space="preserve"> </w:t>
-            </w:r>
-            <w:r>
-              <w:rPr>
-                <w:bCs/>
-                <w:b/>
-              </w:rPr>
-              <w:t xml:space="preserve">不属内容依赖</w:t>
-            </w:r>
-            <w:r>
-              <w:t xml:space="preserve">）⇒</w:t>
-            </w:r>
-            <w:r>
-              <w:t xml:space="preserve"> </w:t>
-            </w:r>
-            <w:r>
-              <w:rPr>
-                <w:bCs/>
-                <w:b/>
-              </w:rPr>
-              <w:t xml:space="preserve">不是脆弱格</w:t>
-            </w:r>
-            <w:r>
-              <w:t xml:space="preserve">；但同对比另一题为</w:t>
-            </w:r>
-            <w:r>
-              <w:t xml:space="preserve"> </w:t>
-            </w:r>
-            <w:r>
               <w:rPr>
                 <w:bCs/>
                 <w:b/>
@@ -9279,13 +9160,7 @@
               <w:t xml:space="preserve">−2.16σ</w:t>
             </w:r>
             <w:r>
-              <w:t xml:space="preserve"> </w:t>
-            </w:r>
-            <w:r>
-              <w:t xml:space="preserve">⇒</w:t>
-            </w:r>
-            <w:r>
-              <w:t xml:space="preserve"> </w:t>
+              <w:t xml:space="preserve">，</w:t>
             </w:r>
             <w:r>
               <w:rPr>
@@ -9295,13 +9170,7 @@
               <w:t xml:space="preserve">题级方向相反</w:t>
             </w:r>
             <w:r>
-              <w:t xml:space="preserve"> </w:t>
-            </w:r>
-            <w:r>
-              <w:t xml:space="preserve">⇒</w:t>
-            </w:r>
-            <w:r>
-              <w:t xml:space="preserve"> </w:t>
+              <w:t xml:space="preserve">，</w:t>
             </w:r>
             <w:r>
               <w:rPr>
@@ -9564,7 +9433,7 @@
         <w:pStyle w:val="BodyText"/>
       </w:pPr>
       <w:r>
-        <w:t xml:space="preserve">★ 其中</w:t>
+        <w:t xml:space="preserve">其中</w:t>
       </w:r>
       <w:r>
         <w:t xml:space="preserve"> </w:t>
@@ -9577,10 +9446,7 @@
         <w:t xml:space="preserve">11 条"部分回应"里有 6 条属"证据类未做"</w:t>
       </w:r>
       <w:r>
-        <w:t xml:space="preserve">（规格 D3 已拍板不做新研究）：C 规程量化验证 / C 来源回查 / C 盲化案例测试 / D 配对盲评与跨模型复现 / A 4 支重算与净增益双边重算 / L1 人工正负对照与 K 曲线。⇒</w:t>
-      </w:r>
-      <w:r>
-        <w:t xml:space="preserve"> </w:t>
+        <w:t xml:space="preserve">（规格 D3 已拍板不做新研究）：C 规程量化验证 / C 来源回查 / C 盲化案例测试 / D 配对盲评与跨模型复现 / A 4 支重算与净增益双边重算 / L1 人工正负对照与 K 曲线。</w:t>
       </w:r>
       <w:r>
         <w:rPr>
@@ -9608,7 +9474,7 @@
         <w:pStyle w:val="Heading2"/>
       </w:pPr>
       <w:r>
-        <w:t xml:space="preserve">2 · ★ 改稿新引入的问题清单（最重要的一节）</w:t>
+        <w:t xml:space="preserve">2 · 改稿新引入的问题清单（最重要的一节）</w:t>
       </w:r>
     </w:p>
     <w:p>
@@ -9688,7 +9554,7 @@
         <w:t xml:space="preserve">:324</w:t>
       </w:r>
       <w:r>
-        <w:t xml:space="preserve">（判决表后"读法"纪律第 1 条）</w:t>
+        <w:t xml:space="preserve">（判决表后"读法"要求第 1 条）</w:t>
       </w:r>
     </w:p>
     <w:p>
@@ -9713,8 +9579,8 @@
     <w:p>
       <w:pPr>
         <w:numPr>
-          <w:ilvl w:val="1"/>
-          <w:numId w:val="1002"/>
+          <w:ilvl w:val="0"/>
+          <w:numId w:val="1001"/>
         </w:numPr>
         <w:pStyle w:val="Compact"/>
       </w:pPr>
@@ -9743,44 +9609,6 @@
           <w:b/>
         </w:rPr>
         <w:t xml:space="preserve">两轴方向一致</w:t>
-      </w:r>
-      <w:r>
-        <w:t xml:space="preserve">。」</w:t>
-      </w:r>
-    </w:p>
-    <w:p>
-      <w:pPr>
-        <w:numPr>
-          <w:ilvl w:val="1"/>
-          <w:numId w:val="1002"/>
-        </w:numPr>
-        <w:pStyle w:val="Compact"/>
-      </w:pPr>
-      <w:r>
-        <w:rPr>
-          <w:rStyle w:val="VerbatimChar"/>
-        </w:rPr>
-        <w:t xml:space="preserve">:318</w:t>
-      </w:r>
-      <w:r>
-        <w:t xml:space="preserve">：「③</w:t>
-      </w:r>
-      <w:r>
-        <w:rPr>
-          <w:bCs/>
-          <w:b/>
-        </w:rPr>
-        <w:t xml:space="preserve">两条轴不共享任何指标</w:t>
-      </w:r>
-      <w:r>
-        <w:t xml:space="preserve">（一条用核验器判定，一条用几何去重），</w:t>
-      </w:r>
-      <w:r>
-        <w:rPr>
-          <w:bCs/>
-          <w:b/>
-        </w:rPr>
-        <w:t xml:space="preserve">方向一致</w:t>
       </w:r>
       <w:r>
         <w:t xml:space="preserve">。」</w:t>
@@ -9796,48 +9624,32 @@
       </w:pPr>
       <w:r>
         <w:rPr>
-          <w:bCs/>
-          <w:b/>
-        </w:rPr>
-        <w:t xml:space="preserve">为什么是新引入的</w:t>
-      </w:r>
-      <w:r>
-        <w:t xml:space="preserve">：</w:t>
-      </w:r>
-      <w:r>
-        <w:rPr>
           <w:rStyle w:val="VerbatimChar"/>
         </w:rPr>
-        <w:t xml:space="preserve">git show HEAD:...</w:t>
-      </w:r>
-      <w:r>
-        <w:t xml:space="preserve"> </w:t>
-      </w:r>
-      <w:r>
-        <w:t xml:space="preserve">改前原句只有「且该结论与质量轴……</w:t>
-      </w:r>
-      <w:r>
-        <w:rPr>
-          <w:bCs/>
-          <w:b/>
-        </w:rPr>
-        <w:t xml:space="preserve">不共享任何指标</w:t>
-      </w:r>
-      <w:r>
-        <w:t xml:space="preserve">」⇒</w:t>
-      </w:r>
-      <w:r>
-        <w:t xml:space="preserve"> </w:t>
-      </w:r>
-      <w:r>
-        <w:rPr>
-          <w:bCs/>
-          <w:b/>
-        </w:rPr>
-        <w:t xml:space="preserve">"方向一致"是本轮新加的</w:t>
-      </w:r>
-      <w:r>
-        <w:t xml:space="preserve">。</w:t>
+        <w:t xml:space="preserve">:318</w:t>
+      </w:r>
+      <w:r>
+        <w:t xml:space="preserve">：「③</w:t>
+      </w:r>
+      <w:r>
+        <w:rPr>
+          <w:bCs/>
+          <w:b/>
+        </w:rPr>
+        <w:t xml:space="preserve">两条轴不共享任何指标</w:t>
+      </w:r>
+      <w:r>
+        <w:t xml:space="preserve">（一条用核验器判定，一条用几何去重），</w:t>
+      </w:r>
+      <w:r>
+        <w:rPr>
+          <w:bCs/>
+          <w:b/>
+        </w:rPr>
+        <w:t xml:space="preserve">方向一致</w:t>
+      </w:r>
+      <w:r>
+        <w:t xml:space="preserve">。」</w:t>
       </w:r>
     </w:p>
     <w:p>
@@ -9853,200 +9665,39 @@
           <w:bCs/>
           <w:b/>
         </w:rPr>
-        <w:t xml:space="preserve">为什么是错的</w:t>
-      </w:r>
-      <w:r>
-        <w:t xml:space="preserve">（本篇自己的数据）：</w:t>
-      </w:r>
-    </w:p>
-    <w:p>
-      <w:pPr>
-        <w:numPr>
-          <w:ilvl w:val="1"/>
-          <w:numId w:val="1003"/>
-        </w:numPr>
-        <w:pStyle w:val="Compact"/>
-      </w:pPr>
-      <w:r>
-        <w:t xml:space="preserve">α 轴 5 个配对 Δα =</w:t>
-      </w:r>
-      <w:r>
-        <w:t xml:space="preserve"> </w:t>
-      </w:r>
-      <w:r>
-        <w:rPr>
-          <w:bCs/>
-          <w:b/>
-        </w:rPr>
-        <w:t xml:space="preserve">−0.002 / +0.021 / +0.091 / +0.110 / −0.072</w:t>
-      </w:r>
-      <w:r>
-        <w:t xml:space="preserve">（</w:t>
+        <w:t xml:space="preserve">为什么是新引入的</w:t>
+      </w:r>
+      <w:r>
+        <w:t xml:space="preserve">：</w:t>
       </w:r>
       <w:r>
         <w:rPr>
           <w:rStyle w:val="VerbatimChar"/>
         </w:rPr>
-        <w:t xml:space="preserve">:316</w:t>
-      </w:r>
-      <w:r>
-        <w:t xml:space="preserve">）⇒</w:t>
-      </w:r>
-      <w:r>
-        <w:t xml:space="preserve"> </w:t>
-      </w:r>
-      <w:r>
-        <w:rPr>
-          <w:bCs/>
-          <w:b/>
-        </w:rPr>
-        <w:t xml:space="preserve">3 正 2 负，5/5 的 CI 全部含 0</w:t>
-      </w:r>
-      <w:r>
-        <w:t xml:space="preserve"> </w:t>
-      </w:r>
-      <w:r>
-        <w:t xml:space="preserve">⇒</w:t>
-      </w:r>
-      <w:r>
-        <w:t xml:space="preserve"> </w:t>
-      </w:r>
-      <w:r>
-        <w:rPr>
-          <w:bCs/>
-          <w:b/>
-        </w:rPr>
-        <w:t xml:space="preserve">α 轴根本没有方向</w:t>
-      </w:r>
-      <w:r>
-        <w:t xml:space="preserve">。</w:t>
-      </w:r>
-    </w:p>
-    <w:p>
-      <w:pPr>
-        <w:numPr>
-          <w:ilvl w:val="1"/>
-          <w:numId w:val="1003"/>
-        </w:numPr>
-        <w:pStyle w:val="Compact"/>
-      </w:pPr>
-      <w:r>
-        <w:t xml:space="preserve">同一行判决表自己写着「①</w:t>
-      </w:r>
-      <w:r>
-        <w:t xml:space="preserve"> </w:t>
-      </w:r>
-      <w:r>
-        <w:rPr>
-          <w:bCs/>
-          <w:b/>
-        </w:rPr>
-        <w:t xml:space="preserve">α 轴：不可分辨（未检出）</w:t>
-      </w:r>
-      <w:r>
-        <w:t xml:space="preserve">」（</w:t>
-      </w:r>
-      <w:r>
-        <w:rPr>
-          <w:rStyle w:val="VerbatimChar"/>
-        </w:rPr>
-        <w:t xml:space="preserve">:318</w:t>
-      </w:r>
-      <w:r>
-        <w:t xml:space="preserve"> </w:t>
-      </w:r>
-      <w:r>
-        <w:t xml:space="preserve">支持度列）⇒</w:t>
-      </w:r>
-      <w:r>
-        <w:t xml:space="preserve"> </w:t>
-      </w:r>
-      <w:r>
-        <w:rPr>
-          <w:bCs/>
-          <w:b/>
-        </w:rPr>
-        <w:t xml:space="preserve">同一行内两列自相矛盾</w:t>
-      </w:r>
-      <w:r>
-        <w:t xml:space="preserve">。</w:t>
-      </w:r>
-    </w:p>
-    <w:p>
-      <w:pPr>
-        <w:numPr>
-          <w:ilvl w:val="1"/>
-          <w:numId w:val="1003"/>
-        </w:numPr>
-        <w:pStyle w:val="Compact"/>
-      </w:pPr>
-      <w:r>
-        <w:t xml:space="preserve">合订本</w:t>
-      </w:r>
-      <w:r>
-        <w:t xml:space="preserve"> </w:t>
-      </w:r>
-      <w:r>
-        <w:rPr>
-          <w:rStyle w:val="VerbatimChar"/>
-        </w:rPr>
-        <w:t xml:space="preserve">09:93</w:t>
-      </w:r>
-      <w:r>
-        <w:t xml:space="preserve"> </w:t>
-      </w:r>
-      <w:r>
-        <w:t xml:space="preserve">的 L1 卡</w:t>
-      </w:r>
-      <w:r>
-        <w:rPr>
-          <w:bCs/>
-          <w:b/>
-        </w:rPr>
-        <w:t xml:space="preserve">没有</w:t>
-      </w:r>
-      <w:r>
-        <w:t xml:space="preserve">这句话（卡里写「①</w:t>
-      </w:r>
-      <w:r>
-        <w:rPr>
-          <w:bCs/>
-          <w:b/>
-        </w:rPr>
-        <w:t xml:space="preserve">质量/正确性轴</w:t>
-      </w:r>
-      <w:r>
-        <w:t xml:space="preserve">……②</w:t>
-      </w:r>
-      <w:r>
-        <w:rPr>
-          <w:bCs/>
-          <w:b/>
-        </w:rPr>
-        <w:t xml:space="preserve">α 轴</w:t>
-      </w:r>
-      <w:r>
-        <w:t xml:space="preserve">：…</w:t>
-      </w:r>
-      <w:r>
-        <w:rPr>
-          <w:bCs/>
-          <w:b/>
-        </w:rPr>
-        <w:t xml:space="preserve">5/5 不可分辨</w:t>
-      </w:r>
-      <w:r>
-        <w:t xml:space="preserve">」）⇒</w:t>
-      </w:r>
-      <w:r>
-        <w:t xml:space="preserve"> </w:t>
-      </w:r>
-      <w:r>
-        <w:rPr>
-          <w:bCs/>
-          <w:b/>
-        </w:rPr>
-        <w:t xml:space="preserve">单篇 ↔ 合订本口径不一致</w:t>
+        <w:t xml:space="preserve">git show HEAD:...</w:t>
+      </w:r>
+      <w:r>
+        <w:t xml:space="preserve"> </w:t>
+      </w:r>
+      <w:r>
+        <w:t xml:space="preserve">改前原句只有「且该结论与质量轴……</w:t>
+      </w:r>
+      <w:r>
+        <w:rPr>
+          <w:bCs/>
+          <w:b/>
+        </w:rPr>
+        <w:t xml:space="preserve">不共享任何指标</w:t>
+      </w:r>
+      <w:r>
+        <w:t xml:space="preserve">」，</w:t>
+      </w:r>
+      <w:r>
+        <w:rPr>
+          <w:bCs/>
+          <w:b/>
+        </w:rPr>
+        <w:t xml:space="preserve">"方向一致"是这一轮新加的</w:t>
       </w:r>
       <w:r>
         <w:t xml:space="preserve">。</w:t>
@@ -10065,10 +9716,10 @@
           <w:bCs/>
           <w:b/>
         </w:rPr>
-        <w:t xml:space="preserve">危害</w:t>
-      </w:r>
-      <w:r>
-        <w:t xml:space="preserve">：这正是本轮改稿要消灭的那类跳跃（把"未检出"读成"有同向证据"）——审稿人 §七·问题一的三步箭头，第 2→3 步会当场再被抓一次。</w:t>
+        <w:t xml:space="preserve">为什么是错的</w:t>
+      </w:r>
+      <w:r>
+        <w:t xml:space="preserve">（本篇自己的数据）：</w:t>
       </w:r>
     </w:p>
     <w:p>
@@ -10080,6 +9731,203 @@
         <w:pStyle w:val="Compact"/>
       </w:pPr>
       <w:r>
+        <w:t xml:space="preserve">α 轴 5 个配对 Δα =</w:t>
+      </w:r>
+      <w:r>
+        <w:t xml:space="preserve"> </w:t>
+      </w:r>
+      <w:r>
+        <w:rPr>
+          <w:bCs/>
+          <w:b/>
+        </w:rPr>
+        <w:t xml:space="preserve">−0.002 / +0.021 / +0.091 / +0.110 / −0.072</w:t>
+      </w:r>
+      <w:r>
+        <w:t xml:space="preserve">（</w:t>
+      </w:r>
+      <w:r>
+        <w:rPr>
+          <w:rStyle w:val="VerbatimChar"/>
+        </w:rPr>
+        <w:t xml:space="preserve">:316</w:t>
+      </w:r>
+      <w:r>
+        <w:t xml:space="preserve">），</w:t>
+      </w:r>
+      <w:r>
+        <w:rPr>
+          <w:bCs/>
+          <w:b/>
+        </w:rPr>
+        <w:t xml:space="preserve">3 正 2 负，5/5 的 CI 全部含 0</w:t>
+      </w:r>
+      <w:r>
+        <w:t xml:space="preserve">，</w:t>
+      </w:r>
+      <w:r>
+        <w:rPr>
+          <w:bCs/>
+          <w:b/>
+        </w:rPr>
+        <w:t xml:space="preserve">α 轴根本没有方向</w:t>
+      </w:r>
+      <w:r>
+        <w:t xml:space="preserve">。</w:t>
+      </w:r>
+    </w:p>
+    <w:p>
+      <w:pPr>
+        <w:numPr>
+          <w:ilvl w:val="0"/>
+          <w:numId w:val="1001"/>
+        </w:numPr>
+        <w:pStyle w:val="Compact"/>
+      </w:pPr>
+      <w:r>
+        <w:t xml:space="preserve">同一行判决表自己写着「①</w:t>
+      </w:r>
+      <w:r>
+        <w:t xml:space="preserve"> </w:t>
+      </w:r>
+      <w:r>
+        <w:rPr>
+          <w:bCs/>
+          <w:b/>
+        </w:rPr>
+        <w:t xml:space="preserve">α 轴：不可分辨（未检出）</w:t>
+      </w:r>
+      <w:r>
+        <w:t xml:space="preserve">」（</w:t>
+      </w:r>
+      <w:r>
+        <w:rPr>
+          <w:rStyle w:val="VerbatimChar"/>
+        </w:rPr>
+        <w:t xml:space="preserve">:318</w:t>
+      </w:r>
+      <w:r>
+        <w:t xml:space="preserve"> </w:t>
+      </w:r>
+      <w:r>
+        <w:t xml:space="preserve">支持度列），</w:t>
+      </w:r>
+      <w:r>
+        <w:rPr>
+          <w:bCs/>
+          <w:b/>
+        </w:rPr>
+        <w:t xml:space="preserve">同一行内两列自相矛盾</w:t>
+      </w:r>
+      <w:r>
+        <w:t xml:space="preserve">。</w:t>
+      </w:r>
+    </w:p>
+    <w:p>
+      <w:pPr>
+        <w:numPr>
+          <w:ilvl w:val="0"/>
+          <w:numId w:val="1001"/>
+        </w:numPr>
+        <w:pStyle w:val="Compact"/>
+      </w:pPr>
+      <w:r>
+        <w:t xml:space="preserve">合订本</w:t>
+      </w:r>
+      <w:r>
+        <w:t xml:space="preserve"> </w:t>
+      </w:r>
+      <w:r>
+        <w:rPr>
+          <w:rStyle w:val="VerbatimChar"/>
+        </w:rPr>
+        <w:t xml:space="preserve">09:93</w:t>
+      </w:r>
+      <w:r>
+        <w:t xml:space="preserve"> </w:t>
+      </w:r>
+      <w:r>
+        <w:t xml:space="preserve">的 L1 卡</w:t>
+      </w:r>
+      <w:r>
+        <w:rPr>
+          <w:bCs/>
+          <w:b/>
+        </w:rPr>
+        <w:t xml:space="preserve">没有</w:t>
+      </w:r>
+      <w:r>
+        <w:t xml:space="preserve">这句话（卡里写「①</w:t>
+      </w:r>
+      <w:r>
+        <w:rPr>
+          <w:bCs/>
+          <w:b/>
+        </w:rPr>
+        <w:t xml:space="preserve">质量/正确性轴</w:t>
+      </w:r>
+      <w:r>
+        <w:t xml:space="preserve">……②</w:t>
+      </w:r>
+      <w:r>
+        <w:rPr>
+          <w:bCs/>
+          <w:b/>
+        </w:rPr>
+        <w:t xml:space="preserve">α 轴</w:t>
+      </w:r>
+      <w:r>
+        <w:t xml:space="preserve">：…</w:t>
+      </w:r>
+      <w:r>
+        <w:rPr>
+          <w:bCs/>
+          <w:b/>
+        </w:rPr>
+        <w:t xml:space="preserve">5/5 不可分辨</w:t>
+      </w:r>
+      <w:r>
+        <w:t xml:space="preserve">」），</w:t>
+      </w:r>
+      <w:r>
+        <w:rPr>
+          <w:bCs/>
+          <w:b/>
+        </w:rPr>
+        <w:t xml:space="preserve">单篇 ↔ 合订本口径不一致</w:t>
+      </w:r>
+      <w:r>
+        <w:t xml:space="preserve">。</w:t>
+      </w:r>
+    </w:p>
+    <w:p>
+      <w:pPr>
+        <w:numPr>
+          <w:ilvl w:val="0"/>
+          <w:numId w:val="1001"/>
+        </w:numPr>
+        <w:pStyle w:val="Compact"/>
+      </w:pPr>
+      <w:r>
+        <w:rPr>
+          <w:bCs/>
+          <w:b/>
+        </w:rPr>
+        <w:t xml:space="preserve">危害</w:t>
+      </w:r>
+      <w:r>
+        <w:t xml:space="preserve">：这正是这一轮改稿要消灭的那类跳跃（把"未检出"读成"有同向证据"）——审稿人 §七·问题一的三步箭头，第 2→3 步会当场再被抓一次。</w:t>
+      </w:r>
+    </w:p>
+    <w:p>
+      <w:pPr>
+        <w:numPr>
+          <w:ilvl w:val="0"/>
+          <w:numId w:val="1001"/>
+        </w:numPr>
+        <w:pStyle w:val="Compact"/>
+      </w:pPr>
+      <w:r>
         <w:rPr>
           <w:bCs/>
           <w:b/>
@@ -10104,7 +9952,7 @@
           <w:bCs/>
           <w:b/>
         </w:rPr>
-        <w:t xml:space="preserve">；质量轴给出方向 ⇒ 两轴</w:t>
+        <w:t xml:space="preserve">；质量轴给出方向，两轴</w:t>
       </w:r>
       <w:r>
         <w:t xml:space="preserve">互不矛盾，但不构成同向证据**」；</w:t>
@@ -10119,7 +9967,7 @@
         <w:t xml:space="preserve"> </w:t>
       </w:r>
       <w:r>
-        <w:t xml:space="preserve">的纪律第 1 条同步。</w:t>
+        <w:t xml:space="preserve">的要求第 1 条同步。</w:t>
       </w:r>
     </w:p>
     <w:bookmarkEnd w:id="36"/>
@@ -10130,6 +9978,687 @@
       </w:pPr>
       <w:r>
         <w:t xml:space="preserve">N2 ·【中高 · 需返工】D 篇 §6.4 结论段仍是改前旧口径，与同节新加的"逐行核"直接打架</w:t>
+      </w:r>
+    </w:p>
+    <w:p>
+      <w:pPr>
+        <w:numPr>
+          <w:ilvl w:val="0"/>
+          <w:numId w:val="1002"/>
+        </w:numPr>
+        <w:pStyle w:val="Compact"/>
+      </w:pPr>
+      <w:r>
+        <w:rPr>
+          <w:bCs/>
+          <w:b/>
+        </w:rPr>
+        <w:t xml:space="preserve">位置</w:t>
+      </w:r>
+      <w:r>
+        <w:t xml:space="preserve">：</w:t>
+      </w:r>
+      <w:r>
+        <w:rPr>
+          <w:rStyle w:val="VerbatimChar"/>
+        </w:rPr>
+        <w:t xml:space="preserve">papers/04_D_StateMachineIsNotYetAPrompt_交差稿.md:317-318</w:t>
+      </w:r>
+      <w:r>
+        <w:t xml:space="preserve">；同类残留</w:t>
+      </w:r>
+      <w:r>
+        <w:t xml:space="preserve"> </w:t>
+      </w:r>
+      <w:r>
+        <w:rPr>
+          <w:rStyle w:val="VerbatimChar"/>
+        </w:rPr>
+        <w:t xml:space="preserve">:583</w:t>
+      </w:r>
+      <w:r>
+        <w:t xml:space="preserve">（§7.6）</w:t>
+      </w:r>
+    </w:p>
+    <w:p>
+      <w:pPr>
+        <w:numPr>
+          <w:ilvl w:val="0"/>
+          <w:numId w:val="1002"/>
+        </w:numPr>
+        <w:pStyle w:val="Compact"/>
+      </w:pPr>
+      <w:r>
+        <w:rPr>
+          <w:bCs/>
+          <w:b/>
+        </w:rPr>
+        <w:t xml:space="preserve">原文</w:t>
+      </w:r>
+      <w:r>
+        <w:t xml:space="preserve">：</w:t>
+      </w:r>
+    </w:p>
+    <w:p>
+      <w:pPr>
+        <w:numPr>
+          <w:ilvl w:val="0"/>
+          <w:numId w:val="1002"/>
+        </w:numPr>
+        <w:pStyle w:val="Compact"/>
+      </w:pPr>
+      <w:r>
+        <w:rPr>
+          <w:rStyle w:val="VerbatimChar"/>
+        </w:rPr>
+        <w:t xml:space="preserve">:317</w:t>
+      </w:r>
+      <w:r>
+        <w:t xml:space="preserve">：「，</w:t>
+      </w:r>
+      <w:r>
+        <w:rPr>
+          <w:bCs/>
+          <w:b/>
+        </w:rPr>
+        <w:t xml:space="preserve">核心结论在三个判官（两个跨厂商、一个同源）上方向一致</w:t>
+      </w:r>
+      <w:r>
+        <w:t xml:space="preserve">，且在最强的对比（A vs WF-a3）上</w:t>
+      </w:r>
+      <w:r>
+        <w:rPr>
+          <w:bCs/>
+          <w:b/>
+        </w:rPr>
+        <w:t xml:space="preserve">三个判官给出完全相同的数字（0胜6负，一致率 1.00）</w:t>
+      </w:r>
+      <w:r>
+        <w:t xml:space="preserve">。」</w:t>
+      </w:r>
+    </w:p>
+    <w:p>
+      <w:pPr>
+        <w:numPr>
+          <w:ilvl w:val="0"/>
+          <w:numId w:val="1002"/>
+        </w:numPr>
+        <w:pStyle w:val="Compact"/>
+      </w:pPr>
+      <w:r>
+        <w:rPr>
+          <w:rStyle w:val="VerbatimChar"/>
+        </w:rPr>
+        <w:t xml:space="preserve">:318</w:t>
+      </w:r>
+      <w:r>
+        <w:t xml:space="preserve">：「，这说明该方向</w:t>
+      </w:r>
+      <w:r>
+        <w:rPr>
+          <w:bCs/>
+          <w:b/>
+        </w:rPr>
+        <w:t xml:space="preserve">不是某个判官家族的偏好</w:t>
+      </w:r>
+      <w:r>
+        <w:t xml:space="preserve">，更可能来自产出本身。」</w:t>
+      </w:r>
+    </w:p>
+    <w:p>
+      <w:pPr>
+        <w:numPr>
+          <w:ilvl w:val="0"/>
+          <w:numId w:val="1002"/>
+        </w:numPr>
+        <w:pStyle w:val="Compact"/>
+      </w:pPr>
+      <w:r>
+        <w:rPr>
+          <w:rStyle w:val="VerbatimChar"/>
+        </w:rPr>
+        <w:t xml:space="preserve">:583</w:t>
+      </w:r>
+      <w:r>
+        <w:t xml:space="preserve">：「若同源判官与跨厂商判官在同一批数据上</w:t>
+      </w:r>
+      <w:r>
+        <w:rPr>
+          <w:bCs/>
+          <w:b/>
+        </w:rPr>
+        <w:t xml:space="preserve">方向一致</w:t>
+      </w:r>
+      <w:r>
+        <w:t xml:space="preserve">（本文：三个判官在核心对比上给出完全相同的数字），则该方向</w:t>
+      </w:r>
+      <w:r>
+        <w:rPr>
+          <w:bCs/>
+          <w:b/>
+        </w:rPr>
+        <w:t xml:space="preserve">不是</w:t>
+      </w:r>
+      <w:r>
+        <w:t xml:space="preserve">单一判官家族的偏好；」</w:t>
+      </w:r>
+    </w:p>
+    <w:p>
+      <w:pPr>
+        <w:numPr>
+          <w:ilvl w:val="0"/>
+          <w:numId w:val="1002"/>
+        </w:numPr>
+        <w:pStyle w:val="Compact"/>
+      </w:pPr>
+      <w:r>
+        <w:rPr>
+          <w:bCs/>
+          <w:b/>
+        </w:rPr>
+        <w:t xml:space="preserve">冲突证据</w:t>
+      </w:r>
+      <w:r>
+        <w:t xml:space="preserve">（同一节内）：</w:t>
+      </w:r>
+    </w:p>
+    <w:p>
+      <w:pPr>
+        <w:numPr>
+          <w:ilvl w:val="0"/>
+          <w:numId w:val="1002"/>
+        </w:numPr>
+        <w:pStyle w:val="Compact"/>
+      </w:pPr>
+      <w:r>
+        <w:rPr>
+          <w:rStyle w:val="VerbatimChar"/>
+        </w:rPr>
+        <w:t xml:space="preserve">:311</w:t>
+      </w:r>
+      <w:r>
+        <w:t xml:space="preserve"> </w:t>
+      </w:r>
+      <w:r>
+        <w:t xml:space="preserve">A vs WF-a3 的</w:t>
+      </w:r>
+      <w:r>
+        <w:t xml:space="preserve"> </w:t>
+      </w:r>
+      <w:r>
+        <w:rPr>
+          <w:bCs/>
+          <w:b/>
+        </w:rPr>
+        <w:t xml:space="preserve">D2 行</w:t>
+      </w:r>
+      <w:r>
+        <w:t xml:space="preserve">：</w:t>
+      </w:r>
+      <w:r>
+        <w:rPr>
+          <w:rStyle w:val="VerbatimChar"/>
+        </w:rPr>
+        <w:t xml:space="preserve">grok-4.3</w:t>
+      </w:r>
+      <w:r>
+        <w:t xml:space="preserve"> </w:t>
+      </w:r>
+      <w:r>
+        <w:t xml:space="preserve">位置一致率</w:t>
+      </w:r>
+      <w:r>
+        <w:t xml:space="preserve"> </w:t>
+      </w:r>
+      <w:r>
+        <w:rPr>
+          <w:bCs/>
+          <w:b/>
+        </w:rPr>
+        <w:t xml:space="preserve">0.00</w:t>
+      </w:r>
+      <w:r>
+        <w:t xml:space="preserve">、</w:t>
+      </w:r>
+      <w:r>
+        <w:rPr>
+          <w:rStyle w:val="VerbatimChar"/>
+        </w:rPr>
+        <w:t xml:space="preserve">MiniMax-M3</w:t>
+      </w:r>
+      <w:r>
+        <w:t xml:space="preserve"> </w:t>
+      </w:r>
+      <w:r>
+        <w:rPr>
+          <w:bCs/>
+          <w:b/>
+        </w:rPr>
+        <w:t xml:space="preserve">0.33</w:t>
+      </w:r>
+      <w:r>
+        <w:t xml:space="preserve">（三个判官数字</w:t>
+      </w:r>
+      <w:r>
+        <w:rPr>
+          <w:bCs/>
+          <w:b/>
+        </w:rPr>
+        <w:t xml:space="preserve">不相同</w:t>
+      </w:r>
+      <w:r>
+        <w:t xml:space="preserve">）；</w:t>
+      </w:r>
+    </w:p>
+    <w:p>
+      <w:pPr>
+        <w:numPr>
+          <w:ilvl w:val="0"/>
+          <w:numId w:val="1002"/>
+        </w:numPr>
+        <w:pStyle w:val="Compact"/>
+      </w:pPr>
+      <w:r>
+        <w:rPr>
+          <w:rStyle w:val="VerbatimChar"/>
+        </w:rPr>
+        <w:t xml:space="preserve">:321-322</w:t>
+      </w:r>
+      <w:r>
+        <w:t xml:space="preserve"> </w:t>
+      </w:r>
+      <w:r>
+        <w:t xml:space="preserve">这一轮新加的「逐行核」：「……</w:t>
+      </w:r>
+      <w:r>
+        <w:rPr>
+          <w:bCs/>
+          <w:b/>
+        </w:rPr>
+        <w:t xml:space="preserve">不是六条全等</w:t>
+      </w:r>
+      <w:r>
+        <w:t xml:space="preserve">」。</w:t>
+      </w:r>
+    </w:p>
+    <w:p>
+      <w:pPr>
+        <w:numPr>
+          <w:ilvl w:val="0"/>
+          <w:numId w:val="1002"/>
+        </w:numPr>
+        <w:pStyle w:val="Compact"/>
+      </w:pPr>
+      <w:r>
+        <w:rPr>
+          <w:bCs/>
+          <w:b/>
+        </w:rPr>
+        <w:t xml:space="preserve">为什么是新引入的</w:t>
+      </w:r>
+      <w:r>
+        <w:t xml:space="preserve">：摘要因 D-4 已改对（</w:t>
+      </w:r>
+      <w:r>
+        <w:rPr>
+          <w:rStyle w:val="VerbatimChar"/>
+        </w:rPr>
+        <w:t xml:space="preserve">:27</w:t>
+      </w:r>
+      <w:r>
+        <w:t xml:space="preserve">），</w:t>
+      </w:r>
+      <w:r>
+        <w:rPr>
+          <w:bCs/>
+          <w:b/>
+        </w:rPr>
+        <w:t xml:space="preserve">正文结论段没跟着改</w:t>
+      </w:r>
+      <w:r>
+        <w:t xml:space="preserve"> </w:t>
+      </w:r>
+      <w:r>
+        <w:t xml:space="preserve">改后出现</w:t>
+      </w:r>
+      <w:r>
+        <w:rPr>
+          <w:bCs/>
+          <w:b/>
+        </w:rPr>
+        <w:t xml:space="preserve">摘要 ↔ §6.4 口径不一致</w:t>
+      </w:r>
+      <w:r>
+        <w:t xml:space="preserve">（改前二者本来就一致，故属这一轮引入的不一致）。</w:t>
+      </w:r>
+    </w:p>
+    <w:p>
+      <w:pPr>
+        <w:numPr>
+          <w:ilvl w:val="0"/>
+          <w:numId w:val="1002"/>
+        </w:numPr>
+        <w:pStyle w:val="Compact"/>
+      </w:pPr>
+      <w:r>
+        <w:rPr>
+          <w:bCs/>
+          <w:b/>
+        </w:rPr>
+        <w:t xml:space="preserve">建议改法</w:t>
+      </w:r>
+      <w:r>
+        <w:t xml:space="preserve">：</w:t>
+      </w:r>
+      <w:r>
+        <w:rPr>
+          <w:rStyle w:val="VerbatimChar"/>
+        </w:rPr>
+        <w:t xml:space="preserve">:317-318</w:t>
+      </w:r>
+      <w:r>
+        <w:t xml:space="preserve"> </w:t>
+      </w:r>
+      <w:r>
+        <w:t xml:space="preserve">改为带 D2 行限定的版本（例如「三个判官给出完全相同数字、位置一致率均为 1.00 的</w:t>
+      </w:r>
+      <w:r>
+        <w:rPr>
+          <w:bCs/>
+          <w:b/>
+        </w:rPr>
+        <w:t xml:space="preserve">只有 A vs WF-a3 的 D1 与 D3 两行</w:t>
+      </w:r>
+      <w:r>
+        <w:t xml:space="preserve">；D2 行不一致，方向一致性的证据强度集中在最强对比上」）；</w:t>
+      </w:r>
+      <w:r>
+        <w:rPr>
+          <w:rStyle w:val="VerbatimChar"/>
+        </w:rPr>
+        <w:t xml:space="preserve">:583</w:t>
+      </w:r>
+      <w:r>
+        <w:t xml:space="preserve"> </w:t>
+      </w:r>
+      <w:r>
+        <w:t xml:space="preserve">的括号同步。</w:t>
+      </w:r>
+    </w:p>
+    <w:bookmarkEnd w:id="37"/>
+    <w:bookmarkStart w:id="38" w:name="X1eee4dc320689e6736ec0a70007dc1fe216799d"/>
+    <w:p>
+      <w:pPr>
+        <w:pStyle w:val="Heading3"/>
+      </w:pPr>
+      <w:r>
+        <w:t xml:space="preserve">N3 ·【中 · 需返工】D 篇 §3.1 仍把 A 篇结果写成「已被实测封死」，与 A 篇这一轮新增的撤回口径冲突</w:t>
+      </w:r>
+    </w:p>
+    <w:p>
+      <w:pPr>
+        <w:numPr>
+          <w:ilvl w:val="0"/>
+          <w:numId w:val="1003"/>
+        </w:numPr>
+        <w:pStyle w:val="Compact"/>
+      </w:pPr>
+      <w:r>
+        <w:rPr>
+          <w:bCs/>
+          <w:b/>
+        </w:rPr>
+        <w:t xml:space="preserve">位置</w:t>
+      </w:r>
+      <w:r>
+        <w:t xml:space="preserve">：</w:t>
+      </w:r>
+      <w:r>
+        <w:rPr>
+          <w:rStyle w:val="VerbatimChar"/>
+        </w:rPr>
+        <w:t xml:space="preserve">papers/04_D_StateMachineIsNotYetAPrompt_交差稿.md:111</w:t>
+      </w:r>
+    </w:p>
+    <w:p>
+      <w:pPr>
+        <w:numPr>
+          <w:ilvl w:val="0"/>
+          <w:numId w:val="1003"/>
+        </w:numPr>
+        <w:pStyle w:val="Compact"/>
+      </w:pPr>
+      <w:r>
+        <w:rPr>
+          <w:bCs/>
+          <w:b/>
+        </w:rPr>
+        <w:t xml:space="preserve">原文</w:t>
+      </w:r>
+      <w:r>
+        <w:t xml:space="preserve">：「不拆开 ①②③ 就会退化成「情感提示词工程」——那条路在论文簇的 A 篇与层2 侧</w:t>
+      </w:r>
+      <w:r>
+        <w:rPr>
+          <w:bCs/>
+          <w:b/>
+        </w:rPr>
+        <w:t xml:space="preserve">已被实测封死</w:t>
+      </w:r>
+      <w:r>
+        <w:t xml:space="preserve">（18 个工作流变体 13 个更差；融合门矛盾率是直调的 10.5 倍）。」</w:t>
+      </w:r>
+    </w:p>
+    <w:p>
+      <w:pPr>
+        <w:numPr>
+          <w:ilvl w:val="0"/>
+          <w:numId w:val="1003"/>
+        </w:numPr>
+        <w:pStyle w:val="Compact"/>
+      </w:pPr>
+      <w:r>
+        <w:rPr>
+          <w:bCs/>
+          <w:b/>
+        </w:rPr>
+        <w:t xml:space="preserve">冲突证据</w:t>
+      </w:r>
+      <w:r>
+        <w:t xml:space="preserve">：A 篇这一轮新增的口径明确禁止这一读法 ——</w:t>
+      </w:r>
+    </w:p>
+    <w:p>
+      <w:pPr>
+        <w:numPr>
+          <w:ilvl w:val="0"/>
+          <w:numId w:val="1003"/>
+        </w:numPr>
+        <w:pStyle w:val="Compact"/>
+      </w:pPr>
+      <w:r>
+        <w:rPr>
+          <w:rStyle w:val="VerbatimChar"/>
+        </w:rPr>
+        <w:t xml:space="preserve">02:23</w:t>
+      </w:r>
+      <w:r>
+        <w:t xml:space="preserve">：「</w:t>
+      </w:r>
+      <w:r>
+        <w:t xml:space="preserve"> </w:t>
+      </w:r>
+      <w:r>
+        <w:rPr>
+          <w:bCs/>
+          <w:b/>
+        </w:rPr>
+        <w:t xml:space="preserve">净增益口径未完成（未算『丢失』侧），这不是"架构层净收益为负"的一般结论</w:t>
+      </w:r>
+      <w:r>
+        <w:t xml:space="preserve">」；</w:t>
+      </w:r>
+    </w:p>
+    <w:p>
+      <w:pPr>
+        <w:numPr>
+          <w:ilvl w:val="0"/>
+          <w:numId w:val="1003"/>
+        </w:numPr>
+        <w:pStyle w:val="Compact"/>
+      </w:pPr>
+      <w:r>
+        <w:rPr>
+          <w:rStyle w:val="VerbatimChar"/>
+        </w:rPr>
+        <w:t xml:space="preserve">02:925</w:t>
+      </w:r>
+      <w:r>
+        <w:t xml:space="preserve"> </w:t>
+      </w:r>
+      <w:r>
+        <w:t xml:space="preserve">局限 25：「</w:t>
+      </w:r>
+      <w:r>
+        <w:t xml:space="preserve"> </w:t>
+      </w:r>
+      <w:r>
+        <w:rPr>
+          <w:bCs/>
+          <w:b/>
+        </w:rPr>
+        <w:t xml:space="preserve">在 §8.1 待办第 7 项（4 支口径重算）完成前，本文不得写"净收益为负"</w:t>
+      </w:r>
+      <w:r>
+        <w:t xml:space="preserve">这类依赖绝对值与分母的一般结论」；</w:t>
+      </w:r>
+    </w:p>
+    <w:p>
+      <w:pPr>
+        <w:numPr>
+          <w:ilvl w:val="0"/>
+          <w:numId w:val="1003"/>
+        </w:numPr>
+        <w:pStyle w:val="Compact"/>
+      </w:pPr>
+      <w:r>
+        <w:t xml:space="preserve">D 引的</w:t>
+      </w:r>
+      <w:r>
+        <w:t xml:space="preserve"> </w:t>
+      </w:r>
+      <w:r>
+        <w:rPr>
+          <w:bCs/>
+          <w:b/>
+        </w:rPr>
+        <w:t xml:space="preserve">10.5×</w:t>
+      </w:r>
+      <w:r>
+        <w:t xml:space="preserve"> </w:t>
+      </w:r>
+      <w:r>
+        <w:t xml:space="preserve">正是 A 篇标注"未按 4 支口径重算"的那一个数（</w:t>
+      </w:r>
+      <w:r>
+        <w:rPr>
+          <w:rStyle w:val="VerbatimChar"/>
+        </w:rPr>
+        <w:t xml:space="preserve">02:632</w:t>
+      </w:r>
+      <w:r>
+        <w:t xml:space="preserve">）。</w:t>
+      </w:r>
+    </w:p>
+    <w:p>
+      <w:pPr>
+        <w:numPr>
+          <w:ilvl w:val="0"/>
+          <w:numId w:val="1003"/>
+        </w:numPr>
+        <w:pStyle w:val="Compact"/>
+      </w:pPr>
+      <w:r>
+        <w:rPr>
+          <w:bCs/>
+          <w:b/>
+        </w:rPr>
+        <w:t xml:space="preserve">审稿依据</w:t>
+      </w:r>
+      <w:r>
+        <w:t xml:space="preserve">：§五 明确写「避免从"某些工作流变体更差"直接跳到"多 Agent 架构整体无效"」，"封死"是同一个跳跃的另一种写法。</w:t>
+      </w:r>
+    </w:p>
+    <w:p>
+      <w:pPr>
+        <w:numPr>
+          <w:ilvl w:val="0"/>
+          <w:numId w:val="1003"/>
+        </w:numPr>
+        <w:pStyle w:val="Compact"/>
+      </w:pPr>
+      <w:r>
+        <w:rPr>
+          <w:bCs/>
+          <w:b/>
+        </w:rPr>
+        <w:t xml:space="preserve">建议改法</w:t>
+      </w:r>
+      <w:r>
+        <w:t xml:space="preserve">：改为「在 A 篇与层2 侧</w:t>
+      </w:r>
+      <w:r>
+        <w:rPr>
+          <w:bCs/>
+          <w:b/>
+        </w:rPr>
+        <w:t xml:space="preserve">未检出优于直调的证据</w:t>
+      </w:r>
+      <w:r>
+        <w:t xml:space="preserve">（A 篇该读数受</w:t>
+      </w:r>
+      <w:r>
+        <w:rPr>
+          <w:bCs/>
+          <w:b/>
+        </w:rPr>
+        <w:t xml:space="preserve">净增益口径未完成</w:t>
+      </w:r>
+      <w:r>
+        <w:t xml:space="preserve">与</w:t>
+      </w:r>
+      <w:r>
+        <w:t xml:space="preserve"> </w:t>
+      </w:r>
+      <w:r>
+        <w:rPr>
+          <w:bCs/>
+          <w:b/>
+        </w:rPr>
+        <w:t xml:space="preserve">4 支口径重算未做</w:t>
+      </w:r>
+      <w:r>
+        <w:t xml:space="preserve">两项限制，见 A 篇 §7 局限 11 / 25）」。</w:t>
+      </w:r>
+    </w:p>
+    <w:bookmarkEnd w:id="38"/>
+    <w:bookmarkStart w:id="39" w:name="X27ae4eecd270b921880cd970ffc99c3c5520a1c"/>
+    <w:p>
+      <w:pPr>
+        <w:pStyle w:val="Heading3"/>
+      </w:pPr>
+      <w:r>
+        <w:t xml:space="preserve">N4 ·【中 · 需返工】L1 篇引用 A 的 dual 臂读数，</w:t>
+      </w:r>
+      <w:r>
+        <w:rPr>
+          <w:bCs/>
+          <w:b/>
+        </w:rPr>
+        <w:t xml:space="preserve">未带</w:t>
+      </w:r>
+      <w:r>
+        <w:t xml:space="preserve">这一轮新加的「未按 4 支口径重算」限定</w:t>
       </w:r>
     </w:p>
     <w:p>
@@ -10154,22 +10683,28 @@
         <w:rPr>
           <w:rStyle w:val="VerbatimChar"/>
         </w:rPr>
-        <w:t xml:space="preserve">papers/04_D_StateMachineIsNotYetAPrompt_交差稿.md:317-318</w:t>
-      </w:r>
-      <w:r>
-        <w:t xml:space="preserve">；同类残留</w:t>
-      </w:r>
-      <w:r>
-        <w:t xml:space="preserve"> </w:t>
+        <w:t xml:space="preserve">papers/01_L1_PrematureConvergence_交差稿.md:26</w:t>
+      </w:r>
+      <w:r>
+        <w:t xml:space="preserve">（摘要）、</w:t>
       </w:r>
       <w:r>
         <w:rPr>
           <w:rStyle w:val="VerbatimChar"/>
         </w:rPr>
-        <w:t xml:space="preserve">:583</w:t>
-      </w:r>
-      <w:r>
-        <w:t xml:space="preserve">（§7.6）</w:t>
+        <w:t xml:space="preserve">:318</w:t>
+      </w:r>
+      <w:r>
+        <w:t xml:space="preserve">（判决表第 4 行）、</w:t>
+      </w:r>
+      <w:r>
+        <w:rPr>
+          <w:rStyle w:val="VerbatimChar"/>
+        </w:rPr>
+        <w:t xml:space="preserve">:616</w:t>
+      </w:r>
+      <w:r>
+        <w:t xml:space="preserve">（附录 A 数字台账，状态标 **）</w:t>
       </w:r>
     </w:p>
     <w:p>
@@ -10188,114 +10723,31 @@
         <w:t xml:space="preserve">原文</w:t>
       </w:r>
       <w:r>
-        <w:t xml:space="preserve">：</w:t>
-      </w:r>
-    </w:p>
-    <w:p>
-      <w:pPr>
-        <w:numPr>
-          <w:ilvl w:val="1"/>
-          <w:numId w:val="1005"/>
-        </w:numPr>
-        <w:pStyle w:val="Compact"/>
-      </w:pPr>
+        <w:t xml:space="preserve">（</w:t>
+      </w:r>
       <w:r>
         <w:rPr>
           <w:rStyle w:val="VerbatimChar"/>
         </w:rPr>
-        <w:t xml:space="preserve">:317</w:t>
-      </w:r>
-      <w:r>
-        <w:t xml:space="preserve">：「⇒ ★</w:t>
-      </w:r>
-      <w:r>
-        <w:t xml:space="preserve"> </w:t>
-      </w:r>
-      <w:r>
-        <w:rPr>
-          <w:bCs/>
-          <w:b/>
-        </w:rPr>
-        <w:t xml:space="preserve">核心结论在三个判官（两个跨厂商、一个同源）上方向一致</w:t>
-      </w:r>
-      <w:r>
-        <w:t xml:space="preserve">，且在最强的对比（A vs WF-a3）上</w:t>
-      </w:r>
-      <w:r>
-        <w:rPr>
-          <w:bCs/>
-          <w:b/>
-        </w:rPr>
-        <w:t xml:space="preserve">三个判官给出完全相同的数字（0胜6负，一致率 1.00）</w:t>
-      </w:r>
-      <w:r>
-        <w:t xml:space="preserve">。」</w:t>
-      </w:r>
-    </w:p>
-    <w:p>
-      <w:pPr>
-        <w:numPr>
-          <w:ilvl w:val="1"/>
-          <w:numId w:val="1005"/>
-        </w:numPr>
-        <w:pStyle w:val="Compact"/>
-      </w:pPr>
+        <w:t xml:space="preserve">:616</w:t>
+      </w:r>
+      <w:r>
+        <w:t xml:space="preserve">）：「| 矛盾率（法律域） | direct 0.4%（分母 285）｜fuse 4.2%（分母 284）= 10.5× |</w:t>
+      </w:r>
+      <w:r>
+        <w:t xml:space="preserve"> </w:t>
+      </w:r>
       <w:r>
         <w:rPr>
           <w:rStyle w:val="VerbatimChar"/>
         </w:rPr>
-        <w:t xml:space="preserve">:318</w:t>
-      </w:r>
-      <w:r>
-        <w:t xml:space="preserve">：「⇒ 这说明该方向</w:t>
-      </w:r>
-      <w:r>
-        <w:rPr>
-          <w:bCs/>
-          <w:b/>
-        </w:rPr>
-        <w:t xml:space="preserve">不是某个判官家族的偏好</w:t>
-      </w:r>
-      <w:r>
-        <w:t xml:space="preserve">，更可能来自产出本身。」</w:t>
-      </w:r>
-    </w:p>
-    <w:p>
-      <w:pPr>
-        <w:numPr>
-          <w:ilvl w:val="1"/>
-          <w:numId w:val="1005"/>
-        </w:numPr>
-        <w:pStyle w:val="Compact"/>
-      </w:pPr>
-      <w:r>
-        <w:rPr>
-          <w:rStyle w:val="VerbatimChar"/>
-        </w:rPr>
-        <w:t xml:space="preserve">:583</w:t>
-      </w:r>
-      <w:r>
-        <w:t xml:space="preserve">：「若同源判官与跨厂商判官在同一批数据上</w:t>
-      </w:r>
-      <w:r>
-        <w:rPr>
-          <w:bCs/>
-          <w:b/>
-        </w:rPr>
-        <w:t xml:space="preserve">方向一致</w:t>
-      </w:r>
-      <w:r>
-        <w:t xml:space="preserve">（本文：三个判官在核心对比上给出完全相同的数字），则该方向</w:t>
-      </w:r>
-      <w:r>
-        <w:rPr>
-          <w:bCs/>
-          <w:b/>
-        </w:rPr>
-        <w:t xml:space="preserve">不是</w:t>
-      </w:r>
-      <w:r>
-        <w:t xml:space="preserve">单一判官家族的偏好；」</w:t>
+        <w:t xml:space="preserve">REPORT-DRILL §4c</w:t>
+      </w:r>
+      <w:r>
+        <w:t xml:space="preserve"> </w:t>
+      </w:r>
+      <w:r>
+        <w:t xml:space="preserve">| ** |」</w:t>
       </w:r>
     </w:p>
     <w:p>
@@ -10314,126 +10766,7 @@
         <w:t xml:space="preserve">冲突证据</w:t>
       </w:r>
       <w:r>
-        <w:t xml:space="preserve">（同一节内）：</w:t>
-      </w:r>
-    </w:p>
-    <w:p>
-      <w:pPr>
-        <w:numPr>
-          <w:ilvl w:val="1"/>
-          <w:numId w:val="1006"/>
-        </w:numPr>
-        <w:pStyle w:val="Compact"/>
-      </w:pPr>
-      <w:r>
-        <w:rPr>
-          <w:rStyle w:val="VerbatimChar"/>
-        </w:rPr>
-        <w:t xml:space="preserve">:311</w:t>
-      </w:r>
-      <w:r>
-        <w:t xml:space="preserve"> </w:t>
-      </w:r>
-      <w:r>
-        <w:t xml:space="preserve">A vs WF-a3 的</w:t>
-      </w:r>
-      <w:r>
-        <w:t xml:space="preserve"> </w:t>
-      </w:r>
-      <w:r>
-        <w:rPr>
-          <w:bCs/>
-          <w:b/>
-        </w:rPr>
-        <w:t xml:space="preserve">D2 行</w:t>
-      </w:r>
-      <w:r>
-        <w:t xml:space="preserve">：</w:t>
-      </w:r>
-      <w:r>
-        <w:rPr>
-          <w:rStyle w:val="VerbatimChar"/>
-        </w:rPr>
-        <w:t xml:space="preserve">grok-4.3</w:t>
-      </w:r>
-      <w:r>
-        <w:t xml:space="preserve"> </w:t>
-      </w:r>
-      <w:r>
-        <w:t xml:space="preserve">位置一致率</w:t>
-      </w:r>
-      <w:r>
-        <w:t xml:space="preserve"> </w:t>
-      </w:r>
-      <w:r>
-        <w:rPr>
-          <w:bCs/>
-          <w:b/>
-        </w:rPr>
-        <w:t xml:space="preserve">0.00</w:t>
-      </w:r>
-      <w:r>
-        <w:t xml:space="preserve">、</w:t>
-      </w:r>
-      <w:r>
-        <w:rPr>
-          <w:rStyle w:val="VerbatimChar"/>
-        </w:rPr>
-        <w:t xml:space="preserve">MiniMax-M3</w:t>
-      </w:r>
-      <w:r>
-        <w:t xml:space="preserve"> </w:t>
-      </w:r>
-      <w:r>
-        <w:rPr>
-          <w:bCs/>
-          <w:b/>
-        </w:rPr>
-        <w:t xml:space="preserve">0.33</w:t>
-      </w:r>
-      <w:r>
-        <w:t xml:space="preserve">（三个判官数字</w:t>
-      </w:r>
-      <w:r>
-        <w:rPr>
-          <w:bCs/>
-          <w:b/>
-        </w:rPr>
-        <w:t xml:space="preserve">不相同</w:t>
-      </w:r>
-      <w:r>
-        <w:t xml:space="preserve">）；</w:t>
-      </w:r>
-    </w:p>
-    <w:p>
-      <w:pPr>
-        <w:numPr>
-          <w:ilvl w:val="1"/>
-          <w:numId w:val="1006"/>
-        </w:numPr>
-        <w:pStyle w:val="Compact"/>
-      </w:pPr>
-      <w:r>
-        <w:rPr>
-          <w:rStyle w:val="VerbatimChar"/>
-        </w:rPr>
-        <w:t xml:space="preserve">:321-322</w:t>
-      </w:r>
-      <w:r>
-        <w:t xml:space="preserve"> </w:t>
-      </w:r>
-      <w:r>
-        <w:t xml:space="preserve">本轮新加的「逐行核」：「……</w:t>
-      </w:r>
-      <w:r>
-        <w:rPr>
-          <w:bCs/>
-          <w:b/>
-        </w:rPr>
-        <w:t xml:space="preserve">不是六条全等</w:t>
-      </w:r>
-      <w:r>
-        <w:t xml:space="preserve">」。</w:t>
+        <w:t xml:space="preserve">（同一组数字，A 篇四处都标了）：</w:t>
       </w:r>
     </w:p>
     <w:p>
@@ -10446,45 +10779,37 @@
       </w:pPr>
       <w:r>
         <w:rPr>
-          <w:bCs/>
-          <w:b/>
-        </w:rPr>
-        <w:t xml:space="preserve">为什么是新引入的</w:t>
-      </w:r>
-      <w:r>
-        <w:t xml:space="preserve">：摘要因 D-4 已改对（</w:t>
-      </w:r>
-      <w:r>
-        <w:rPr>
           <w:rStyle w:val="VerbatimChar"/>
         </w:rPr>
-        <w:t xml:space="preserve">:27</w:t>
-      </w:r>
-      <w:r>
-        <w:t xml:space="preserve">），</w:t>
-      </w:r>
-      <w:r>
-        <w:rPr>
-          <w:bCs/>
-          <w:b/>
-        </w:rPr>
-        <w:t xml:space="preserve">正文结论段没跟着改</w:t>
-      </w:r>
-      <w:r>
-        <w:t xml:space="preserve"> </w:t>
-      </w:r>
-      <w:r>
-        <w:t xml:space="preserve">⇒ 改后出现</w:t>
-      </w:r>
-      <w:r>
-        <w:rPr>
-          <w:bCs/>
-          <w:b/>
-        </w:rPr>
-        <w:t xml:space="preserve">摘要 ↔ §6.4 口径不一致</w:t>
-      </w:r>
-      <w:r>
-        <w:t xml:space="preserve">（改前二者本来就一致，故属本轮引入的不一致）。</w:t>
+        <w:t xml:space="preserve">02:23</w:t>
+      </w:r>
+      <w:r>
+        <w:t xml:space="preserve">/</w:t>
+      </w:r>
+      <w:r>
+        <w:rPr>
+          <w:rStyle w:val="VerbatimChar"/>
+        </w:rPr>
+        <w:t xml:space="preserve">:24</w:t>
+      </w:r>
+      <w:r>
+        <w:t xml:space="preserve"> </w:t>
+      </w:r>
+      <w:r>
+        <w:t xml:space="preserve">摘要：「</w:t>
+      </w:r>
+      <w:r>
+        <w:t xml:space="preserve"> </w:t>
+      </w:r>
+      <w:r>
+        <w:rPr>
+          <w:bCs/>
+          <w:b/>
+        </w:rPr>
+        <w:t xml:space="preserve">该组 dual 臂数字未按 4 支口径重算</w:t>
+      </w:r>
+      <w:r>
+        <w:t xml:space="preserve">」；</w:t>
       </w:r>
     </w:p>
     <w:p>
@@ -10497,57 +10822,822 @@
       </w:pPr>
       <w:r>
         <w:rPr>
+          <w:rStyle w:val="VerbatimChar"/>
+        </w:rPr>
+        <w:t xml:space="preserve">02:632</w:t>
+      </w:r>
+      <w:r>
+        <w:t xml:space="preserve">/</w:t>
+      </w:r>
+      <w:r>
+        <w:rPr>
+          <w:rStyle w:val="VerbatimChar"/>
+        </w:rPr>
+        <w:t xml:space="preserve">:665</w:t>
+      </w:r>
+      <w:r>
+        <w:t xml:space="preserve">/</w:t>
+      </w:r>
+      <w:r>
+        <w:rPr>
+          <w:rStyle w:val="VerbatimChar"/>
+        </w:rPr>
+        <w:t xml:space="preserve">:686</w:t>
+      </w:r>
+      <w:r>
+        <w:t xml:space="preserve"> </w:t>
+      </w:r>
+      <w:r>
+        <w:t xml:space="preserve">R2/R3/R4 分母注：「</w:t>
+      </w:r>
+      <w:r>
+        <w:rPr>
+          <w:bCs/>
+          <w:b/>
+        </w:rPr>
+        <w:t xml:space="preserve">5 支臂实测为 4 支</w:t>
+      </w:r>
+      <w:r>
+        <w:t xml:space="preserve">本表数字是「未按 4 支口径重算」的口径**」；</w:t>
+      </w:r>
+    </w:p>
+    <w:p>
+      <w:pPr>
+        <w:numPr>
+          <w:ilvl w:val="0"/>
+          <w:numId w:val="1004"/>
+        </w:numPr>
+        <w:pStyle w:val="Compact"/>
+      </w:pPr>
+      <w:r>
+        <w:rPr>
+          <w:rStyle w:val="VerbatimChar"/>
+        </w:rPr>
+        <w:t xml:space="preserve">02:925</w:t>
+      </w:r>
+      <w:r>
+        <w:t xml:space="preserve"> </w:t>
+      </w:r>
+      <w:r>
+        <w:t xml:space="preserve">局限 25 列出</w:t>
+      </w:r>
+      <w:r>
+        <w:t xml:space="preserve"> </w:t>
+      </w:r>
+      <w:r>
+        <w:rPr>
+          <w:bCs/>
+          <w:b/>
+        </w:rPr>
+        <w:t xml:space="preserve">284 / 285、10.5×</w:t>
+      </w:r>
+      <w:r>
+        <w:t xml:space="preserve"> </w:t>
+      </w:r>
+      <w:r>
+        <w:t xml:space="preserve">为受影响读数，「</w:t>
+      </w:r>
+      <w:r>
+        <w:rPr>
+          <w:bCs/>
+          <w:b/>
+        </w:rPr>
+        <w:t xml:space="preserve">影响方向未知</w:t>
+      </w:r>
+      <w:r>
+        <w:t xml:space="preserve">」。</w:t>
+      </w:r>
+    </w:p>
+    <w:p>
+      <w:pPr>
+        <w:numPr>
+          <w:ilvl w:val="0"/>
+          <w:numId w:val="1004"/>
+        </w:numPr>
+        <w:pStyle w:val="Compact"/>
+      </w:pPr>
+      <w:r>
+        <w:t xml:space="preserve">** 关键对照（说明这是这一轮引入的跨篇不对称）**：</w:t>
+      </w:r>
+    </w:p>
+    <w:p>
+      <w:pPr>
+        <w:numPr>
+          <w:ilvl w:val="0"/>
+          <w:numId w:val="1004"/>
+        </w:numPr>
+        <w:pStyle w:val="Compact"/>
+      </w:pPr>
+      <w:r>
+        <w:t xml:space="preserve">合订本</w:t>
+      </w:r>
+      <w:r>
+        <w:t xml:space="preserve"> </w:t>
+      </w:r>
+      <w:r>
+        <w:rPr>
+          <w:rStyle w:val="VerbatimChar"/>
+        </w:rPr>
+        <w:t xml:space="preserve">09:98</w:t>
+      </w:r>
+      <w:r>
+        <w:t xml:space="preserve"> </w:t>
+      </w:r>
+      <w:r>
+        <w:t xml:space="preserve">的 L1 卡</w:t>
+      </w:r>
+      <w:r>
+        <w:rPr>
+          <w:bCs/>
+          <w:b/>
+        </w:rPr>
+        <w:t xml:space="preserve">带了</w:t>
+      </w:r>
+      <w:r>
+        <w:t xml:space="preserve">：「…</w:t>
+      </w:r>
+      <w:r>
+        <w:rPr>
+          <w:bCs/>
+          <w:b/>
+        </w:rPr>
+        <w:t xml:space="preserve">10.5×</w:t>
+      </w:r>
+      <w:r>
+        <w:t xml:space="preserve">；巡练冠军在 13 道未见题</w:t>
+      </w:r>
+      <w:r>
+        <w:t xml:space="preserve"> </w:t>
+      </w:r>
+      <w:r>
+        <w:rPr>
+          <w:bCs/>
+          <w:b/>
+        </w:rPr>
+        <w:t xml:space="preserve">2 胜 11 负</w:t>
+      </w:r>
+      <w:r>
+        <w:t xml:space="preserve">（</w:t>
+      </w:r>
+      <w:r>
+        <w:rPr>
+          <w:bCs/>
+          <w:b/>
+        </w:rPr>
+        <w:t xml:space="preserve">该组 dual 臂数字未按 4 支口径重算</w:t>
+      </w:r>
+      <w:r>
+        <w:t xml:space="preserve">，见 §1.1）」；</w:t>
+      </w:r>
+    </w:p>
+    <w:p>
+      <w:pPr>
+        <w:numPr>
+          <w:ilvl w:val="0"/>
+          <w:numId w:val="1004"/>
+        </w:numPr>
+        <w:pStyle w:val="Compact"/>
+      </w:pPr>
+      <w:r>
+        <w:t xml:space="preserve">总纲</w:t>
+      </w:r>
+      <w:r>
+        <w:t xml:space="preserve"> </w:t>
+      </w:r>
+      <w:r>
+        <w:rPr>
+          <w:rStyle w:val="VerbatimChar"/>
+        </w:rPr>
+        <w:t xml:space="preserve">00:117</w:t>
+      </w:r>
+      <w:r>
+        <w:t xml:space="preserve"> </w:t>
+      </w:r>
+      <w:r>
+        <w:t xml:space="preserve">的表更狠：「</w:t>
+      </w:r>
+      <w:r>
+        <w:rPr>
+          <w:bCs/>
+          <w:b/>
+        </w:rPr>
+        <w:t xml:space="preserve">L1 的工作流臂 α 读数</w:t>
+      </w:r>
+      <w:r>
+        <w:t xml:space="preserve">｜ 同源，方向性支持，</w:t>
+      </w:r>
+      <w:r>
+        <w:rPr>
+          <w:bCs/>
+          <w:b/>
+        </w:rPr>
+        <w:t xml:space="preserve">暂不定量引用</w:t>
+      </w:r>
+      <w:r>
+        <w:t xml:space="preserve">」；</w:t>
+      </w:r>
+    </w:p>
+    <w:p>
+      <w:pPr>
+        <w:numPr>
+          <w:ilvl w:val="0"/>
+          <w:numId w:val="1004"/>
+        </w:numPr>
+        <w:pStyle w:val="Compact"/>
+      </w:pPr>
+      <w:r>
+        <w:rPr>
+          <w:bCs/>
+          <w:b/>
+        </w:rPr>
+        <w:t xml:space="preserve">合订本与总纲都要求 L1 不做定量引用，而 L1 单稿仍把 10.5× / 284 / 285 当 的定量读数直接引用。</w:t>
+      </w:r>
+    </w:p>
+    <w:p>
+      <w:pPr>
+        <w:numPr>
+          <w:ilvl w:val="0"/>
+          <w:numId w:val="1004"/>
+        </w:numPr>
+        <w:pStyle w:val="Compact"/>
+      </w:pPr>
+      <w:r>
+        <w:rPr>
           <w:bCs/>
           <w:b/>
         </w:rPr>
         <w:t xml:space="preserve">建议改法</w:t>
       </w:r>
       <w:r>
-        <w:t xml:space="preserve">：</w:t>
+        <w:t xml:space="preserve">：L1 的</w:t>
+      </w:r>
+      <w:r>
+        <w:t xml:space="preserve"> </w:t>
       </w:r>
       <w:r>
         <w:rPr>
           <w:rStyle w:val="VerbatimChar"/>
         </w:rPr>
-        <w:t xml:space="preserve">:317-318</w:t>
-      </w:r>
-      <w:r>
-        <w:t xml:space="preserve"> </w:t>
-      </w:r>
-      <w:r>
-        <w:t xml:space="preserve">改为带 D2 行限定的版本（例如「三个判官给出完全相同数字、位置一致率均为 1.00 的</w:t>
-      </w:r>
-      <w:r>
-        <w:rPr>
-          <w:bCs/>
-          <w:b/>
-        </w:rPr>
-        <w:t xml:space="preserve">只有 A vs WF-a3 的 D1 与 D3 两行</w:t>
-      </w:r>
-      <w:r>
-        <w:t xml:space="preserve">；D2 行不一致 ⇒ 方向一致性的证据强度集中在最强对比上」）；</w:t>
+        <w:t xml:space="preserve">:26</w:t>
+      </w:r>
+      <w:r>
+        <w:t xml:space="preserve"> </w:t>
+      </w:r>
+      <w:r>
+        <w:t xml:space="preserve">/</w:t>
+      </w:r>
+      <w:r>
+        <w:t xml:space="preserve"> </w:t>
       </w:r>
       <w:r>
         <w:rPr>
           <w:rStyle w:val="VerbatimChar"/>
         </w:rPr>
-        <w:t xml:space="preserve">:583</w:t>
-      </w:r>
-      <w:r>
-        <w:t xml:space="preserve"> </w:t>
-      </w:r>
-      <w:r>
-        <w:t xml:space="preserve">的括号同步。</w:t>
+        <w:t xml:space="preserve">:318</w:t>
+      </w:r>
+      <w:r>
+        <w:t xml:space="preserve"> </w:t>
+      </w:r>
+      <w:r>
+        <w:t xml:space="preserve">/</w:t>
+      </w:r>
+      <w:r>
+        <w:t xml:space="preserve"> </w:t>
+      </w:r>
+      <w:r>
+        <w:rPr>
+          <w:rStyle w:val="VerbatimChar"/>
+        </w:rPr>
+        <w:t xml:space="preserve">:616</w:t>
+      </w:r>
+      <w:r>
+        <w:t xml:space="preserve"> </w:t>
+      </w:r>
+      <w:r>
+        <w:t xml:space="preserve">三处加同一句限定（与 A 篇口径逐字对齐），并把附录 A 该行状态由 改为「 未按 4 支口径重算」。</w:t>
       </w:r>
     </w:p>
-    <w:bookmarkEnd w:id="37"/>
-    <w:bookmarkStart w:id="38" w:name="X6c3f995f3780bbce426e5e8ab18bbcae5eba90b"/>
+    <w:bookmarkEnd w:id="39"/>
+    <w:bookmarkStart w:id="40" w:name="n5-中-需返工x-4-验收未达成总纲-1-依赖图残留旧类别数十类失效"/>
     <w:p>
       <w:pPr>
         <w:pStyle w:val="Heading3"/>
       </w:pPr>
       <w:r>
-        <w:t xml:space="preserve">N3 ·【中 · 需返工】D 篇 §3.1 仍把 A 篇结果写成「已被实测封死」，与 A 篇本轮新增的撤回口径冲突</w:t>
+        <w:t xml:space="preserve">N5 ·【中 · 需返工·X-4 验收未达成】总纲 §1 依赖图残留旧类别数「十类失效」</w:t>
+      </w:r>
+    </w:p>
+    <w:p>
+      <w:pPr>
+        <w:numPr>
+          <w:ilvl w:val="0"/>
+          <w:numId w:val="1005"/>
+        </w:numPr>
+        <w:pStyle w:val="Compact"/>
+      </w:pPr>
+      <w:r>
+        <w:rPr>
+          <w:bCs/>
+          <w:b/>
+        </w:rPr>
+        <w:t xml:space="preserve">位置</w:t>
+      </w:r>
+      <w:r>
+        <w:t xml:space="preserve">：</w:t>
+      </w:r>
+      <w:r>
+        <w:rPr>
+          <w:rStyle w:val="VerbatimChar"/>
+        </w:rPr>
+        <w:t xml:space="preserve">papers/00_论文簇总纲_交差版.md:31</w:t>
+      </w:r>
+    </w:p>
+    <w:p>
+      <w:pPr>
+        <w:numPr>
+          <w:ilvl w:val="0"/>
+          <w:numId w:val="1005"/>
+        </w:numPr>
+        <w:pStyle w:val="Compact"/>
+      </w:pPr>
+      <w:r>
+        <w:rPr>
+          <w:bCs/>
+          <w:b/>
+        </w:rPr>
+        <w:t xml:space="preserve">原文</w:t>
+      </w:r>
+      <w:r>
+        <w:t xml:space="preserve">：「</w:t>
+      </w:r>
+      <w:r>
+        <w:rPr>
+          <w:rStyle w:val="VerbatimChar"/>
+        </w:rPr>
+        <w:t xml:space="preserve">│  十类失效 + 审计协议         │     可先写、先投</w:t>
+      </w:r>
+      <w:r>
+        <w:t xml:space="preserve">」</w:t>
+      </w:r>
+    </w:p>
+    <w:p>
+      <w:pPr>
+        <w:numPr>
+          <w:ilvl w:val="0"/>
+          <w:numId w:val="1005"/>
+        </w:numPr>
+        <w:pStyle w:val="Compact"/>
+      </w:pPr>
+      <w:r>
+        <w:rPr>
+          <w:bCs/>
+          <w:b/>
+        </w:rPr>
+        <w:t xml:space="preserve">冲突证据</w:t>
+      </w:r>
+      <w:r>
+        <w:t xml:space="preserve">：C 篇现为</w:t>
+      </w:r>
+      <w:r>
+        <w:rPr>
+          <w:bCs/>
+          <w:b/>
+        </w:rPr>
+        <w:t xml:space="preserve">十三类</w:t>
+      </w:r>
+      <w:r>
+        <w:t xml:space="preserve"> </w:t>
+      </w:r>
+      <w:r>
+        <w:t xml:space="preserve">——</w:t>
+      </w:r>
+      <w:r>
+        <w:t xml:space="preserve"> </w:t>
+      </w:r>
+      <w:r>
+        <w:rPr>
+          <w:rStyle w:val="VerbatimChar"/>
+        </w:rPr>
+        <w:t xml:space="preserve">03:1</w:t>
+      </w:r>
+      <w:r>
+        <w:t xml:space="preserve">（标题）、</w:t>
+      </w:r>
+      <w:r>
+        <w:rPr>
+          <w:rStyle w:val="VerbatimChar"/>
+        </w:rPr>
+        <w:t xml:space="preserve">03:17</w:t>
+      </w:r>
+      <w:r>
+        <w:t xml:space="preserve">（摘要「</w:t>
+      </w:r>
+      <w:r>
+        <w:rPr>
+          <w:bCs/>
+          <w:b/>
+        </w:rPr>
+        <w:t xml:space="preserve">十三个</w:t>
+      </w:r>
+      <w:r>
+        <w:t xml:space="preserve">已被实例化的类别」）、</w:t>
+      </w:r>
+      <w:r>
+        <w:rPr>
+          <w:rStyle w:val="VerbatimChar"/>
+        </w:rPr>
+        <w:t xml:space="preserve">03:43</w:t>
+      </w:r>
+      <w:r>
+        <w:t xml:space="preserve">（§1.3 十三行表）、</w:t>
+      </w:r>
+      <w:r>
+        <w:rPr>
+          <w:rStyle w:val="VerbatimChar"/>
+        </w:rPr>
+        <w:t xml:space="preserve">03:389</w:t>
+      </w:r>
+      <w:r>
+        <w:t xml:space="preserve">（§6.1 十三类索引）、</w:t>
+      </w:r>
+      <w:r>
+        <w:rPr>
+          <w:rStyle w:val="VerbatimChar"/>
+        </w:rPr>
+        <w:t xml:space="preserve">03:426</w:t>
+      </w:r>
+      <w:r>
+        <w:t xml:space="preserve">（局限 1「十三个案例全部来自中文任务 + 英语文献」）。</w:t>
+      </w:r>
+    </w:p>
+    <w:p>
+      <w:pPr>
+        <w:numPr>
+          <w:ilvl w:val="0"/>
+          <w:numId w:val="1005"/>
+        </w:numPr>
+        <w:pStyle w:val="Compact"/>
+      </w:pPr>
+      <w:r>
+        <w:rPr>
+          <w:bCs/>
+          <w:b/>
+        </w:rPr>
+        <w:t xml:space="preserve">为什么漏掉了</w:t>
+      </w:r>
+      <w:r>
+        <w:t xml:space="preserve">：集成自查用的模式是</w:t>
+      </w:r>
+      <w:r>
+        <w:t xml:space="preserve"> </w:t>
+      </w:r>
+      <w:r>
+        <w:rPr>
+          <w:rStyle w:val="VerbatimChar"/>
+        </w:rPr>
+        <w:t xml:space="preserve">"十个类别|十个已被实例化"</w:t>
+      </w:r>
+      <w:r>
+        <w:t xml:space="preserve">，</w:t>
+      </w:r>
+      <w:r>
+        <w:rPr>
+          <w:bCs/>
+          <w:b/>
+        </w:rPr>
+        <w:t xml:space="preserve">漏掉"十类"这个变体</w:t>
+      </w:r>
+      <w:r>
+        <w:t xml:space="preserve">（</w:t>
+      </w:r>
+      <w:r>
+        <w:rPr>
+          <w:rStyle w:val="VerbatimChar"/>
+        </w:rPr>
+        <w:t xml:space="preserve">改稿报告_C:53</w:t>
+      </w:r>
+      <w:r>
+        <w:t xml:space="preserve"> </w:t>
+      </w:r>
+      <w:r>
+        <w:t xml:space="preserve">自己的验收模式其实是</w:t>
+      </w:r>
+      <w:r>
+        <w:t xml:space="preserve"> </w:t>
+      </w:r>
+      <w:r>
+        <w:rPr>
+          <w:rStyle w:val="VerbatimChar"/>
+        </w:rPr>
+        <w:t xml:space="preserve">grep -n -E "十个|十类|Six"</w:t>
+      </w:r>
+      <w:r>
+        <w:t xml:space="preserve">，在 C 篇内是 0 命中；但该模式</w:t>
+      </w:r>
+      <w:r>
+        <w:rPr>
+          <w:bCs/>
+          <w:b/>
+        </w:rPr>
+        <w:t xml:space="preserve">没有跑到总纲</w:t>
+      </w:r>
+      <w:r>
+        <w:t xml:space="preserve">）。</w:t>
+      </w:r>
+    </w:p>
+    <w:p>
+      <w:pPr>
+        <w:numPr>
+          <w:ilvl w:val="0"/>
+          <w:numId w:val="1005"/>
+        </w:numPr>
+        <w:pStyle w:val="Compact"/>
+      </w:pPr>
+      <w:r>
+        <w:rPr>
+          <w:bCs/>
+          <w:b/>
+        </w:rPr>
+        <w:t xml:space="preserve">严重度</w:t>
+      </w:r>
+      <w:r>
+        <w:t xml:space="preserve">：按本任务自定规则「只要有一处</w:t>
+      </w:r>
+      <w:r>
+        <w:rPr>
+          <w:bCs/>
+          <w:b/>
+        </w:rPr>
+        <w:t xml:space="preserve">没有限定地</w:t>
+      </w:r>
+      <w:r>
+        <w:t xml:space="preserve">残留 = FAIL 级问题」——这一处既无限定、也无"自纠/否定"包裹，且落在</w:t>
+      </w:r>
+      <w:r>
+        <w:rPr>
+          <w:bCs/>
+          <w:b/>
+        </w:rPr>
+        <w:t xml:space="preserve">索引页的 ASCII 依赖图</w:t>
+      </w:r>
+      <w:r>
+        <w:t xml:space="preserve">（读者第一眼）。</w:t>
+      </w:r>
+    </w:p>
+    <w:p>
+      <w:pPr>
+        <w:numPr>
+          <w:ilvl w:val="0"/>
+          <w:numId w:val="1005"/>
+        </w:numPr>
+        <w:pStyle w:val="Compact"/>
+      </w:pPr>
+      <w:r>
+        <w:rPr>
+          <w:bCs/>
+          <w:b/>
+        </w:rPr>
+        <w:t xml:space="preserve">建议改法</w:t>
+      </w:r>
+      <w:r>
+        <w:t xml:space="preserve">：</w:t>
+      </w:r>
+      <w:r>
+        <w:rPr>
+          <w:rStyle w:val="VerbatimChar"/>
+        </w:rPr>
+        <w:t xml:space="preserve">:31</w:t>
+      </w:r>
+      <w:r>
+        <w:t xml:space="preserve"> </w:t>
+      </w:r>
+      <w:r>
+        <w:t xml:space="preserve">改为「十三个失效 + 审计协议」；并把</w:t>
+      </w:r>
+      <w:r>
+        <w:t xml:space="preserve"> </w:t>
+      </w:r>
+      <w:r>
+        <w:rPr>
+          <w:rStyle w:val="VerbatimChar"/>
+        </w:rPr>
+        <w:t xml:space="preserve">"十类"</w:t>
+      </w:r>
+      <w:r>
+        <w:t xml:space="preserve"> </w:t>
+      </w:r>
+      <w:r>
+        <w:t xml:space="preserve">加进集成自查的 grep 模式。</w:t>
+      </w:r>
+    </w:p>
+    <w:bookmarkEnd w:id="40"/>
+    <w:bookmarkStart w:id="41" w:name="n6-中低l1-5.1-判决表第-4-行的两列编号互相打架"/>
+    <w:p>
+      <w:pPr>
+        <w:pStyle w:val="Heading3"/>
+      </w:pPr>
+      <w:r>
+        <w:t xml:space="preserve">N6 ·【中低】L1 §5.1 判决表第 4 行的</w:t>
+      </w:r>
+      <w:r>
+        <w:rPr>
+          <w:bCs/>
+          <w:b/>
+        </w:rPr>
+        <w:t xml:space="preserve">两列编号互相打架</w:t>
+      </w:r>
+    </w:p>
+    <w:p>
+      <w:pPr>
+        <w:numPr>
+          <w:ilvl w:val="0"/>
+          <w:numId w:val="1006"/>
+        </w:numPr>
+        <w:pStyle w:val="Compact"/>
+      </w:pPr>
+      <w:r>
+        <w:rPr>
+          <w:bCs/>
+          <w:b/>
+        </w:rPr>
+        <w:t xml:space="preserve">位置</w:t>
+      </w:r>
+      <w:r>
+        <w:t xml:space="preserve">：</w:t>
+      </w:r>
+      <w:r>
+        <w:rPr>
+          <w:rStyle w:val="VerbatimChar"/>
+        </w:rPr>
+        <w:t xml:space="preserve">papers/01_L1_PrematureConvergence_交差稿.md:318</w:t>
+      </w:r>
+    </w:p>
+    <w:p>
+      <w:pPr>
+        <w:numPr>
+          <w:ilvl w:val="0"/>
+          <w:numId w:val="1006"/>
+        </w:numPr>
+        <w:pStyle w:val="Compact"/>
+      </w:pPr>
+      <w:r>
+        <w:rPr>
+          <w:bCs/>
+          <w:b/>
+        </w:rPr>
+        <w:t xml:space="preserve">原文</w:t>
+      </w:r>
+      <w:r>
+        <w:t xml:space="preserve">：支持度列 = 「①</w:t>
+      </w:r>
+      <w:r>
+        <w:t xml:space="preserve"> </w:t>
+      </w:r>
+      <w:r>
+        <w:rPr>
+          <w:bCs/>
+          <w:b/>
+        </w:rPr>
+        <w:t xml:space="preserve">α 轴：不可分辨（未检出）</w:t>
+      </w:r>
+      <w:r>
+        <w:t xml:space="preserve"> </w:t>
+      </w:r>
+      <w:r>
+        <w:t xml:space="preserve">……②</w:t>
+      </w:r>
+      <w:r>
+        <w:t xml:space="preserve"> </w:t>
+      </w:r>
+      <w:r>
+        <w:rPr>
+          <w:bCs/>
+          <w:b/>
+        </w:rPr>
+        <w:t xml:space="preserve">质量轴：方向一致</w:t>
+      </w:r>
+      <w:r>
+        <w:t xml:space="preserve">」；同行依据列 = 「①</w:t>
+      </w:r>
+      <w:r>
+        <w:rPr>
+          <w:bCs/>
+          <w:b/>
+        </w:rPr>
+        <w:t xml:space="preserve">质量/正确性轴</w:t>
+      </w:r>
+      <w:r>
+        <w:t xml:space="preserve">……②</w:t>
+      </w:r>
+      <w:r>
+        <w:rPr>
+          <w:bCs/>
+          <w:b/>
+        </w:rPr>
+        <w:t xml:space="preserve">信息维度轴</w:t>
+      </w:r>
+      <w:r>
+        <w:t xml:space="preserve">……③</w:t>
+      </w:r>
+      <w:r>
+        <w:rPr>
+          <w:bCs/>
+          <w:b/>
+        </w:rPr>
+        <w:t xml:space="preserve">两条轴不共享任何指标</w:t>
+      </w:r>
+      <w:r>
+        <w:t xml:space="preserve">」</w:t>
+      </w:r>
+    </w:p>
+    <w:p>
+      <w:pPr>
+        <w:numPr>
+          <w:ilvl w:val="0"/>
+          <w:numId w:val="1006"/>
+        </w:numPr>
+        <w:pStyle w:val="Compact"/>
+      </w:pPr>
+      <w:r>
+        <w:t xml:space="preserve">同一个「①」在两列指两个不同的轴；且</w:t>
+      </w:r>
+      <w:r>
+        <w:rPr>
+          <w:bCs/>
+          <w:b/>
+        </w:rPr>
+        <w:t xml:space="preserve">合订本</w:t>
+      </w:r>
+      <w:r>
+        <w:rPr>
+          <w:bCs/>
+          <w:b/>
+        </w:rPr>
+        <w:t xml:space="preserve"> </w:t>
+      </w:r>
+      <w:r>
+        <w:rPr>
+          <w:rStyle w:val="VerbatimChar"/>
+          <w:bCs/>
+          <w:b/>
+        </w:rPr>
+        <w:t xml:space="preserve">09:93</w:t>
+      </w:r>
+      <w:r>
+        <w:rPr>
+          <w:bCs/>
+          <w:b/>
+        </w:rPr>
+        <w:t xml:space="preserve"> </w:t>
+      </w:r>
+      <w:r>
+        <w:rPr>
+          <w:bCs/>
+          <w:b/>
+        </w:rPr>
+        <w:t xml:space="preserve">的卡已把依据列改成「①质量/正确性轴…②α轴」</w:t>
+      </w:r>
+      <w:r>
+        <w:t xml:space="preserve"> </w:t>
+      </w:r>
+      <w:r>
+        <w:t xml:space="preserve">单篇与合订本编号体系不一致。</w:t>
+      </w:r>
+    </w:p>
+    <w:p>
+      <w:pPr>
+        <w:numPr>
+          <w:ilvl w:val="0"/>
+          <w:numId w:val="1006"/>
+        </w:numPr>
+        <w:pStyle w:val="Compact"/>
+      </w:pPr>
+      <w:r>
+        <w:rPr>
+          <w:bCs/>
+          <w:b/>
+        </w:rPr>
+        <w:t xml:space="preserve">建议改法</w:t>
+      </w:r>
+      <w:r>
+        <w:t xml:space="preserve">：依据列的 ①②③ 改成与支持度列一致的 ①②（把"两条轴不共享任何指标"并入 ① 或放到该行末）。</w:t>
+      </w:r>
+    </w:p>
+    <w:bookmarkEnd w:id="41"/>
+    <w:bookmarkStart w:id="42" w:name="n7-中低l1-判决表第-1-行的主张名仍是本篇声明未测的那个构念"/>
+    <w:p>
+      <w:pPr>
+        <w:pStyle w:val="Heading3"/>
+      </w:pPr>
+      <w:r>
+        <w:t xml:space="preserve">N7 ·【中低】L1 判决表第 1 行的</w:t>
+      </w:r>
+      <w:r>
+        <w:rPr>
+          <w:bCs/>
+          <w:b/>
+        </w:rPr>
+        <w:t xml:space="preserve">主张名仍是本篇声明"未测"的那个构念</w:t>
       </w:r>
     </w:p>
     <w:p>
@@ -10572,7 +11662,19 @@
         <w:rPr>
           <w:rStyle w:val="VerbatimChar"/>
         </w:rPr>
-        <w:t xml:space="preserve">papers/04_D_StateMachineIsNotYetAPrompt_交差稿.md:111</w:t>
+        <w:t xml:space="preserve">papers/01_L1_PrematureConvergence_交差稿.md:315</w:t>
+      </w:r>
+      <w:r>
+        <w:t xml:space="preserve">（主张名）、</w:t>
+      </w:r>
+      <w:r>
+        <w:rPr>
+          <w:rStyle w:val="VerbatimChar"/>
+        </w:rPr>
+        <w:t xml:space="preserve">:133-149</w:t>
+      </w:r>
+      <w:r>
+        <w:t xml:space="preserve">（§3.1b）</w:t>
       </w:r>
     </w:p>
     <w:p>
@@ -10591,17 +11693,57 @@
         <w:t xml:space="preserve">原文</w:t>
       </w:r>
       <w:r>
-        <w:t xml:space="preserve">：「不拆开 ①②③ 就会退化成「情感提示词工程」——那条路在论文簇的 A 篇与层2 侧</w:t>
-      </w:r>
-      <w:r>
-        <w:rPr>
-          <w:bCs/>
-          <w:b/>
-        </w:rPr>
-        <w:t xml:space="preserve">已被实测封死</w:t>
-      </w:r>
-      <w:r>
-        <w:t xml:space="preserve">（18 个工作流变体 13 个更差；融合门矛盾率是直调的 10.5 倍）。」</w:t>
+        <w:t xml:space="preserve">：主张名 = 「</w:t>
+      </w:r>
+      <w:r>
+        <w:rPr>
+          <w:bCs/>
+          <w:b/>
+        </w:rPr>
+        <w:t xml:space="preserve">「过早闭合现象存在」</w:t>
+      </w:r>
+      <w:r>
+        <w:t xml:space="preserve">」，支持度 = 「</w:t>
+      </w:r>
+      <w:r>
+        <w:rPr>
+          <w:bCs/>
+          <w:b/>
+        </w:rPr>
+        <w:t xml:space="preserve">中</w:t>
+      </w:r>
+      <w:r>
+        <w:t xml:space="preserve">（现象成立，归因不成立）」；而 §3.1b 写「</w:t>
+      </w:r>
+      <w:r>
+        <w:rPr>
+          <w:bCs/>
+          <w:b/>
+        </w:rPr>
+        <w:t xml:space="preserve">「过早停止探索」是另一个构念</w:t>
+      </w:r>
+      <w:r>
+        <w:t xml:space="preserve">……，</w:t>
+      </w:r>
+      <w:r>
+        <w:rPr>
+          <w:bCs/>
+          <w:b/>
+        </w:rPr>
+        <w:t xml:space="preserve">本文未测</w:t>
+      </w:r>
+      <w:r>
+        <w:t xml:space="preserve">」并「</w:t>
+      </w:r>
+      <w:r>
+        <w:rPr>
+          <w:bCs/>
+          <w:b/>
+        </w:rPr>
+        <w:t xml:space="preserve">不给"过早停止探索"的判决</w:t>
+      </w:r>
+      <w:r>
+        <w:t xml:space="preserve">」。</w:t>
       </w:r>
     </w:p>
     <w:p>
@@ -10617,112 +11759,25 @@
           <w:bCs/>
           <w:b/>
         </w:rPr>
-        <w:t xml:space="preserve">冲突证据</w:t>
-      </w:r>
-      <w:r>
-        <w:t xml:space="preserve">：A 篇本轮新增的口径明确禁止这一读法 ——</w:t>
-      </w:r>
-    </w:p>
-    <w:p>
-      <w:pPr>
-        <w:numPr>
-          <w:ilvl w:val="1"/>
-          <w:numId w:val="1008"/>
-        </w:numPr>
-        <w:pStyle w:val="Compact"/>
-      </w:pPr>
+        <w:t xml:space="preserve">最容易被外部引用的一句话，仍然以本篇声明未测的构念命名</w:t>
+      </w:r>
+      <w:r>
+        <w:t xml:space="preserve">。（该主张名在合订本</w:t>
+      </w:r>
+      <w:r>
+        <w:t xml:space="preserve"> </w:t>
+      </w:r>
       <w:r>
         <w:rPr>
           <w:rStyle w:val="VerbatimChar"/>
         </w:rPr>
-        <w:t xml:space="preserve">02:23</w:t>
-      </w:r>
-      <w:r>
-        <w:t xml:space="preserve">：「⚠️</w:t>
-      </w:r>
-      <w:r>
-        <w:t xml:space="preserve"> </w:t>
-      </w:r>
-      <w:r>
-        <w:rPr>
-          <w:bCs/>
-          <w:b/>
-        </w:rPr>
-        <w:t xml:space="preserve">净增益口径未完成（未算『丢失』侧）⇒ 这不是"架构层净收益为负"的一般结论</w:t>
-      </w:r>
-      <w:r>
-        <w:t xml:space="preserve">」；</w:t>
-      </w:r>
-    </w:p>
-    <w:p>
-      <w:pPr>
-        <w:numPr>
-          <w:ilvl w:val="1"/>
-          <w:numId w:val="1008"/>
-        </w:numPr>
-        <w:pStyle w:val="Compact"/>
-      </w:pPr>
-      <w:r>
-        <w:rPr>
-          <w:rStyle w:val="VerbatimChar"/>
-        </w:rPr>
-        <w:t xml:space="preserve">02:925</w:t>
-      </w:r>
-      <w:r>
-        <w:t xml:space="preserve"> </w:t>
-      </w:r>
-      <w:r>
-        <w:t xml:space="preserve">局限 25：「★</w:t>
-      </w:r>
-      <w:r>
-        <w:t xml:space="preserve"> </w:t>
-      </w:r>
-      <w:r>
-        <w:rPr>
-          <w:bCs/>
-          <w:b/>
-        </w:rPr>
-        <w:t xml:space="preserve">在 §8.1 待办第 7 项（4 支口径重算）完成前，本文不得写"净收益为负"</w:t>
-      </w:r>
-      <w:r>
-        <w:t xml:space="preserve">这类依赖绝对值与分母的一般结论」；</w:t>
-      </w:r>
-    </w:p>
-    <w:p>
-      <w:pPr>
-        <w:numPr>
-          <w:ilvl w:val="1"/>
-          <w:numId w:val="1008"/>
-        </w:numPr>
-        <w:pStyle w:val="Compact"/>
-      </w:pPr>
-      <w:r>
-        <w:t xml:space="preserve">D 引的</w:t>
-      </w:r>
-      <w:r>
-        <w:t xml:space="preserve"> </w:t>
-      </w:r>
-      <w:r>
-        <w:rPr>
-          <w:bCs/>
-          <w:b/>
-        </w:rPr>
-        <w:t xml:space="preserve">10.5×</w:t>
-      </w:r>
-      <w:r>
-        <w:t xml:space="preserve"> </w:t>
-      </w:r>
-      <w:r>
-        <w:t xml:space="preserve">正是 A 篇标注"未按 4 支口径重算"的那一个数（</w:t>
-      </w:r>
-      <w:r>
-        <w:rPr>
-          <w:rStyle w:val="VerbatimChar"/>
-        </w:rPr>
-        <w:t xml:space="preserve">02:632</w:t>
-      </w:r>
-      <w:r>
-        <w:t xml:space="preserve">）。</w:t>
+        <w:t xml:space="preserve">09:95</w:t>
+      </w:r>
+      <w:r>
+        <w:t xml:space="preserve"> </w:t>
+      </w:r>
+      <w:r>
+        <w:t xml:space="preserve">与总纲亦沿用，改要三处同改。）</w:t>
       </w:r>
     </w:p>
     <w:p>
@@ -10738,17 +11793,52 @@
           <w:bCs/>
           <w:b/>
         </w:rPr>
-        <w:t xml:space="preserve">审稿依据</w:t>
-      </w:r>
-      <w:r>
-        <w:t xml:space="preserve">：§五 明确写「避免从"某些工作流变体更差"直接跳到"多 Agent 架构整体无效"」⇒ "封死"是同一个跳跃的另一种写法。</w:t>
+        <w:t xml:space="preserve">建议改法</w:t>
+      </w:r>
+      <w:r>
+        <w:t xml:space="preserve">：主张名改为「</w:t>
+      </w:r>
+      <w:r>
+        <w:rPr>
+          <w:bCs/>
+          <w:b/>
+        </w:rPr>
+        <w:t xml:space="preserve">输出表述层同质化存在（相对覆盖不足）</w:t>
+      </w:r>
+      <w:r>
+        <w:t xml:space="preserve">」，并在依据里保留 (ii) 未测的登记。</w:t>
+      </w:r>
+    </w:p>
+    <w:bookmarkEnd w:id="42"/>
+    <w:bookmarkStart w:id="43" w:name="X6e5a733f24a2ce4717353910d972f088df1386a"/>
+    <w:p>
+      <w:pPr>
+        <w:pStyle w:val="Heading3"/>
+      </w:pPr>
+      <w:r>
+        <w:t xml:space="preserve">N8 ·【低·但属"假绿"】集成信号文件</w:t>
+      </w:r>
+      <w:r>
+        <w:t xml:space="preserve"> </w:t>
+      </w:r>
+      <w:r>
+        <w:rPr>
+          <w:rStyle w:val="VerbatimChar"/>
+        </w:rPr>
+        <w:t xml:space="preserve">_INTEGRATE_DONE.md:65</w:t>
+      </w:r>
+      <w:r>
+        <w:t xml:space="preserve"> </w:t>
+      </w:r>
+      <w:r>
+        <w:t xml:space="preserve">的自查结论不成立</w:t>
       </w:r>
     </w:p>
     <w:p>
       <w:pPr>
         <w:numPr>
           <w:ilvl w:val="0"/>
-          <w:numId w:val="1007"/>
+          <w:numId w:val="1008"/>
         </w:numPr>
         <w:pStyle w:val="Compact"/>
       </w:pPr>
@@ -10757,63 +11847,300 @@
           <w:bCs/>
           <w:b/>
         </w:rPr>
+        <w:t xml:space="preserve">原文</w:t>
+      </w:r>
+      <w:r>
+        <w:t xml:space="preserve">：「|</w:t>
+      </w:r>
+      <w:r>
+        <w:t xml:space="preserve"> </w:t>
+      </w:r>
+      <w:r>
+        <w:rPr>
+          <w:rStyle w:val="VerbatimChar"/>
+        </w:rPr>
+        <w:t xml:space="preserve">grep -n "因为注意力" papers/*.md</w:t>
+      </w:r>
+      <w:r>
+        <w:t xml:space="preserve"> </w:t>
+      </w:r>
+      <w:r>
+        <w:t xml:space="preserve">|</w:t>
+      </w:r>
+      <w:r>
+        <w:t xml:space="preserve"> </w:t>
+      </w:r>
+      <w:r>
+        <w:rPr>
+          <w:bCs/>
+          <w:b/>
+        </w:rPr>
+        <w:t xml:space="preserve">0 命中</w:t>
+      </w:r>
+      <w:r>
+        <w:t xml:space="preserve">（G4）|」</w:t>
+      </w:r>
+    </w:p>
+    <w:p>
+      <w:pPr>
+        <w:numPr>
+          <w:ilvl w:val="0"/>
+          <w:numId w:val="1008"/>
+        </w:numPr>
+        <w:pStyle w:val="Compact"/>
+      </w:pPr>
+      <w:r>
+        <w:rPr>
+          <w:bCs/>
+          <w:b/>
+        </w:rPr>
+        <w:t xml:space="preserve">实测</w:t>
+      </w:r>
+      <w:r>
+        <w:t xml:space="preserve">：</w:t>
+      </w:r>
+      <w:r>
+        <w:rPr>
+          <w:bCs/>
+          <w:b/>
+        </w:rPr>
+        <w:t xml:space="preserve">4 处命中</w:t>
+      </w:r>
+      <w:r>
+        <w:t xml:space="preserve"> </w:t>
+      </w:r>
+      <w:r>
+        <w:t xml:space="preserve">——</w:t>
+      </w:r>
+      <w:r>
+        <w:t xml:space="preserve"> </w:t>
+      </w:r>
+      <w:r>
+        <w:rPr>
+          <w:rStyle w:val="VerbatimChar"/>
+        </w:rPr>
+        <w:t xml:space="preserve">00_论文簇总纲_交差版.md:100</w:t>
+      </w:r>
+      <w:r>
+        <w:t xml:space="preserve">、</w:t>
+      </w:r>
+      <w:r>
+        <w:rPr>
+          <w:rStyle w:val="VerbatimChar"/>
+        </w:rPr>
+        <w:t xml:space="preserve">01_L1_PrematureConvergence_交差稿.md:579</w:t>
+      </w:r>
+      <w:r>
+        <w:t xml:space="preserve">、</w:t>
+      </w:r>
+      <w:r>
+        <w:rPr>
+          <w:rStyle w:val="VerbatimChar"/>
+        </w:rPr>
+        <w:t xml:space="preserve">09_四篇初稿_合订本_2026-10-24.md:62</w:t>
+      </w:r>
+      <w:r>
+        <w:t xml:space="preserve">、</w:t>
+      </w:r>
+      <w:r>
+        <w:rPr>
+          <w:rStyle w:val="VerbatimChar"/>
+        </w:rPr>
+        <w:t xml:space="preserve">09_四篇初稿_合订本_2026-10-24.md:114</w:t>
+      </w:r>
+      <w:r>
+        <w:t xml:space="preserve">。</w:t>
+      </w:r>
+    </w:p>
+    <w:p>
+      <w:pPr>
+        <w:numPr>
+          <w:ilvl w:val="0"/>
+          <w:numId w:val="1008"/>
+        </w:numPr>
+        <w:pStyle w:val="Compact"/>
+      </w:pPr>
+      <w:r>
+        <w:rPr>
+          <w:bCs/>
+          <w:b/>
+        </w:rPr>
+        <w:t xml:space="preserve">实质判定</w:t>
+      </w:r>
+      <w:r>
+        <w:t xml:space="preserve">：四处</w:t>
+      </w:r>
+      <w:r>
+        <w:rPr>
+          <w:bCs/>
+          <w:b/>
+        </w:rPr>
+        <w:t xml:space="preserve">全部在禁令句里</w:t>
+      </w:r>
+      <w:r>
+        <w:t xml:space="preserve">（「 任何"因为注意力…"的措辞」），</w:t>
+      </w:r>
+      <w:r>
+        <w:rPr>
+          <w:bCs/>
+          <w:b/>
+        </w:rPr>
+        <w:t xml:space="preserve">G4 的语义目标已达成</w:t>
+      </w:r>
+      <w:r>
+        <w:t xml:space="preserve">；但</w:t>
+      </w:r>
+      <w:r>
+        <w:rPr>
+          <w:bCs/>
+          <w:b/>
+        </w:rPr>
+        <w:t xml:space="preserve">字面验收脚本会报红</w:t>
+      </w:r>
+      <w:r>
+        <w:t xml:space="preserve">，且信号文件里的"0 命中"是</w:t>
+      </w:r>
+      <w:r>
+        <w:rPr>
+          <w:bCs/>
+          <w:b/>
+        </w:rPr>
+        <w:t xml:space="preserve">不成立的自我判定</w:t>
+      </w:r>
+      <w:r>
+        <w:t xml:space="preserve"> </w:t>
+      </w:r>
+      <w:r>
+        <w:t xml:space="preserve">这类"自查表全绿"不可作为验收依据（正是本项目要求里"不采信交付物结论"的那条）。</w:t>
+      </w:r>
+    </w:p>
+    <w:p>
+      <w:pPr>
+        <w:numPr>
+          <w:ilvl w:val="0"/>
+          <w:numId w:val="1008"/>
+        </w:numPr>
+        <w:pStyle w:val="Compact"/>
+      </w:pPr>
+      <w:r>
+        <w:rPr>
+          <w:bCs/>
+          <w:b/>
+        </w:rPr>
+        <w:t xml:space="preserve">其中</w:t>
+      </w:r>
+      <w:r>
+        <w:rPr>
+          <w:bCs/>
+          <w:b/>
+        </w:rPr>
+        <w:t xml:space="preserve"> </w:t>
+      </w:r>
+      <w:r>
+        <w:rPr>
+          <w:rStyle w:val="VerbatimChar"/>
+          <w:bCs/>
+          <w:b/>
+        </w:rPr>
+        <w:t xml:space="preserve">01:579</w:t>
+      </w:r>
+      <w:r>
+        <w:rPr>
+          <w:bCs/>
+          <w:b/>
+        </w:rPr>
+        <w:t xml:space="preserve"> </w:t>
+      </w:r>
+      <w:r>
+        <w:rPr>
+          <w:bCs/>
+          <w:b/>
+        </w:rPr>
+        <w:t xml:space="preserve">是这一轮新加 §9 时引入的</w:t>
+      </w:r>
+      <w:r>
+        <w:t xml:space="preserve">（改前 L1 的三处都在禁令语境，改后头部改掉了，§9 又引入一处）。</w:t>
+      </w:r>
+    </w:p>
+    <w:p>
+      <w:pPr>
+        <w:numPr>
+          <w:ilvl w:val="0"/>
+          <w:numId w:val="1008"/>
+        </w:numPr>
+        <w:pStyle w:val="Compact"/>
+      </w:pPr>
+      <w:r>
+        <w:rPr>
+          <w:bCs/>
+          <w:b/>
+        </w:rPr>
         <w:t xml:space="preserve">建议改法</w:t>
       </w:r>
       <w:r>
-        <w:t xml:space="preserve">：改为「在 A 篇与层2 侧</w:t>
-      </w:r>
-      <w:r>
-        <w:rPr>
-          <w:bCs/>
-          <w:b/>
-        </w:rPr>
-        <w:t xml:space="preserve">未检出优于直调的证据</w:t>
-      </w:r>
-      <w:r>
-        <w:t xml:space="preserve">（A 篇该读数受</w:t>
-      </w:r>
-      <w:r>
-        <w:rPr>
-          <w:bCs/>
-          <w:b/>
-        </w:rPr>
-        <w:t xml:space="preserve">净增益口径未完成</w:t>
-      </w:r>
-      <w:r>
-        <w:t xml:space="preserve">与</w:t>
-      </w:r>
-      <w:r>
-        <w:t xml:space="preserve"> </w:t>
-      </w:r>
-      <w:r>
-        <w:rPr>
-          <w:bCs/>
-          <w:b/>
-        </w:rPr>
-        <w:t xml:space="preserve">4 支口径重算未做</w:t>
-      </w:r>
-      <w:r>
-        <w:t xml:space="preserve">两项限制，见 A 篇 §7 局限 11 / 25）」。</w:t>
+        <w:t xml:space="preserve">：把</w:t>
+      </w:r>
+      <w:r>
+        <w:t xml:space="preserve"> </w:t>
+      </w:r>
+      <w:r>
+        <w:rPr>
+          <w:rStyle w:val="VerbatimChar"/>
+        </w:rPr>
+        <w:t xml:space="preserve">01:579</w:t>
+      </w:r>
+      <w:r>
+        <w:t xml:space="preserve"> </w:t>
+      </w:r>
+      <w:r>
+        <w:t xml:space="preserve">的示例统一成头部已用的写法「把成因直接归给注意力机制」；并在信号/报告里把 G4 的判定写成「</w:t>
+      </w:r>
+      <w:r>
+        <w:rPr>
+          <w:bCs/>
+          <w:b/>
+        </w:rPr>
+        <w:t xml:space="preserve">0 处主张性用法；4 处禁令句引用（合规，但字面 grep 会命中，已登记</w:t>
+      </w:r>
+      <w:r>
+        <w:t xml:space="preserve">）」。</w:t>
       </w:r>
     </w:p>
-    <w:bookmarkEnd w:id="38"/>
-    <w:bookmarkStart w:id="39" w:name="X39fda18f39d6176f3da7f819b1c0a85dda37c8e"/>
+    <w:bookmarkEnd w:id="43"/>
+    <w:bookmarkStart w:id="44" w:name="X1d6da70640c599d62dffa17a6c73025454046e1"/>
     <w:p>
       <w:pPr>
         <w:pStyle w:val="Heading3"/>
       </w:pPr>
       <w:r>
-        <w:t xml:space="preserve">N4 ·【中 · 需返工】L1 篇引用 A 的 dual 臂读数，</w:t>
-      </w:r>
-      <w:r>
-        <w:rPr>
-          <w:bCs/>
-          <w:b/>
-        </w:rPr>
-        <w:t xml:space="preserve">未带</w:t>
-      </w:r>
-      <w:r>
-        <w:t xml:space="preserve">本轮新加的「未按 4 支口径重算」限定</w:t>
+        <w:t xml:space="preserve">N9 ·【低】</w:t>
+      </w:r>
+      <w:r>
+        <w:rPr>
+          <w:rStyle w:val="VerbatimChar"/>
+        </w:rPr>
+        <w:t xml:space="preserve">papers/08_回源对照表.md:36</w:t>
+      </w:r>
+      <w:r>
+        <w:t xml:space="preserve"> </w:t>
+      </w:r>
+      <w:r>
+        <w:t xml:space="preserve">与</w:t>
+      </w:r>
+      <w:r>
+        <w:t xml:space="preserve"> </w:t>
+      </w:r>
+      <w:r>
+        <w:rPr>
+          <w:rStyle w:val="VerbatimChar"/>
+        </w:rPr>
+        <w:t xml:space="preserve">:50</w:t>
+      </w:r>
+      <w:r>
+        <w:t xml:space="preserve"> </w:t>
+      </w:r>
+      <w:r>
+        <w:t xml:space="preserve">仍含改前的 D 摘要 ⑤ 旧口径</w:t>
       </w:r>
     </w:p>
     <w:p>
@@ -10829,50 +12156,33 @@
           <w:bCs/>
           <w:b/>
         </w:rPr>
-        <w:t xml:space="preserve">位置</w:t>
-      </w:r>
-      <w:r>
-        <w:t xml:space="preserve">：</w:t>
-      </w:r>
-      <w:r>
-        <w:rPr>
-          <w:rStyle w:val="VerbatimChar"/>
-        </w:rPr>
-        <w:t xml:space="preserve">papers/01_L1_PrematureConvergence_交差稿.md:26</w:t>
-      </w:r>
-      <w:r>
-        <w:t xml:space="preserve">（摘要）、</w:t>
-      </w:r>
-      <w:r>
-        <w:rPr>
-          <w:rStyle w:val="VerbatimChar"/>
-        </w:rPr>
-        <w:t xml:space="preserve">:318</w:t>
-      </w:r>
-      <w:r>
-        <w:t xml:space="preserve">（判决表第 4 行）、</w:t>
-      </w:r>
-      <w:r>
-        <w:rPr>
-          <w:rStyle w:val="VerbatimChar"/>
-        </w:rPr>
-        <w:t xml:space="preserve">:616</w:t>
-      </w:r>
-      <w:r>
-        <w:t xml:space="preserve">（附录 A 数字台账，状态标</w:t>
-      </w:r>
-      <w:r>
-        <w:t xml:space="preserve"> </w:t>
-      </w:r>
-      <w:r>
-        <w:rPr>
-          <w:bCs/>
-          <w:b/>
-        </w:rPr>
-        <w:t xml:space="preserve">✅</w:t>
-      </w:r>
-      <w:r>
-        <w:t xml:space="preserve">）</w:t>
+        <w:t xml:space="preserve">原文</w:t>
+      </w:r>
+      <w:r>
+        <w:t xml:space="preserve">（两行相同）：「…</w:t>
+      </w:r>
+      <w:r>
+        <w:rPr>
+          <w:bCs/>
+          <w:b/>
+        </w:rPr>
+        <w:t xml:space="preserve">三个判官在核心对比上给出完全相同的数字（0胜6负，位置一致率 1.00）</w:t>
+      </w:r>
+      <w:r>
+        <w:t xml:space="preserve">，</w:t>
+      </w:r>
+      <w:r>
+        <w:rPr>
+          <w:bCs/>
+          <w:b/>
+        </w:rPr>
+        <w:t xml:space="preserve">方向在六个对比中全部一致</w:t>
+      </w:r>
+      <w:r>
+        <w:t xml:space="preserve"> </w:t>
+      </w:r>
+      <w:r>
+        <w:t xml:space="preserve">…」</w:t>
       </w:r>
     </w:p>
     <w:p>
@@ -10888,19 +12198,32 @@
           <w:bCs/>
           <w:b/>
         </w:rPr>
-        <w:t xml:space="preserve">原文</w:t>
-      </w:r>
-      <w:r>
-        <w:t xml:space="preserve">（</w:t>
+        <w:t xml:space="preserve">性质</w:t>
+      </w:r>
+      <w:r>
+        <w:t xml:space="preserve">：是</w:t>
+      </w:r>
+      <w:r>
+        <w:rPr>
+          <w:bCs/>
+          <w:b/>
+        </w:rPr>
+        <w:t xml:space="preserve">逐字回源引用</w:t>
+      </w:r>
+      <w:r>
+        <w:t xml:space="preserve">底稿</w:t>
+      </w:r>
+      <w:r>
+        <w:t xml:space="preserve"> </w:t>
       </w:r>
       <w:r>
         <w:rPr>
           <w:rStyle w:val="VerbatimChar"/>
         </w:rPr>
-        <w:t xml:space="preserve">:616</w:t>
-      </w:r>
-      <w:r>
-        <w:t xml:space="preserve">）：「| 矛盾率（法律域） | direct 0.4%（分母 285）｜fuse 4.2%（分母 284）= 10.5× |</w:t>
+        <w:t xml:space="preserve">04_D_StateMachine_底稿.md:25</w:t>
+      </w:r>
+      <w:r>
+        <w:t xml:space="preserve">，语义上不是本仓的主张；但规格 §6.2 的 S4 验收命令</w:t>
       </w:r>
       <w:r>
         <w:t xml:space="preserve"> </w:t>
@@ -10909,29 +12232,39 @@
         <w:rPr>
           <w:rStyle w:val="VerbatimChar"/>
         </w:rPr>
-        <w:t xml:space="preserve">REPORT-DRILL §4c</w:t>
-      </w:r>
-      <w:r>
-        <w:t xml:space="preserve"> </w:t>
-      </w:r>
-      <w:r>
-        <w:t xml:space="preserve">|</w:t>
-      </w:r>
-      <w:r>
-        <w:t xml:space="preserve"> </w:t>
-      </w:r>
-      <w:r>
-        <w:rPr>
-          <w:bCs/>
-          <w:b/>
-        </w:rPr>
-        <w:t xml:space="preserve">✅</w:t>
-      </w:r>
-      <w:r>
-        <w:t xml:space="preserve"> </w:t>
-      </w:r>
-      <w:r>
-        <w:t xml:space="preserve">|」</w:t>
+        <w:t xml:space="preserve">grep -n -E "已被实测为无效|可判定地不成立|唯一系统性地挡住|六个对比中全部一致" papers/*.md</w:t>
+      </w:r>
+      <w:r>
+        <w:t xml:space="preserve"> </w:t>
+      </w:r>
+      <w:r>
+        <w:rPr>
+          <w:bCs/>
+          <w:b/>
+        </w:rPr>
+        <w:t xml:space="preserve">期望 0 命中</w:t>
+      </w:r>
+      <w:r>
+        <w:t xml:space="preserve"> </w:t>
+      </w:r>
+      <w:r>
+        <w:t xml:space="preserve">实测</w:t>
+      </w:r>
+      <w:r>
+        <w:t xml:space="preserve"> </w:t>
+      </w:r>
+      <w:r>
+        <w:rPr>
+          <w:bCs/>
+          <w:b/>
+        </w:rPr>
+        <w:t xml:space="preserve">2 命中</w:t>
+      </w:r>
+      <w:r>
+        <w:t xml:space="preserve"> </w:t>
+      </w:r>
+      <w:r>
+        <w:t xml:space="preserve">照规格跑自查会报红。</w:t>
       </w:r>
     </w:p>
     <w:p>
@@ -10947,172 +12280,37 @@
           <w:bCs/>
           <w:b/>
         </w:rPr>
-        <w:t xml:space="preserve">冲突证据</w:t>
-      </w:r>
-      <w:r>
-        <w:t xml:space="preserve">（同一组数字，A 篇四处都标了）：</w:t>
+        <w:t xml:space="preserve">建议改法</w:t>
+      </w:r>
+      <w:r>
+        <w:t xml:space="preserve">：在这两行加一句「 引自底稿原文（</w:t>
+      </w:r>
+      <w:r>
+        <w:rPr>
+          <w:bCs/>
+          <w:b/>
+        </w:rPr>
+        <w:t xml:space="preserve">D 篇摘要 ⑤ 已按外部审稿改写，本行不作为现行主张</w:t>
+      </w:r>
+      <w:r>
+        <w:t xml:space="preserve">）」。</w:t>
       </w:r>
     </w:p>
+    <w:bookmarkEnd w:id="44"/>
+    <w:bookmarkStart w:id="45" w:name="n10-低a-篇贡献列表的交叉引用风格不一致-3-处悬空引用"/>
     <w:p>
       <w:pPr>
-        <w:numPr>
-          <w:ilvl w:val="1"/>
-          <w:numId w:val="1010"/>
-        </w:numPr>
-        <w:pStyle w:val="Compact"/>
+        <w:pStyle w:val="Heading3"/>
       </w:pPr>
       <w:r>
-        <w:rPr>
-          <w:rStyle w:val="VerbatimChar"/>
-        </w:rPr>
-        <w:t xml:space="preserve">02:23</w:t>
-      </w:r>
-      <w:r>
-        <w:t xml:space="preserve">/</w:t>
-      </w:r>
-      <w:r>
-        <w:rPr>
-          <w:rStyle w:val="VerbatimChar"/>
-        </w:rPr>
-        <w:t xml:space="preserve">:24</w:t>
-      </w:r>
-      <w:r>
-        <w:t xml:space="preserve"> </w:t>
-      </w:r>
-      <w:r>
-        <w:t xml:space="preserve">摘要：「⚠️</w:t>
-      </w:r>
-      <w:r>
-        <w:t xml:space="preserve"> </w:t>
-      </w:r>
-      <w:r>
-        <w:rPr>
-          <w:bCs/>
-          <w:b/>
-        </w:rPr>
-        <w:t xml:space="preserve">该组 dual 臂数字未按 4 支口径重算</w:t>
-      </w:r>
-      <w:r>
-        <w:t xml:space="preserve">」；</w:t>
-      </w:r>
-    </w:p>
-    <w:p>
-      <w:pPr>
-        <w:numPr>
-          <w:ilvl w:val="1"/>
-          <w:numId w:val="1010"/>
-        </w:numPr>
-        <w:pStyle w:val="Compact"/>
-      </w:pPr>
-      <w:r>
-        <w:rPr>
-          <w:rStyle w:val="VerbatimChar"/>
-        </w:rPr>
-        <w:t xml:space="preserve">02:632</w:t>
-      </w:r>
-      <w:r>
-        <w:t xml:space="preserve">/</w:t>
-      </w:r>
-      <w:r>
-        <w:rPr>
-          <w:rStyle w:val="VerbatimChar"/>
-        </w:rPr>
-        <w:t xml:space="preserve">:665</w:t>
-      </w:r>
-      <w:r>
-        <w:t xml:space="preserve">/</w:t>
-      </w:r>
-      <w:r>
-        <w:rPr>
-          <w:rStyle w:val="VerbatimChar"/>
-        </w:rPr>
-        <w:t xml:space="preserve">:686</w:t>
-      </w:r>
-      <w:r>
-        <w:t xml:space="preserve"> </w:t>
-      </w:r>
-      <w:r>
-        <w:t xml:space="preserve">R2/R3/R4 分母注：「</w:t>
-      </w:r>
-      <w:r>
-        <w:rPr>
-          <w:bCs/>
-          <w:b/>
-        </w:rPr>
-        <w:t xml:space="preserve">5 支臂实测为 4 支</w:t>
-      </w:r>
-      <w:r>
-        <w:t xml:space="preserve"> </w:t>
-      </w:r>
-      <w:r>
-        <w:t xml:space="preserve">⇒</w:t>
-      </w:r>
-      <w:r>
-        <w:t xml:space="preserve"> </w:t>
-      </w:r>
-      <w:r>
-        <w:rPr>
-          <w:bCs/>
-          <w:b/>
-        </w:rPr>
-        <w:t xml:space="preserve">本表数字是「未按 4 支口径重算」的口径</w:t>
-      </w:r>
-      <w:r>
-        <w:t xml:space="preserve">」；</w:t>
-      </w:r>
-    </w:p>
-    <w:p>
-      <w:pPr>
-        <w:numPr>
-          <w:ilvl w:val="1"/>
-          <w:numId w:val="1010"/>
-        </w:numPr>
-        <w:pStyle w:val="Compact"/>
-      </w:pPr>
-      <w:r>
-        <w:rPr>
-          <w:rStyle w:val="VerbatimChar"/>
-        </w:rPr>
-        <w:t xml:space="preserve">02:925</w:t>
-      </w:r>
-      <w:r>
-        <w:t xml:space="preserve"> </w:t>
-      </w:r>
-      <w:r>
-        <w:t xml:space="preserve">局限 25 列出</w:t>
-      </w:r>
-      <w:r>
-        <w:t xml:space="preserve"> </w:t>
-      </w:r>
-      <w:r>
-        <w:rPr>
-          <w:bCs/>
-          <w:b/>
-        </w:rPr>
-        <w:t xml:space="preserve">284 / 285、10.5×</w:t>
-      </w:r>
-      <w:r>
-        <w:t xml:space="preserve"> </w:t>
-      </w:r>
-      <w:r>
-        <w:t xml:space="preserve">为受影响读数，「</w:t>
-      </w:r>
-      <w:r>
-        <w:rPr>
-          <w:bCs/>
-          <w:b/>
-        </w:rPr>
-        <w:t xml:space="preserve">影响方向未知</w:t>
-      </w:r>
-      <w:r>
-        <w:t xml:space="preserve">」。</w:t>
+        <w:t xml:space="preserve">N10 ·【低】A 篇贡献列表的交叉引用风格不一致 + 3 处悬空引用</w:t>
       </w:r>
     </w:p>
     <w:p>
       <w:pPr>
         <w:numPr>
           <w:ilvl w:val="0"/>
-          <w:numId w:val="1009"/>
+          <w:numId w:val="1010"/>
         </w:numPr>
         <w:pStyle w:val="Compact"/>
       </w:pPr>
@@ -11121,159 +12319,23 @@
           <w:bCs/>
           <w:b/>
         </w:rPr>
-        <w:t xml:space="preserve">★ 关键对照（说明这是本轮引入的跨篇不对称）</w:t>
+        <w:t xml:space="preserve">位置</w:t>
       </w:r>
       <w:r>
         <w:t xml:space="preserve">：</w:t>
       </w:r>
-    </w:p>
-    <w:p>
-      <w:pPr>
-        <w:numPr>
-          <w:ilvl w:val="1"/>
-          <w:numId w:val="1011"/>
-        </w:numPr>
-        <w:pStyle w:val="Compact"/>
-      </w:pPr>
-      <w:r>
-        <w:t xml:space="preserve">合订本</w:t>
-      </w:r>
-      <w:r>
-        <w:t xml:space="preserve"> </w:t>
-      </w:r>
       <w:r>
         <w:rPr>
           <w:rStyle w:val="VerbatimChar"/>
         </w:rPr>
-        <w:t xml:space="preserve">09:98</w:t>
-      </w:r>
-      <w:r>
-        <w:t xml:space="preserve"> </w:t>
-      </w:r>
-      <w:r>
-        <w:t xml:space="preserve">的 L1 卡</w:t>
-      </w:r>
-      <w:r>
-        <w:rPr>
-          <w:bCs/>
-          <w:b/>
-        </w:rPr>
-        <w:t xml:space="preserve">带了</w:t>
-      </w:r>
-      <w:r>
-        <w:t xml:space="preserve">：「…</w:t>
-      </w:r>
-      <w:r>
-        <w:rPr>
-          <w:bCs/>
-          <w:b/>
-        </w:rPr>
-        <w:t xml:space="preserve">10.5×</w:t>
-      </w:r>
-      <w:r>
-        <w:t xml:space="preserve">；巡练冠军在 13 道未见题</w:t>
-      </w:r>
-      <w:r>
-        <w:t xml:space="preserve"> </w:t>
-      </w:r>
-      <w:r>
-        <w:rPr>
-          <w:bCs/>
-          <w:b/>
-        </w:rPr>
-        <w:t xml:space="preserve">2 胜 11 负</w:t>
-      </w:r>
-      <w:r>
-        <w:t xml:space="preserve">（⚠️</w:t>
-      </w:r>
-      <w:r>
-        <w:t xml:space="preserve"> </w:t>
-      </w:r>
-      <w:r>
-        <w:rPr>
-          <w:bCs/>
-          <w:b/>
-        </w:rPr>
-        <w:t xml:space="preserve">该组 dual 臂数字未按 4 支口径重算</w:t>
-      </w:r>
-      <w:r>
-        <w:t xml:space="preserve">，见 §1.1）」；</w:t>
-      </w:r>
-    </w:p>
-    <w:p>
-      <w:pPr>
-        <w:numPr>
-          <w:ilvl w:val="1"/>
-          <w:numId w:val="1011"/>
-        </w:numPr>
-        <w:pStyle w:val="Compact"/>
-      </w:pPr>
-      <w:r>
-        <w:t xml:space="preserve">总纲</w:t>
-      </w:r>
-      <w:r>
-        <w:t xml:space="preserve"> </w:t>
-      </w:r>
-      <w:r>
-        <w:rPr>
-          <w:rStyle w:val="VerbatimChar"/>
-        </w:rPr>
-        <w:t xml:space="preserve">00:117</w:t>
-      </w:r>
-      <w:r>
-        <w:t xml:space="preserve"> </w:t>
-      </w:r>
-      <w:r>
-        <w:t xml:space="preserve">的表更狠：「</w:t>
-      </w:r>
-      <w:r>
-        <w:rPr>
-          <w:bCs/>
-          <w:b/>
-        </w:rPr>
-        <w:t xml:space="preserve">L1 的工作流臂 α 读数</w:t>
-      </w:r>
-      <w:r>
-        <w:t xml:space="preserve">｜⚠️ 同源，方向性支持，</w:t>
-      </w:r>
-      <w:r>
-        <w:rPr>
-          <w:bCs/>
-          <w:b/>
-        </w:rPr>
-        <w:t xml:space="preserve">暂不定量引用</w:t>
-      </w:r>
-      <w:r>
-        <w:t xml:space="preserve">」；</w:t>
-      </w:r>
-    </w:p>
-    <w:p>
-      <w:pPr>
-        <w:numPr>
-          <w:ilvl w:val="1"/>
-          <w:numId w:val="1011"/>
-        </w:numPr>
-        <w:pStyle w:val="Compact"/>
-      </w:pPr>
-      <w:r>
-        <w:t xml:space="preserve">⇒</w:t>
-      </w:r>
-      <w:r>
-        <w:t xml:space="preserve"> </w:t>
-      </w:r>
-      <w:r>
-        <w:rPr>
-          <w:bCs/>
-          <w:b/>
-        </w:rPr>
-        <w:t xml:space="preserve">合订本与总纲都要求 L1 不做定量引用，而 L1 单稿仍把 10.5× / 284 / 285 当 ✅ 的定量读数直接引用。</w:t>
+        <w:t xml:space="preserve">papers/02_A_SelectionIsNotCreation_稿.md:62-66</w:t>
       </w:r>
     </w:p>
     <w:p>
       <w:pPr>
         <w:numPr>
           <w:ilvl w:val="0"/>
-          <w:numId w:val="1009"/>
+          <w:numId w:val="1010"/>
         </w:numPr>
         <w:pStyle w:val="Compact"/>
       </w:pPr>
@@ -11282,65 +12344,352 @@
           <w:bCs/>
           <w:b/>
         </w:rPr>
+        <w:t xml:space="preserve">原文</w:t>
+      </w:r>
+      <w:r>
+        <w:t xml:space="preserve">：</w:t>
+      </w:r>
+      <w:r>
+        <w:rPr>
+          <w:rStyle w:val="VerbatimChar"/>
+        </w:rPr>
+        <w:t xml:space="preserve">:62</w:t>
+      </w:r>
+      <w:r>
+        <w:t xml:space="preserve">「（§5.1）」、</w:t>
+      </w:r>
+      <w:r>
+        <w:rPr>
+          <w:rStyle w:val="VerbatimChar"/>
+        </w:rPr>
+        <w:t xml:space="preserve">:63</w:t>
+      </w:r>
+      <w:r>
+        <w:t xml:space="preserve">「（§5 R2）」、</w:t>
+      </w:r>
+      <w:r>
+        <w:rPr>
+          <w:rStyle w:val="VerbatimChar"/>
+        </w:rPr>
+        <w:t xml:space="preserve">:64</w:t>
+      </w:r>
+      <w:r>
+        <w:t xml:space="preserve">「（§5.3）」、</w:t>
+      </w:r>
+      <w:r>
+        <w:rPr>
+          <w:rStyle w:val="VerbatimChar"/>
+        </w:rPr>
+        <w:t xml:space="preserve">:65</w:t>
+      </w:r>
+      <w:r>
+        <w:t xml:space="preserve">「（§5.4）」、</w:t>
+      </w:r>
+      <w:r>
+        <w:rPr>
+          <w:rStyle w:val="VerbatimChar"/>
+        </w:rPr>
+        <w:t xml:space="preserve">:66</w:t>
+      </w:r>
+      <w:r>
+        <w:t xml:space="preserve">「（§5.5）」</w:t>
+      </w:r>
+    </w:p>
+    <w:p>
+      <w:pPr>
+        <w:numPr>
+          <w:ilvl w:val="0"/>
+          <w:numId w:val="1010"/>
+        </w:numPr>
+        <w:pStyle w:val="Compact"/>
+      </w:pPr>
+      <w:r>
+        <w:t xml:space="preserve">这一轮把</w:t>
+      </w:r>
+      <w:r>
+        <w:t xml:space="preserve"> </w:t>
+      </w:r>
+      <w:r>
+        <w:rPr>
+          <w:rStyle w:val="VerbatimChar"/>
+        </w:rPr>
+        <w:t xml:space="preserve">:63</w:t>
+      </w:r>
+      <w:r>
+        <w:t xml:space="preserve"> </w:t>
+      </w:r>
+      <w:r>
+        <w:t xml:space="preserve">的「§5.2」改成「</w:t>
+      </w:r>
+      <w:r>
+        <w:rPr>
+          <w:bCs/>
+          <w:b/>
+        </w:rPr>
+        <w:t xml:space="preserve">§5 R2</w:t>
+      </w:r>
+      <w:r>
+        <w:t xml:space="preserve">」，但</w:t>
+      </w:r>
+      <w:r>
+        <w:rPr>
+          <w:bCs/>
+          <w:b/>
+        </w:rPr>
+        <w:t xml:space="preserve">同列表其余四处仍是 §5.1 / §5.3 / §5.4 / §5.5</w:t>
+      </w:r>
+      <w:r>
+        <w:t xml:space="preserve">，而全文</w:t>
+      </w:r>
+      <w:r>
+        <w:rPr>
+          <w:bCs/>
+          <w:b/>
+        </w:rPr>
+        <w:t xml:space="preserve">没有</w:t>
+      </w:r>
+      <w:r>
+        <w:t xml:space="preserve">这些小节标题（结果是</w:t>
+      </w:r>
+      <w:r>
+        <w:t xml:space="preserve"> </w:t>
+      </w:r>
+      <w:r>
+        <w:rPr>
+          <w:rStyle w:val="VerbatimChar"/>
+        </w:rPr>
+        <w:t xml:space="preserve">### R1</w:t>
+      </w:r>
+      <w:r>
+        <w:t xml:space="preserve">…</w:t>
+      </w:r>
+      <w:r>
+        <w:rPr>
+          <w:rStyle w:val="VerbatimChar"/>
+        </w:rPr>
+        <w:t xml:space="preserve">### R7</w:t>
+      </w:r>
+      <w:r>
+        <w:t xml:space="preserve">，然后才到</w:t>
+      </w:r>
+      <w:r>
+        <w:t xml:space="preserve"> </w:t>
+      </w:r>
+      <w:r>
+        <w:rPr>
+          <w:rStyle w:val="VerbatimChar"/>
+        </w:rPr>
+        <w:t xml:space="preserve">### 5.8</w:t>
+      </w:r>
+      <w:r>
+        <w:t xml:space="preserve">），两种写法并存 + 三处指向不存在的小节。</w:t>
+      </w:r>
+    </w:p>
+    <w:p>
+      <w:pPr>
+        <w:numPr>
+          <w:ilvl w:val="0"/>
+          <w:numId w:val="1010"/>
+        </w:numPr>
+        <w:pStyle w:val="Compact"/>
+      </w:pPr>
+      <w:r>
+        <w:rPr>
+          <w:bCs/>
+          <w:b/>
+        </w:rPr>
         <w:t xml:space="preserve">建议改法</w:t>
       </w:r>
       <w:r>
-        <w:t xml:space="preserve">：L1 的</w:t>
-      </w:r>
-      <w:r>
-        <w:t xml:space="preserve"> </w:t>
-      </w:r>
-      <w:r>
-        <w:rPr>
-          <w:rStyle w:val="VerbatimChar"/>
-        </w:rPr>
-        <w:t xml:space="preserve">:26</w:t>
-      </w:r>
-      <w:r>
-        <w:t xml:space="preserve"> </w:t>
-      </w:r>
-      <w:r>
-        <w:t xml:space="preserve">/</w:t>
-      </w:r>
-      <w:r>
-        <w:t xml:space="preserve"> </w:t>
-      </w:r>
-      <w:r>
-        <w:rPr>
-          <w:rStyle w:val="VerbatimChar"/>
-        </w:rPr>
-        <w:t xml:space="preserve">:318</w:t>
-      </w:r>
-      <w:r>
-        <w:t xml:space="preserve"> </w:t>
-      </w:r>
-      <w:r>
-        <w:t xml:space="preserve">/</w:t>
-      </w:r>
-      <w:r>
-        <w:t xml:space="preserve"> </w:t>
-      </w:r>
-      <w:r>
-        <w:rPr>
-          <w:rStyle w:val="VerbatimChar"/>
-        </w:rPr>
-        <w:t xml:space="preserve">:616</w:t>
-      </w:r>
-      <w:r>
-        <w:t xml:space="preserve"> </w:t>
-      </w:r>
-      <w:r>
-        <w:t xml:space="preserve">三处加同一句限定（与 A 篇口径逐字对齐），并把附录 A 该行状态由 ✅ 改为「⚠️ 未按 4 支口径重算」。</w:t>
+        <w:t xml:space="preserve">：统一改成「§5 R1 / R2 / R3 / R4 / R5」。</w:t>
       </w:r>
     </w:p>
-    <w:bookmarkEnd w:id="39"/>
-    <w:bookmarkStart w:id="40" w:name="n5-中-需返工x-4-验收未达成总纲-1-依赖图残留旧类别数十类失效"/>
+    <w:bookmarkEnd w:id="45"/>
+    <w:bookmarkStart w:id="46" w:name="n11-低l1-2.4-仍写-c-篇旧题名"/>
     <w:p>
       <w:pPr>
         <w:pStyle w:val="Heading3"/>
       </w:pPr>
       <w:r>
-        <w:t xml:space="preserve">N5 ·【中 · 需返工·X-4 验收未达成】总纲 §1 依赖图残留旧类别数「十类失效」</w:t>
+        <w:t xml:space="preserve">N11 ·【低】L1 §2.4 仍写 C 篇</w:t>
+      </w:r>
+      <w:r>
+        <w:rPr>
+          <w:bCs/>
+          <w:b/>
+        </w:rPr>
+        <w:t xml:space="preserve">旧题名</w:t>
+      </w:r>
+    </w:p>
+    <w:p>
+      <w:pPr>
+        <w:numPr>
+          <w:ilvl w:val="0"/>
+          <w:numId w:val="1011"/>
+        </w:numPr>
+        <w:pStyle w:val="Compact"/>
+      </w:pPr>
+      <w:r>
+        <w:rPr>
+          <w:bCs/>
+          <w:b/>
+        </w:rPr>
+        <w:t xml:space="preserve">位置</w:t>
+      </w:r>
+      <w:r>
+        <w:t xml:space="preserve">：</w:t>
+      </w:r>
+      <w:r>
+        <w:rPr>
+          <w:rStyle w:val="VerbatimChar"/>
+        </w:rPr>
+        <w:t xml:space="preserve">papers/01_L1_PrematureConvergence_交差稿.md:112</w:t>
+      </w:r>
+    </w:p>
+    <w:p>
+      <w:pPr>
+        <w:numPr>
+          <w:ilvl w:val="0"/>
+          <w:numId w:val="1011"/>
+        </w:numPr>
+        <w:pStyle w:val="Compact"/>
+      </w:pPr>
+      <w:r>
+        <w:rPr>
+          <w:bCs/>
+          <w:b/>
+        </w:rPr>
+        <w:t xml:space="preserve">原文</w:t>
+      </w:r>
+      <w:r>
+        <w:t xml:space="preserve">：「|</w:t>
+      </w:r>
+      <w:r>
+        <w:t xml:space="preserve"> </w:t>
+      </w:r>
+      <w:r>
+        <w:rPr>
+          <w:bCs/>
+          <w:b/>
+        </w:rPr>
+        <w:t xml:space="preserve">C</w:t>
+      </w:r>
+      <w:r>
+        <w:t xml:space="preserve"> </w:t>
+      </w:r>
+      <w:r>
+        <w:t xml:space="preserve">Six Ways to Look Done | 测量规程 | 提供本文的核验器与判死门 |」</w:t>
+      </w:r>
+    </w:p>
+    <w:p>
+      <w:pPr>
+        <w:numPr>
+          <w:ilvl w:val="0"/>
+          <w:numId w:val="1011"/>
+        </w:numPr>
+        <w:pStyle w:val="Compact"/>
+      </w:pPr>
+      <w:r>
+        <w:t xml:space="preserve">C 篇题名已改（</w:t>
+      </w:r>
+      <w:r>
+        <w:rPr>
+          <w:rStyle w:val="VerbatimChar"/>
+        </w:rPr>
+        <w:t xml:space="preserve">03:1</w:t>
+      </w:r>
+      <w:r>
+        <w:t xml:space="preserve"> </w:t>
+      </w:r>
+      <w:r>
+        <w:t xml:space="preserve">=</w:t>
+      </w:r>
+      <w:r>
+        <w:t xml:space="preserve"> </w:t>
+      </w:r>
+      <w:r>
+        <w:rPr>
+          <w:iCs/>
+          <w:i/>
+        </w:rPr>
+        <w:t xml:space="preserve">Thirteen Ways to Look Done Without Being Verified</w:t>
+      </w:r>
+      <w:r>
+        <w:t xml:space="preserve">），</w:t>
+      </w:r>
+      <w:r>
+        <w:rPr>
+          <w:bCs/>
+          <w:b/>
+        </w:rPr>
+        <w:t xml:space="preserve">C-1 改题名的跨篇尾巴</w:t>
+      </w:r>
+      <w:r>
+        <w:t xml:space="preserve">。合订本/总纲的题名已全部同步（</w:t>
+      </w:r>
+      <w:r>
+        <w:rPr>
+          <w:rStyle w:val="VerbatimChar"/>
+        </w:rPr>
+        <w:t xml:space="preserve">grep "Six Ways" papers/09_*.md papers/00_*.md</w:t>
+      </w:r>
+      <w:r>
+        <w:t xml:space="preserve"> </w:t>
+      </w:r>
+      <w:r>
+        <w:t xml:space="preserve">= 0 命中），</w:t>
+      </w:r>
+      <w:r>
+        <w:rPr>
+          <w:bCs/>
+          <w:b/>
+        </w:rPr>
+        <w:t xml:space="preserve">只剩 L1 单稿这一处</w:t>
+      </w:r>
+      <w:r>
+        <w:t xml:space="preserve">。</w:t>
+      </w:r>
+    </w:p>
+    <w:p>
+      <w:pPr>
+        <w:numPr>
+          <w:ilvl w:val="0"/>
+          <w:numId w:val="1011"/>
+        </w:numPr>
+        <w:pStyle w:val="Compact"/>
+      </w:pPr>
+      <w:r>
+        <w:rPr>
+          <w:bCs/>
+          <w:b/>
+        </w:rPr>
+        <w:t xml:space="preserve">建议改法</w:t>
+      </w:r>
+      <w:r>
+        <w:t xml:space="preserve">：改为「</w:t>
+      </w:r>
+      <w:r>
+        <w:rPr>
+          <w:bCs/>
+          <w:b/>
+        </w:rPr>
+        <w:t xml:space="preserve">C</w:t>
+      </w:r>
+      <w:r>
+        <w:t xml:space="preserve"> </w:t>
+      </w:r>
+      <w:r>
+        <w:t xml:space="preserve">Thirteen Ways to Look Done」。</w:t>
+      </w:r>
+    </w:p>
+    <w:bookmarkEnd w:id="46"/>
+    <w:bookmarkStart w:id="47" w:name="n12-低d-单稿的定位句仍是未被证明优于等强度提示词注入口径与合订本总纲不同源"/>
+    <w:p>
+      <w:pPr>
+        <w:pStyle w:val="Heading3"/>
+      </w:pPr>
+      <w:r>
+        <w:t xml:space="preserve">N12 ·【低】D 单稿的定位句仍是「未被证明优于等强度提示词注入」口径，与合订本/总纲不同源</w:t>
       </w:r>
     </w:p>
     <w:p>
@@ -11365,7 +12714,19 @@
         <w:rPr>
           <w:rStyle w:val="VerbatimChar"/>
         </w:rPr>
-        <w:t xml:space="preserve">papers/00_论文簇总纲_交差版.md:31</w:t>
+        <w:t xml:space="preserve">papers/04_D_StateMachineIsNotYetAPrompt_交差稿.md:8</w:t>
+      </w:r>
+      <w:r>
+        <w:t xml:space="preserve">（稿首定位）与末行（</w:t>
+      </w:r>
+      <w:r>
+        <w:rPr>
+          <w:rStyle w:val="VerbatimChar"/>
+        </w:rPr>
+        <w:t xml:space="preserve">:757</w:t>
+      </w:r>
+      <w:r>
+        <w:t xml:space="preserve">）</w:t>
       </w:r>
     </w:p>
     <w:p>
@@ -11384,16 +12745,36 @@
         <w:t xml:space="preserve">原文</w:t>
       </w:r>
       <w:r>
-        <w:t xml:space="preserve">：「</w:t>
+        <w:t xml:space="preserve">：</w:t>
       </w:r>
       <w:r>
         <w:rPr>
           <w:rStyle w:val="VerbatimChar"/>
         </w:rPr>
-        <w:t xml:space="preserve">│  十类失效 + 审计协议         │     可先写、先投</w:t>
-      </w:r>
-      <w:r>
-        <w:t xml:space="preserve">」</w:t>
+        <w:t xml:space="preserve">:8</w:t>
+      </w:r>
+      <w:r>
+        <w:t xml:space="preserve">：「我们主张的是——</w:t>
+      </w:r>
+      <w:r>
+        <w:rPr>
+          <w:bCs/>
+          <w:b/>
+        </w:rPr>
+        <w:t xml:space="preserve">当前形态的状态机未被证明优于等强度提示词注入</w:t>
+      </w:r>
+      <w:r>
+        <w:t xml:space="preserve">，以及</w:t>
+      </w:r>
+      <w:r>
+        <w:rPr>
+          <w:bCs/>
+          <w:b/>
+        </w:rPr>
+        <w:t xml:space="preserve">如何把这个问题变成可判定的</w:t>
+      </w:r>
+      <w:r>
+        <w:t xml:space="preserve">。」</w:t>
       </w:r>
     </w:p>
     <w:p>
@@ -11405,27 +12786,27 @@
         <w:pStyle w:val="Compact"/>
       </w:pPr>
       <w:r>
-        <w:rPr>
-          <w:bCs/>
-          <w:b/>
-        </w:rPr>
-        <w:t xml:space="preserve">冲突证据</w:t>
-      </w:r>
-      <w:r>
-        <w:t xml:space="preserve">：C 篇现为</w:t>
-      </w:r>
-      <w:r>
-        <w:rPr>
-          <w:bCs/>
-          <w:b/>
-        </w:rPr>
-        <w:t xml:space="preserve">十三类</w:t>
-      </w:r>
-      <w:r>
-        <w:t xml:space="preserve"> </w:t>
-      </w:r>
-      <w:r>
-        <w:t xml:space="preserve">——</w:t>
+        <w:t xml:space="preserve">语义上</w:t>
+      </w:r>
+      <w:r>
+        <w:rPr>
+          <w:bCs/>
+          <w:b/>
+        </w:rPr>
+        <w:t xml:space="preserve">不算等效性跳跃</w:t>
+      </w:r>
+      <w:r>
+        <w:t xml:space="preserve">（"未被证明优于"是关于证据状态的陈述），但 owner 明确要求「合订本/总纲的 claim 列 = 单稿摘要/结论句的压缩版，</w:t>
+      </w:r>
+      <w:r>
+        <w:rPr>
+          <w:bCs/>
+          <w:b/>
+        </w:rPr>
+        <w:t xml:space="preserve">措辞必须同源</w:t>
+      </w:r>
+      <w:r>
+        <w:t xml:space="preserve">」；合订本</w:t>
       </w:r>
       <w:r>
         <w:t xml:space="preserve"> </w:t>
@@ -11434,56 +12815,68 @@
         <w:rPr>
           <w:rStyle w:val="VerbatimChar"/>
         </w:rPr>
-        <w:t xml:space="preserve">03:1</w:t>
-      </w:r>
-      <w:r>
-        <w:t xml:space="preserve">（标题）、</w:t>
+        <w:t xml:space="preserve">09:16</w:t>
+      </w:r>
+      <w:r>
+        <w:t xml:space="preserve"> </w:t>
+      </w:r>
+      <w:r>
+        <w:t xml:space="preserve">与总纲</w:t>
+      </w:r>
+      <w:r>
+        <w:t xml:space="preserve"> </w:t>
       </w:r>
       <w:r>
         <w:rPr>
           <w:rStyle w:val="VerbatimChar"/>
         </w:rPr>
-        <w:t xml:space="preserve">03:17</w:t>
-      </w:r>
-      <w:r>
-        <w:t xml:space="preserve">（摘要「</w:t>
-      </w:r>
-      <w:r>
-        <w:rPr>
-          <w:bCs/>
-          <w:b/>
-        </w:rPr>
-        <w:t xml:space="preserve">十三个</w:t>
-      </w:r>
-      <w:r>
-        <w:t xml:space="preserve">已被实例化的类别」）、</w:t>
-      </w:r>
-      <w:r>
-        <w:rPr>
-          <w:rStyle w:val="VerbatimChar"/>
-        </w:rPr>
-        <w:t xml:space="preserve">03:43</w:t>
-      </w:r>
-      <w:r>
-        <w:t xml:space="preserve">（§1.3 十三行表）、</w:t>
-      </w:r>
-      <w:r>
-        <w:rPr>
-          <w:rStyle w:val="VerbatimChar"/>
-        </w:rPr>
-        <w:t xml:space="preserve">03:389</w:t>
-      </w:r>
-      <w:r>
-        <w:t xml:space="preserve">（§6.1 十三类索引）、</w:t>
-      </w:r>
-      <w:r>
-        <w:rPr>
-          <w:rStyle w:val="VerbatimChar"/>
-        </w:rPr>
-        <w:t xml:space="preserve">03:426</w:t>
-      </w:r>
-      <w:r>
-        <w:t xml:space="preserve">（局限 1「十三个案例全部来自中文任务 + 英语文献」）。</w:t>
+        <w:t xml:space="preserve">00:15</w:t>
+      </w:r>
+      <w:r>
+        <w:t xml:space="preserve"> </w:t>
+      </w:r>
+      <w:r>
+        <w:t xml:space="preserve">已改成「</w:t>
+      </w:r>
+      <w:r>
+        <w:rPr>
+          <w:bCs/>
+          <w:b/>
+        </w:rPr>
+        <w:t xml:space="preserve">状态化打分未检出优于通用打分的证据</w:t>
+      </w:r>
+      <w:r>
+        <w:t xml:space="preserve">……</w:t>
+      </w:r>
+      <w:r>
+        <w:rPr>
+          <w:bCs/>
+          <w:b/>
+        </w:rPr>
+        <w:t xml:space="preserve">零区分 / 未检出</w:t>
+      </w:r>
+      <w:r>
+        <w:t xml:space="preserve">……</w:t>
+      </w:r>
+      <w:r>
+        <w:rPr>
+          <w:bCs/>
+          <w:b/>
+        </w:rPr>
+        <w:t xml:space="preserve">未预注册 MES，不能排除中小效应</w:t>
+      </w:r>
+      <w:r>
+        <w:t xml:space="preserve">」，</w:t>
+      </w:r>
+      <w:r>
+        <w:rPr>
+          <w:bCs/>
+          <w:b/>
+        </w:rPr>
+        <w:t xml:space="preserve">单篇两处未跟上</w:t>
+      </w:r>
+      <w:r>
+        <w:t xml:space="preserve">。</w:t>
       </w:r>
     </w:p>
     <w:p>
@@ -11499,174 +12892,32 @@
           <w:bCs/>
           <w:b/>
         </w:rPr>
-        <w:t xml:space="preserve">为什么漏掉了</w:t>
-      </w:r>
-      <w:r>
-        <w:t xml:space="preserve">：集成自查用的模式是</w:t>
-      </w:r>
-      <w:r>
-        <w:t xml:space="preserve"> </w:t>
+        <w:t xml:space="preserve">建议改法</w:t>
+      </w:r>
+      <w:r>
+        <w:t xml:space="preserve">：</w:t>
       </w:r>
       <w:r>
         <w:rPr>
           <w:rStyle w:val="VerbatimChar"/>
         </w:rPr>
-        <w:t xml:space="preserve">"十个类别|十个已被实例化"</w:t>
-      </w:r>
-      <w:r>
-        <w:t xml:space="preserve"> </w:t>
-      </w:r>
-      <w:r>
-        <w:t xml:space="preserve">⇒</w:t>
-      </w:r>
-      <w:r>
-        <w:t xml:space="preserve"> </w:t>
-      </w:r>
-      <w:r>
-        <w:rPr>
-          <w:bCs/>
-          <w:b/>
-        </w:rPr>
-        <w:t xml:space="preserve">漏掉"十类"这个变体</w:t>
-      </w:r>
-      <w:r>
-        <w:t xml:space="preserve">（</w:t>
-      </w:r>
-      <w:r>
-        <w:rPr>
-          <w:rStyle w:val="VerbatimChar"/>
-        </w:rPr>
-        <w:t xml:space="preserve">改稿报告_C:53</w:t>
-      </w:r>
-      <w:r>
-        <w:t xml:space="preserve"> </w:t>
-      </w:r>
-      <w:r>
-        <w:t xml:space="preserve">自己的验收模式其实是</w:t>
-      </w:r>
-      <w:r>
-        <w:t xml:space="preserve"> </w:t>
-      </w:r>
-      <w:r>
-        <w:rPr>
-          <w:rStyle w:val="VerbatimChar"/>
-        </w:rPr>
-        <w:t xml:space="preserve">grep -n -E "十个|十类|Six"</w:t>
-      </w:r>
-      <w:r>
-        <w:t xml:space="preserve">，在 C 篇内是 0 命中；但该模式</w:t>
-      </w:r>
-      <w:r>
-        <w:rPr>
-          <w:bCs/>
-          <w:b/>
-        </w:rPr>
-        <w:t xml:space="preserve">没有跑到总纲</w:t>
-      </w:r>
-      <w:r>
-        <w:t xml:space="preserve">）。</w:t>
+        <w:t xml:space="preserve">:8</w:t>
+      </w:r>
+      <w:r>
+        <w:t xml:space="preserve"> </w:t>
+      </w:r>
+      <w:r>
+        <w:t xml:space="preserve">与末行改用「零区分 / 未检出 + 未预注册 MES」口径。</w:t>
       </w:r>
     </w:p>
-    <w:p>
-      <w:pPr>
-        <w:numPr>
-          <w:ilvl w:val="0"/>
-          <w:numId w:val="1012"/>
-        </w:numPr>
-        <w:pStyle w:val="Compact"/>
-      </w:pPr>
-      <w:r>
-        <w:rPr>
-          <w:bCs/>
-          <w:b/>
-        </w:rPr>
-        <w:t xml:space="preserve">严重度</w:t>
-      </w:r>
-      <w:r>
-        <w:t xml:space="preserve">：按本任务自定规则「只要有一处</w:t>
-      </w:r>
-      <w:r>
-        <w:rPr>
-          <w:bCs/>
-          <w:b/>
-        </w:rPr>
-        <w:t xml:space="preserve">没有限定地</w:t>
-      </w:r>
-      <w:r>
-        <w:t xml:space="preserve">残留 = FAIL 级问题」——这一处既无限定、也无"自纠/否定"包裹，且落在</w:t>
-      </w:r>
-      <w:r>
-        <w:rPr>
-          <w:bCs/>
-          <w:b/>
-        </w:rPr>
-        <w:t xml:space="preserve">索引页的 ASCII 依赖图</w:t>
-      </w:r>
-      <w:r>
-        <w:t xml:space="preserve">（读者第一眼）。</w:t>
-      </w:r>
-    </w:p>
-    <w:p>
-      <w:pPr>
-        <w:numPr>
-          <w:ilvl w:val="0"/>
-          <w:numId w:val="1012"/>
-        </w:numPr>
-        <w:pStyle w:val="Compact"/>
-      </w:pPr>
-      <w:r>
-        <w:rPr>
-          <w:bCs/>
-          <w:b/>
-        </w:rPr>
-        <w:t xml:space="preserve">建议改法</w:t>
-      </w:r>
-      <w:r>
-        <w:t xml:space="preserve">：</w:t>
-      </w:r>
-      <w:r>
-        <w:rPr>
-          <w:rStyle w:val="VerbatimChar"/>
-        </w:rPr>
-        <w:t xml:space="preserve">:31</w:t>
-      </w:r>
-      <w:r>
-        <w:t xml:space="preserve"> </w:t>
-      </w:r>
-      <w:r>
-        <w:t xml:space="preserve">改为「十三个失效 + 审计协议」；并把</w:t>
-      </w:r>
-      <w:r>
-        <w:t xml:space="preserve"> </w:t>
-      </w:r>
-      <w:r>
-        <w:rPr>
-          <w:rStyle w:val="VerbatimChar"/>
-        </w:rPr>
-        <w:t xml:space="preserve">"十类"</w:t>
-      </w:r>
-      <w:r>
-        <w:t xml:space="preserve"> </w:t>
-      </w:r>
-      <w:r>
-        <w:t xml:space="preserve">加进集成自查的 grep 模式。</w:t>
-      </w:r>
-    </w:p>
-    <w:bookmarkEnd w:id="40"/>
-    <w:bookmarkStart w:id="41" w:name="n6-中低l1-5.1-判决表第-4-行的两列编号互相打架"/>
+    <w:bookmarkEnd w:id="47"/>
+    <w:bookmarkStart w:id="48" w:name="n13-低文档漂移两处已修已过期的记录"/>
     <w:p>
       <w:pPr>
         <w:pStyle w:val="Heading3"/>
       </w:pPr>
       <w:r>
-        <w:t xml:space="preserve">N6 ·【中低】L1 §5.1 判决表第 4 行的</w:t>
-      </w:r>
-      <w:r>
-        <w:rPr>
-          <w:bCs/>
-          <w:b/>
-        </w:rPr>
-        <w:t xml:space="preserve">两列编号互相打架</w:t>
+        <w:t xml:space="preserve">N13 ·【低·文档漂移】两处已修/已过期的记录</w:t>
       </w:r>
     </w:p>
     <w:p>
@@ -11679,19 +12930,118 @@
       </w:pPr>
       <w:r>
         <w:rPr>
-          <w:bCs/>
-          <w:b/>
-        </w:rPr>
-        <w:t xml:space="preserve">位置</w:t>
-      </w:r>
-      <w:r>
-        <w:t xml:space="preserve">：</w:t>
-      </w:r>
-      <w:r>
-        <w:rPr>
           <w:rStyle w:val="VerbatimChar"/>
         </w:rPr>
-        <w:t xml:space="preserve">papers/01_L1_PrematureConvergence_交差稿.md:318</w:t>
+        <w:t xml:space="preserve">papers/改稿报告_合订本与总纲_2026-10-24.md</w:t>
+      </w:r>
+      <w:r>
+        <w:t xml:space="preserve"> </w:t>
+      </w:r>
+      <w:r>
+        <w:t xml:space="preserve">§8 第 1 项仍把「A 篇 2 处 mojibake（</w:t>
+      </w:r>
+      <w:r>
+        <w:rPr>
+          <w:rStyle w:val="VerbatimChar"/>
+        </w:rPr>
+        <w:t xml:space="preserve">02_A_*.md:206</w:t>
+      </w:r>
+      <w:r>
+        <w:t xml:space="preserve"> </w:t>
+      </w:r>
+      <w:r>
+        <w:t xml:space="preserve">/</w:t>
+      </w:r>
+      <w:r>
+        <w:t xml:space="preserve"> </w:t>
+      </w:r>
+      <w:r>
+        <w:rPr>
+          <w:rStyle w:val="VerbatimChar"/>
+        </w:rPr>
+        <w:t xml:space="preserve">:1044</w:t>
+      </w:r>
+      <w:r>
+        <w:t xml:space="preserve">）」列为"待 owner 处理"，</w:t>
+      </w:r>
+      <w:r>
+        <w:rPr>
+          <w:bCs/>
+          <w:b/>
+        </w:rPr>
+        <w:t xml:space="preserve">实测已修</w:t>
+      </w:r>
+      <w:r>
+        <w:t xml:space="preserve">（</w:t>
+      </w:r>
+      <w:r>
+        <w:rPr>
+          <w:rStyle w:val="VerbatimChar"/>
+        </w:rPr>
+        <w:t xml:space="preserve">python3</w:t>
+      </w:r>
+      <w:r>
+        <w:t xml:space="preserve"> </w:t>
+      </w:r>
+      <w:r>
+        <w:t xml:space="preserve">扫 U+FFFD 字节 =</w:t>
+      </w:r>
+      <w:r>
+        <w:t xml:space="preserve"> </w:t>
+      </w:r>
+      <w:r>
+        <w:rPr>
+          <w:bCs/>
+          <w:b/>
+        </w:rPr>
+        <w:t xml:space="preserve">0</w:t>
+      </w:r>
+      <w:r>
+        <w:t xml:space="preserve">；</w:t>
+      </w:r>
+      <w:r>
+        <w:rPr>
+          <w:rStyle w:val="VerbatimChar"/>
+        </w:rPr>
+        <w:t xml:space="preserve">:206</w:t>
+      </w:r>
+      <w:r>
+        <w:t xml:space="preserve"> </w:t>
+      </w:r>
+      <w:r>
+        <w:t xml:space="preserve">现为「…会</w:t>
+      </w:r>
+      <w:r>
+        <w:rPr>
+          <w:bCs/>
+          <w:b/>
+        </w:rPr>
+        <w:t xml:space="preserve">把一个轴写成两个</w:t>
+      </w:r>
+      <w:r>
+        <w:t xml:space="preserve">」，</w:t>
+      </w:r>
+      <w:r>
+        <w:rPr>
+          <w:rStyle w:val="VerbatimChar"/>
+        </w:rPr>
+        <w:t xml:space="preserve">:1044</w:t>
+      </w:r>
+      <w:r>
+        <w:t xml:space="preserve"> </w:t>
+      </w:r>
+      <w:r>
+        <w:t xml:space="preserve">现为「</w:t>
+      </w:r>
+      <w:r>
+        <w:rPr>
+          <w:bCs/>
+          <w:b/>
+        </w:rPr>
+        <w:t xml:space="preserve">撤回</w:t>
+      </w:r>
+      <w:r>
+        <w:t xml:space="preserve">学习实验报告 §0/§3」），报告条目已过期。</w:t>
       </w:r>
     </w:p>
     <w:p>
@@ -11704,72 +13054,62 @@
       </w:pPr>
       <w:r>
         <w:rPr>
-          <w:bCs/>
-          <w:b/>
-        </w:rPr>
-        <w:t xml:space="preserve">原文</w:t>
-      </w:r>
-      <w:r>
-        <w:t xml:space="preserve">：支持度列 = 「①</w:t>
-      </w:r>
-      <w:r>
-        <w:t xml:space="preserve"> </w:t>
-      </w:r>
-      <w:r>
-        <w:rPr>
-          <w:bCs/>
-          <w:b/>
-        </w:rPr>
-        <w:t xml:space="preserve">α 轴：不可分辨（未检出）</w:t>
-      </w:r>
-      <w:r>
-        <w:t xml:space="preserve"> </w:t>
-      </w:r>
-      <w:r>
-        <w:t xml:space="preserve">……②</w:t>
-      </w:r>
-      <w:r>
-        <w:t xml:space="preserve"> </w:t>
-      </w:r>
-      <w:r>
-        <w:rPr>
-          <w:bCs/>
-          <w:b/>
-        </w:rPr>
-        <w:t xml:space="preserve">质量轴：方向一致</w:t>
-      </w:r>
-      <w:r>
-        <w:t xml:space="preserve">」；同行依据列 = 「①</w:t>
-      </w:r>
-      <w:r>
-        <w:rPr>
-          <w:bCs/>
-          <w:b/>
-        </w:rPr>
-        <w:t xml:space="preserve">质量/正确性轴</w:t>
-      </w:r>
-      <w:r>
-        <w:t xml:space="preserve">……②</w:t>
-      </w:r>
-      <w:r>
-        <w:rPr>
-          <w:bCs/>
-          <w:b/>
-        </w:rPr>
-        <w:t xml:space="preserve">信息维度轴</w:t>
-      </w:r>
-      <w:r>
-        <w:t xml:space="preserve">……③</w:t>
-      </w:r>
-      <w:r>
-        <w:rPr>
-          <w:bCs/>
-          <w:b/>
-        </w:rPr>
-        <w:t xml:space="preserve">两条轴不共享任何指标</w:t>
-      </w:r>
-      <w:r>
-        <w:t xml:space="preserve">」</w:t>
+          <w:rStyle w:val="VerbatimChar"/>
+        </w:rPr>
+        <w:t xml:space="preserve">papers/09_四篇初稿_合订本_2026-10-24.md:296</w:t>
+      </w:r>
+      <w:r>
+        <w:t xml:space="preserve">「### 3.1</w:t>
+      </w:r>
+      <w:r>
+        <w:t xml:space="preserve"> </w:t>
+      </w:r>
+      <w:r>
+        <w:rPr>
+          <w:bCs/>
+          <w:b/>
+        </w:rPr>
+        <w:t xml:space="preserve">24 条真实待办</w:t>
+      </w:r>
+      <w:r>
+        <w:t xml:space="preserve">的分级」：</w:t>
+      </w:r>
+      <w:r>
+        <w:rPr>
+          <w:rStyle w:val="VerbatimChar"/>
+        </w:rPr>
+        <w:t xml:space="preserve">:300</w:t>
+      </w:r>
+      <w:r>
+        <w:t xml:space="preserve"> </w:t>
+      </w:r>
+      <w:r>
+        <w:t xml:space="preserve">已加口径声明（基线值、marker 数已变），形式上合规，但</w:t>
+      </w:r>
+      <w:r>
+        <w:rPr>
+          <w:bCs/>
+          <w:b/>
+        </w:rPr>
+        <w:t xml:space="preserve">实数已明显过时</w:t>
+      </w:r>
+      <w:r>
+        <w:t xml:space="preserve">（当前四篇 marker 计数为 33/22/19/23，见</w:t>
+      </w:r>
+      <w:r>
+        <w:t xml:space="preserve"> </w:t>
+      </w:r>
+      <w:r>
+        <w:rPr>
+          <w:rStyle w:val="VerbatimChar"/>
+        </w:rPr>
+        <w:t xml:space="preserve">check_docx.py</w:t>
+      </w:r>
+      <w:r>
+        <w:t xml:space="preserve"> </w:t>
+      </w:r>
+      <w:r>
+        <w:t xml:space="preserve">输出），建议要么重算，要么把标题里的"24 条"改成"基线 24 条（已过期）"。</w:t>
       </w:r>
     </w:p>
     <w:p>
@@ -11781,219 +13121,72 @@
         <w:pStyle w:val="Compact"/>
       </w:pPr>
       <w:r>
-        <w:t xml:space="preserve">⇒ 同一个「①」在两列指两个不同的轴；且</w:t>
-      </w:r>
-      <w:r>
-        <w:rPr>
-          <w:bCs/>
-          <w:b/>
-        </w:rPr>
-        <w:t xml:space="preserve">合订本</w:t>
-      </w:r>
-      <w:r>
-        <w:rPr>
-          <w:bCs/>
-          <w:b/>
-        </w:rPr>
+        <w:rPr>
+          <w:bCs/>
+          <w:b/>
+        </w:rPr>
+        <w:t xml:space="preserve">交付说明里指向不存在脚本的那条指令已被修掉</w:t>
+      </w:r>
+      <w:r>
+        <w:t xml:space="preserve">（复核期间发生，我两次观测到不同状态，特此留痕）：我在</w:t>
+      </w:r>
+      <w:r>
+        <w:t xml:space="preserve"> </w:t>
+      </w:r>
+      <w:r>
+        <w:rPr>
+          <w:bCs/>
+          <w:b/>
+        </w:rPr>
+        <w:t xml:space="preserve">21:41</w:t>
+      </w:r>
+      <w:r>
+        <w:t xml:space="preserve"> </w:t>
+      </w:r>
+      <w:r>
+        <w:t xml:space="preserve">查</w:t>
+      </w:r>
+      <w:r>
         <w:t xml:space="preserve"> </w:t>
       </w:r>
       <w:r>
         <w:rPr>
           <w:rStyle w:val="VerbatimChar"/>
-          <w:bCs/>
-          <w:b/>
-        </w:rPr>
-        <w:t xml:space="preserve">09:93</w:t>
-      </w:r>
-      <w:r>
-        <w:rPr>
-          <w:bCs/>
-          <w:b/>
-        </w:rPr>
-        <w:t xml:space="preserve"> </w:t>
-      </w:r>
-      <w:r>
-        <w:rPr>
-          <w:bCs/>
-          <w:b/>
-        </w:rPr>
-        <w:t xml:space="preserve">的卡已把依据列改成「①质量/正确性轴…②α轴」</w:t>
-      </w:r>
-      <w:r>
-        <w:t xml:space="preserve"> </w:t>
-      </w:r>
-      <w:r>
-        <w:t xml:space="preserve">⇒ 单篇与合订本编号体系不一致。</w:t>
-      </w:r>
-    </w:p>
-    <w:p>
-      <w:pPr>
-        <w:numPr>
-          <w:ilvl w:val="0"/>
-          <w:numId w:val="1013"/>
-        </w:numPr>
-        <w:pStyle w:val="Compact"/>
-      </w:pPr>
-      <w:r>
-        <w:rPr>
-          <w:bCs/>
-          <w:b/>
-        </w:rPr>
-        <w:t xml:space="preserve">建议改法</w:t>
-      </w:r>
-      <w:r>
-        <w:t xml:space="preserve">：依据列的 ①②③ 改成与支持度列一致的 ①②（把"两条轴不共享任何指标"并入 ① 或放到该行末）。</w:t>
-      </w:r>
-    </w:p>
-    <w:bookmarkEnd w:id="41"/>
-    <w:bookmarkStart w:id="42" w:name="n7-中低l1-判决表第-1-行的主张名仍是本篇声明未测的那个构念"/>
-    <w:p>
-      <w:pPr>
-        <w:pStyle w:val="Heading3"/>
-      </w:pPr>
-      <w:r>
-        <w:t xml:space="preserve">N7 ·【中低】L1 判决表第 1 行的</w:t>
-      </w:r>
-      <w:r>
-        <w:rPr>
-          <w:bCs/>
-          <w:b/>
-        </w:rPr>
-        <w:t xml:space="preserve">主张名仍是本篇声明"未测"的那个构念</w:t>
-      </w:r>
-    </w:p>
-    <w:p>
-      <w:pPr>
-        <w:numPr>
-          <w:ilvl w:val="0"/>
-          <w:numId w:val="1014"/>
-        </w:numPr>
-        <w:pStyle w:val="Compact"/>
-      </w:pPr>
-      <w:r>
-        <w:rPr>
-          <w:bCs/>
-          <w:b/>
-        </w:rPr>
-        <w:t xml:space="preserve">位置</w:t>
-      </w:r>
-      <w:r>
-        <w:t xml:space="preserve">：</w:t>
+        </w:rPr>
+        <w:t xml:space="preserve">tools/</w:t>
+      </w:r>
+      <w:r>
+        <w:t xml:space="preserve"> </w:t>
+      </w:r>
+      <w:r>
+        <w:t xml:space="preserve">时只有</w:t>
+      </w:r>
+      <w:r>
+        <w:t xml:space="preserve"> </w:t>
       </w:r>
       <w:r>
         <w:rPr>
           <w:rStyle w:val="VerbatimChar"/>
         </w:rPr>
-        <w:t xml:space="preserve">papers/01_L1_PrematureConvergence_交差稿.md:315</w:t>
-      </w:r>
-      <w:r>
-        <w:t xml:space="preserve">（主张名）、</w:t>
+        <w:t xml:space="preserve">build_docx.sh</w:t>
+      </w:r>
+      <w:r>
+        <w:t xml:space="preserve"> </w:t>
+      </w:r>
+      <w:r>
+        <w:t xml:space="preserve">与</w:t>
+      </w:r>
+      <w:r>
+        <w:t xml:space="preserve"> </w:t>
       </w:r>
       <w:r>
         <w:rPr>
           <w:rStyle w:val="VerbatimChar"/>
         </w:rPr>
-        <w:t xml:space="preserve">:133-149</w:t>
-      </w:r>
-      <w:r>
-        <w:t xml:space="preserve">（§3.1b）</w:t>
-      </w:r>
-    </w:p>
-    <w:p>
-      <w:pPr>
-        <w:numPr>
-          <w:ilvl w:val="0"/>
-          <w:numId w:val="1014"/>
-        </w:numPr>
-        <w:pStyle w:val="Compact"/>
-      </w:pPr>
-      <w:r>
-        <w:rPr>
-          <w:bCs/>
-          <w:b/>
-        </w:rPr>
-        <w:t xml:space="preserve">原文</w:t>
-      </w:r>
-      <w:r>
-        <w:t xml:space="preserve">：主张名 = 「</w:t>
-      </w:r>
-      <w:r>
-        <w:rPr>
-          <w:bCs/>
-          <w:b/>
-        </w:rPr>
-        <w:t xml:space="preserve">「过早闭合现象存在」</w:t>
-      </w:r>
-      <w:r>
-        <w:t xml:space="preserve">」，支持度 = 「</w:t>
-      </w:r>
-      <w:r>
-        <w:rPr>
-          <w:bCs/>
-          <w:b/>
-        </w:rPr>
-        <w:t xml:space="preserve">中</w:t>
-      </w:r>
-      <w:r>
-        <w:t xml:space="preserve">（现象成立，归因不成立）」；而 §3.1b 写「</w:t>
-      </w:r>
-      <w:r>
-        <w:rPr>
-          <w:bCs/>
-          <w:b/>
-        </w:rPr>
-        <w:t xml:space="preserve">「过早停止探索」是另一个构念</w:t>
-      </w:r>
-      <w:r>
-        <w:t xml:space="preserve">……⇒ ⇒</w:t>
-      </w:r>
-      <w:r>
-        <w:t xml:space="preserve"> </w:t>
-      </w:r>
-      <w:r>
-        <w:rPr>
-          <w:bCs/>
-          <w:b/>
-        </w:rPr>
-        <w:t xml:space="preserve">本文未测</w:t>
-      </w:r>
-      <w:r>
-        <w:t xml:space="preserve">」并「</w:t>
-      </w:r>
-      <w:r>
-        <w:rPr>
-          <w:bCs/>
-          <w:b/>
-        </w:rPr>
-        <w:t xml:space="preserve">不给"过早停止探索"的判决</w:t>
-      </w:r>
-      <w:r>
-        <w:t xml:space="preserve">」。</w:t>
-      </w:r>
-    </w:p>
-    <w:p>
-      <w:pPr>
-        <w:numPr>
-          <w:ilvl w:val="0"/>
-          <w:numId w:val="1014"/>
-        </w:numPr>
-        <w:pStyle w:val="Compact"/>
-      </w:pPr>
-      <w:r>
-        <w:t xml:space="preserve">⇒</w:t>
-      </w:r>
-      <w:r>
-        <w:t xml:space="preserve"> </w:t>
-      </w:r>
-      <w:r>
-        <w:rPr>
-          <w:bCs/>
-          <w:b/>
-        </w:rPr>
-        <w:t xml:space="preserve">最容易被外部引用的一句话，仍然以本篇声明未测的构念命名</w:t>
-      </w:r>
-      <w:r>
-        <w:t xml:space="preserve">。（该主张名在合订本</w:t>
+        <w:t xml:space="preserve">check_docx.py</w:t>
+      </w:r>
+      <w:r>
+        <w:t xml:space="preserve">，而</w:t>
       </w:r>
       <w:r>
         <w:t xml:space="preserve"> </w:t>
@@ -12002,52 +13195,13 @@
         <w:rPr>
           <w:rStyle w:val="VerbatimChar"/>
         </w:rPr>
-        <w:t xml:space="preserve">09:95</w:t>
-      </w:r>
-      <w:r>
-        <w:t xml:space="preserve"> </w:t>
-      </w:r>
-      <w:r>
-        <w:t xml:space="preserve">与总纲亦沿用 ⇒ 改要三处同改。）</w:t>
-      </w:r>
-    </w:p>
-    <w:p>
-      <w:pPr>
-        <w:numPr>
-          <w:ilvl w:val="0"/>
-          <w:numId w:val="1014"/>
-        </w:numPr>
-        <w:pStyle w:val="Compact"/>
-      </w:pPr>
-      <w:r>
-        <w:rPr>
-          <w:bCs/>
-          <w:b/>
-        </w:rPr>
-        <w:t xml:space="preserve">建议改法</w:t>
-      </w:r>
-      <w:r>
-        <w:t xml:space="preserve">：主张名改为「</w:t>
-      </w:r>
-      <w:r>
-        <w:rPr>
-          <w:bCs/>
-          <w:b/>
-        </w:rPr>
-        <w:t xml:space="preserve">输出表述层同质化存在（相对覆盖不足）</w:t>
-      </w:r>
-      <w:r>
-        <w:t xml:space="preserve">」，并在依据里保留 (ii) 未测的登记。</w:t>
-      </w:r>
-    </w:p>
-    <w:bookmarkEnd w:id="42"/>
-    <w:bookmarkStart w:id="43" w:name="X6e5a733f24a2ce4717353910d972f088df1386a"/>
-    <w:p>
-      <w:pPr>
-        <w:pStyle w:val="Heading3"/>
-      </w:pPr>
-      <w:r>
-        <w:t xml:space="preserve">N8 ·【低·但属"假绿"】集成信号文件</w:t>
+        <w:t xml:space="preserve">build_docx.sh</w:t>
+      </w:r>
+      <w:r>
+        <w:t xml:space="preserve"> </w:t>
+      </w:r>
+      <w:r>
+        <w:t xml:space="preserve">末行与合订本附录 A 都写着要跑</w:t>
       </w:r>
       <w:r>
         <w:t xml:space="preserve"> </w:t>
@@ -12056,32 +13210,27 @@
         <w:rPr>
           <w:rStyle w:val="VerbatimChar"/>
         </w:rPr>
-        <w:t xml:space="preserve">_INTEGRATE_DONE.md:65</w:t>
-      </w:r>
-      <w:r>
-        <w:t xml:space="preserve"> </w:t>
-      </w:r>
-      <w:r>
-        <w:t xml:space="preserve">的自查结论不成立</w:t>
-      </w:r>
-    </w:p>
-    <w:p>
-      <w:pPr>
-        <w:numPr>
-          <w:ilvl w:val="0"/>
-          <w:numId w:val="1015"/>
-        </w:numPr>
-        <w:pStyle w:val="Compact"/>
-      </w:pPr>
-      <w:r>
-        <w:rPr>
-          <w:bCs/>
-          <w:b/>
-        </w:rPr>
-        <w:t xml:space="preserve">原文</w:t>
-      </w:r>
-      <w:r>
-        <w:t xml:space="preserve">：「|</w:t>
+        <w:t xml:space="preserve">check_package.py</w:t>
+      </w:r>
+      <w:r>
+        <w:t xml:space="preserve">，</w:t>
+      </w:r>
+      <w:r>
+        <w:rPr>
+          <w:bCs/>
+          <w:b/>
+        </w:rPr>
+        <w:t xml:space="preserve">交付说明里有一条指向不存在东西的指令</w:t>
+      </w:r>
+      <w:r>
+        <w:t xml:space="preserve">；</w:t>
+      </w:r>
+      <w:r>
+        <w:rPr>
+          <w:bCs/>
+          <w:b/>
+        </w:rPr>
+        <w:t xml:space="preserve">21:45</w:t>
       </w:r>
       <w:r>
         <w:t xml:space="preserve"> </w:t>
@@ -12090,1420 +13239,10 @@
         <w:rPr>
           <w:rStyle w:val="VerbatimChar"/>
         </w:rPr>
-        <w:t xml:space="preserve">grep -n "因为注意力" papers/*.md</w:t>
-      </w:r>
-      <w:r>
-        <w:t xml:space="preserve"> </w:t>
-      </w:r>
-      <w:r>
-        <w:t xml:space="preserve">| ★</w:t>
-      </w:r>
-      <w:r>
-        <w:t xml:space="preserve"> </w:t>
-      </w:r>
-      <w:r>
-        <w:rPr>
-          <w:bCs/>
-          <w:b/>
-        </w:rPr>
-        <w:t xml:space="preserve">0 命中</w:t>
-      </w:r>
-      <w:r>
-        <w:t xml:space="preserve">（G4）|」</w:t>
-      </w:r>
-    </w:p>
-    <w:p>
-      <w:pPr>
-        <w:numPr>
-          <w:ilvl w:val="0"/>
-          <w:numId w:val="1015"/>
-        </w:numPr>
-        <w:pStyle w:val="Compact"/>
-      </w:pPr>
-      <w:r>
-        <w:rPr>
-          <w:bCs/>
-          <w:b/>
-        </w:rPr>
-        <w:t xml:space="preserve">实测</w:t>
-      </w:r>
-      <w:r>
-        <w:t xml:space="preserve">：</w:t>
-      </w:r>
-      <w:r>
-        <w:rPr>
-          <w:bCs/>
-          <w:b/>
-        </w:rPr>
-        <w:t xml:space="preserve">4 处命中</w:t>
-      </w:r>
-      <w:r>
-        <w:t xml:space="preserve"> </w:t>
-      </w:r>
-      <w:r>
-        <w:t xml:space="preserve">——</w:t>
-      </w:r>
-      <w:r>
-        <w:t xml:space="preserve"> </w:t>
-      </w:r>
-      <w:r>
-        <w:rPr>
-          <w:rStyle w:val="VerbatimChar"/>
-        </w:rPr>
-        <w:t xml:space="preserve">00_论文簇总纲_交差版.md:100</w:t>
-      </w:r>
-      <w:r>
-        <w:t xml:space="preserve">、</w:t>
-      </w:r>
-      <w:r>
-        <w:rPr>
-          <w:rStyle w:val="VerbatimChar"/>
-        </w:rPr>
-        <w:t xml:space="preserve">01_L1_PrematureConvergence_交差稿.md:579</w:t>
-      </w:r>
-      <w:r>
-        <w:t xml:space="preserve">、</w:t>
-      </w:r>
-      <w:r>
-        <w:rPr>
-          <w:rStyle w:val="VerbatimChar"/>
-        </w:rPr>
-        <w:t xml:space="preserve">09_四篇初稿_合订本_2026-10-24.md:62</w:t>
-      </w:r>
-      <w:r>
-        <w:t xml:space="preserve">、</w:t>
-      </w:r>
-      <w:r>
-        <w:rPr>
-          <w:rStyle w:val="VerbatimChar"/>
-        </w:rPr>
-        <w:t xml:space="preserve">09_四篇初稿_合订本_2026-10-24.md:114</w:t>
-      </w:r>
-      <w:r>
-        <w:t xml:space="preserve">。</w:t>
-      </w:r>
-    </w:p>
-    <w:p>
-      <w:pPr>
-        <w:numPr>
-          <w:ilvl w:val="0"/>
-          <w:numId w:val="1015"/>
-        </w:numPr>
-        <w:pStyle w:val="Compact"/>
-      </w:pPr>
-      <w:r>
-        <w:rPr>
-          <w:bCs/>
-          <w:b/>
-        </w:rPr>
-        <w:t xml:space="preserve">实质判定</w:t>
-      </w:r>
-      <w:r>
-        <w:t xml:space="preserve">：四处</w:t>
-      </w:r>
-      <w:r>
-        <w:rPr>
-          <w:bCs/>
-          <w:b/>
-        </w:rPr>
-        <w:t xml:space="preserve">全部在禁令句里</w:t>
-      </w:r>
-      <w:r>
-        <w:t xml:space="preserve">（「✖ 任何"因为注意力…"的措辞」）⇒</w:t>
-      </w:r>
-      <w:r>
-        <w:t xml:space="preserve"> </w:t>
-      </w:r>
-      <w:r>
-        <w:rPr>
-          <w:bCs/>
-          <w:b/>
-        </w:rPr>
-        <w:t xml:space="preserve">G4 的语义目标已达成</w:t>
-      </w:r>
-      <w:r>
-        <w:t xml:space="preserve">；但</w:t>
-      </w:r>
-      <w:r>
-        <w:rPr>
-          <w:bCs/>
-          <w:b/>
-        </w:rPr>
-        <w:t xml:space="preserve">字面验收脚本会报红</w:t>
-      </w:r>
-      <w:r>
-        <w:t xml:space="preserve">，且信号文件里的"0 命中"是</w:t>
-      </w:r>
-      <w:r>
-        <w:rPr>
-          <w:bCs/>
-          <w:b/>
-        </w:rPr>
-        <w:t xml:space="preserve">不成立的自我判定</w:t>
-      </w:r>
-      <w:r>
-        <w:t xml:space="preserve"> </w:t>
-      </w:r>
-      <w:r>
-        <w:t xml:space="preserve">⇒ 这类"自查表全绿"不可作为验收依据（正是本项目纪律里"不采信交付物结论"的那条）。</w:t>
-      </w:r>
-    </w:p>
-    <w:p>
-      <w:pPr>
-        <w:numPr>
-          <w:ilvl w:val="0"/>
-          <w:numId w:val="1015"/>
-        </w:numPr>
-        <w:pStyle w:val="Compact"/>
-      </w:pPr>
-      <w:r>
-        <w:rPr>
-          <w:bCs/>
-          <w:b/>
-        </w:rPr>
-        <w:t xml:space="preserve">其中</w:t>
-      </w:r>
-      <w:r>
-        <w:rPr>
-          <w:bCs/>
-          <w:b/>
-        </w:rPr>
-        <w:t xml:space="preserve"> </w:t>
-      </w:r>
-      <w:r>
-        <w:rPr>
-          <w:rStyle w:val="VerbatimChar"/>
-          <w:bCs/>
-          <w:b/>
-        </w:rPr>
-        <w:t xml:space="preserve">01:579</w:t>
-      </w:r>
-      <w:r>
-        <w:rPr>
-          <w:bCs/>
-          <w:b/>
-        </w:rPr>
-        <w:t xml:space="preserve"> </w:t>
-      </w:r>
-      <w:r>
-        <w:rPr>
-          <w:bCs/>
-          <w:b/>
-        </w:rPr>
-        <w:t xml:space="preserve">是本轮新加 §9 时引入的</w:t>
-      </w:r>
-      <w:r>
-        <w:t xml:space="preserve">（改前 L1 的三处都在禁令语境，改后头部改掉了，§9 又引入一处）。</w:t>
-      </w:r>
-    </w:p>
-    <w:p>
-      <w:pPr>
-        <w:numPr>
-          <w:ilvl w:val="0"/>
-          <w:numId w:val="1015"/>
-        </w:numPr>
-        <w:pStyle w:val="Compact"/>
-      </w:pPr>
-      <w:r>
-        <w:rPr>
-          <w:bCs/>
-          <w:b/>
-        </w:rPr>
-        <w:t xml:space="preserve">建议改法</w:t>
-      </w:r>
-      <w:r>
-        <w:t xml:space="preserve">：把</w:t>
-      </w:r>
-      <w:r>
-        <w:t xml:space="preserve"> </w:t>
-      </w:r>
-      <w:r>
-        <w:rPr>
-          <w:rStyle w:val="VerbatimChar"/>
-        </w:rPr>
-        <w:t xml:space="preserve">01:579</w:t>
-      </w:r>
-      <w:r>
-        <w:t xml:space="preserve"> </w:t>
-      </w:r>
-      <w:r>
-        <w:t xml:space="preserve">的示例统一成头部已用的写法「把成因直接归给注意力机制」；并在信号/报告里把 G4 的判定写成「</w:t>
-      </w:r>
-      <w:r>
-        <w:rPr>
-          <w:bCs/>
-          <w:b/>
-        </w:rPr>
-        <w:t xml:space="preserve">0 处主张性用法；4 处禁令句引用（合规，但字面 grep 会命中 ⇒ 已登记</w:t>
-      </w:r>
-      <w:r>
-        <w:t xml:space="preserve">）」。</w:t>
-      </w:r>
-    </w:p>
-    <w:bookmarkEnd w:id="43"/>
-    <w:bookmarkStart w:id="44" w:name="X1d6da70640c599d62dffa17a6c73025454046e1"/>
-    <w:p>
-      <w:pPr>
-        <w:pStyle w:val="Heading3"/>
-      </w:pPr>
-      <w:r>
-        <w:t xml:space="preserve">N9 ·【低】</w:t>
-      </w:r>
-      <w:r>
-        <w:rPr>
-          <w:rStyle w:val="VerbatimChar"/>
-        </w:rPr>
-        <w:t xml:space="preserve">papers/08_回源对照表.md:36</w:t>
-      </w:r>
-      <w:r>
-        <w:t xml:space="preserve"> </w:t>
-      </w:r>
-      <w:r>
-        <w:t xml:space="preserve">与</w:t>
-      </w:r>
-      <w:r>
-        <w:t xml:space="preserve"> </w:t>
-      </w:r>
-      <w:r>
-        <w:rPr>
-          <w:rStyle w:val="VerbatimChar"/>
-        </w:rPr>
-        <w:t xml:space="preserve">:50</w:t>
-      </w:r>
-      <w:r>
-        <w:t xml:space="preserve"> </w:t>
-      </w:r>
-      <w:r>
-        <w:t xml:space="preserve">仍含改前的 D 摘要 ⑤ 旧口径</w:t>
-      </w:r>
-    </w:p>
-    <w:p>
-      <w:pPr>
-        <w:numPr>
-          <w:ilvl w:val="0"/>
-          <w:numId w:val="1016"/>
-        </w:numPr>
-        <w:pStyle w:val="Compact"/>
-      </w:pPr>
-      <w:r>
-        <w:rPr>
-          <w:bCs/>
-          <w:b/>
-        </w:rPr>
-        <w:t xml:space="preserve">原文</w:t>
-      </w:r>
-      <w:r>
-        <w:t xml:space="preserve">（两行相同）：「…</w:t>
-      </w:r>
-      <w:r>
-        <w:rPr>
-          <w:bCs/>
-          <w:b/>
-        </w:rPr>
-        <w:t xml:space="preserve">三个判官在核心对比上给出完全相同的数字（0胜6负，位置一致率 1.00）</w:t>
-      </w:r>
-      <w:r>
-        <w:t xml:space="preserve">，</w:t>
-      </w:r>
-      <w:r>
-        <w:rPr>
-          <w:bCs/>
-          <w:b/>
-        </w:rPr>
-        <w:t xml:space="preserve">方向在六个对比中全部一致</w:t>
-      </w:r>
-      <w:r>
-        <w:t xml:space="preserve"> </w:t>
-      </w:r>
-      <w:r>
-        <w:t xml:space="preserve">⇒ …」</w:t>
-      </w:r>
-    </w:p>
-    <w:p>
-      <w:pPr>
-        <w:numPr>
-          <w:ilvl w:val="0"/>
-          <w:numId w:val="1016"/>
-        </w:numPr>
-        <w:pStyle w:val="Compact"/>
-      </w:pPr>
-      <w:r>
-        <w:rPr>
-          <w:bCs/>
-          <w:b/>
-        </w:rPr>
-        <w:t xml:space="preserve">性质</w:t>
-      </w:r>
-      <w:r>
-        <w:t xml:space="preserve">：是</w:t>
-      </w:r>
-      <w:r>
-        <w:rPr>
-          <w:bCs/>
-          <w:b/>
-        </w:rPr>
-        <w:t xml:space="preserve">逐字回源引用</w:t>
-      </w:r>
-      <w:r>
-        <w:t xml:space="preserve">底稿</w:t>
-      </w:r>
-      <w:r>
-        <w:t xml:space="preserve"> </w:t>
-      </w:r>
-      <w:r>
-        <w:rPr>
-          <w:rStyle w:val="VerbatimChar"/>
-        </w:rPr>
-        <w:t xml:space="preserve">04_D_StateMachine_底稿.md:25</w:t>
-      </w:r>
-      <w:r>
-        <w:t xml:space="preserve"> </w:t>
-      </w:r>
-      <w:r>
-        <w:t xml:space="preserve">⇒ 语义上不是本仓的主张；但规格 §6.2 的 S4 验收命令</w:t>
-      </w:r>
-      <w:r>
-        <w:t xml:space="preserve"> </w:t>
-      </w:r>
-      <w:r>
-        <w:rPr>
-          <w:rStyle w:val="VerbatimChar"/>
-        </w:rPr>
-        <w:t xml:space="preserve">grep -n -E "已被实测为无效|可判定地不成立|唯一系统性地挡住|六个对比中全部一致" papers/*.md</w:t>
-      </w:r>
-      <w:r>
-        <w:t xml:space="preserve"> </w:t>
-      </w:r>
-      <w:r>
-        <w:rPr>
-          <w:bCs/>
-          <w:b/>
-        </w:rPr>
-        <w:t xml:space="preserve">期望 0 命中</w:t>
-      </w:r>
-      <w:r>
-        <w:t xml:space="preserve"> </w:t>
-      </w:r>
-      <w:r>
-        <w:t xml:space="preserve">⇒ 实测</w:t>
-      </w:r>
-      <w:r>
-        <w:t xml:space="preserve"> </w:t>
-      </w:r>
-      <w:r>
-        <w:rPr>
-          <w:bCs/>
-          <w:b/>
-        </w:rPr>
-        <w:t xml:space="preserve">2 命中</w:t>
-      </w:r>
-      <w:r>
-        <w:t xml:space="preserve"> </w:t>
-      </w:r>
-      <w:r>
-        <w:t xml:space="preserve">⇒ 照规格跑自查会报红。</w:t>
-      </w:r>
-    </w:p>
-    <w:p>
-      <w:pPr>
-        <w:numPr>
-          <w:ilvl w:val="0"/>
-          <w:numId w:val="1016"/>
-        </w:numPr>
-        <w:pStyle w:val="Compact"/>
-      </w:pPr>
-      <w:r>
-        <w:rPr>
-          <w:bCs/>
-          <w:b/>
-        </w:rPr>
-        <w:t xml:space="preserve">建议改法</w:t>
-      </w:r>
-      <w:r>
-        <w:t xml:space="preserve">：在这两行加一句「★ 引自底稿原文（</w:t>
-      </w:r>
-      <w:r>
-        <w:rPr>
-          <w:bCs/>
-          <w:b/>
-        </w:rPr>
-        <w:t xml:space="preserve">D 篇摘要 ⑤ 已按外部审稿改写，本行不作为现行主张</w:t>
-      </w:r>
-      <w:r>
-        <w:t xml:space="preserve">）」。</w:t>
-      </w:r>
-    </w:p>
-    <w:bookmarkEnd w:id="44"/>
-    <w:bookmarkStart w:id="45" w:name="n10-低a-篇贡献列表的交叉引用风格不一致-3-处悬空引用"/>
-    <w:p>
-      <w:pPr>
-        <w:pStyle w:val="Heading3"/>
-      </w:pPr>
-      <w:r>
-        <w:t xml:space="preserve">N10 ·【低】A 篇贡献列表的交叉引用风格不一致 + 3 处悬空引用</w:t>
-      </w:r>
-    </w:p>
-    <w:p>
-      <w:pPr>
-        <w:numPr>
-          <w:ilvl w:val="0"/>
-          <w:numId w:val="1017"/>
-        </w:numPr>
-        <w:pStyle w:val="Compact"/>
-      </w:pPr>
-      <w:r>
-        <w:rPr>
-          <w:bCs/>
-          <w:b/>
-        </w:rPr>
-        <w:t xml:space="preserve">位置</w:t>
-      </w:r>
-      <w:r>
-        <w:t xml:space="preserve">：</w:t>
-      </w:r>
-      <w:r>
-        <w:rPr>
-          <w:rStyle w:val="VerbatimChar"/>
-        </w:rPr>
-        <w:t xml:space="preserve">papers/02_A_SelectionIsNotCreation_稿.md:62-66</w:t>
-      </w:r>
-    </w:p>
-    <w:p>
-      <w:pPr>
-        <w:numPr>
-          <w:ilvl w:val="0"/>
-          <w:numId w:val="1017"/>
-        </w:numPr>
-        <w:pStyle w:val="Compact"/>
-      </w:pPr>
-      <w:r>
-        <w:rPr>
-          <w:bCs/>
-          <w:b/>
-        </w:rPr>
-        <w:t xml:space="preserve">原文</w:t>
-      </w:r>
-      <w:r>
-        <w:t xml:space="preserve">：</w:t>
-      </w:r>
-      <w:r>
-        <w:rPr>
-          <w:rStyle w:val="VerbatimChar"/>
-        </w:rPr>
-        <w:t xml:space="preserve">:62</w:t>
-      </w:r>
-      <w:r>
-        <w:t xml:space="preserve">「（§5.1）」、</w:t>
-      </w:r>
-      <w:r>
-        <w:rPr>
-          <w:rStyle w:val="VerbatimChar"/>
-        </w:rPr>
-        <w:t xml:space="preserve">:63</w:t>
-      </w:r>
-      <w:r>
-        <w:t xml:space="preserve">「（§5 R2）」、</w:t>
-      </w:r>
-      <w:r>
-        <w:rPr>
-          <w:rStyle w:val="VerbatimChar"/>
-        </w:rPr>
-        <w:t xml:space="preserve">:64</w:t>
-      </w:r>
-      <w:r>
-        <w:t xml:space="preserve">「（§5.3）」、</w:t>
-      </w:r>
-      <w:r>
-        <w:rPr>
-          <w:rStyle w:val="VerbatimChar"/>
-        </w:rPr>
-        <w:t xml:space="preserve">:65</w:t>
-      </w:r>
-      <w:r>
-        <w:t xml:space="preserve">「（§5.4）」、</w:t>
-      </w:r>
-      <w:r>
-        <w:rPr>
-          <w:rStyle w:val="VerbatimChar"/>
-        </w:rPr>
-        <w:t xml:space="preserve">:66</w:t>
-      </w:r>
-      <w:r>
-        <w:t xml:space="preserve">「（§5.5）」</w:t>
-      </w:r>
-    </w:p>
-    <w:p>
-      <w:pPr>
-        <w:numPr>
-          <w:ilvl w:val="0"/>
-          <w:numId w:val="1017"/>
-        </w:numPr>
-        <w:pStyle w:val="Compact"/>
-      </w:pPr>
-      <w:r>
-        <w:t xml:space="preserve">⇒ 本轮把</w:t>
-      </w:r>
-      <w:r>
-        <w:t xml:space="preserve"> </w:t>
-      </w:r>
-      <w:r>
-        <w:rPr>
-          <w:rStyle w:val="VerbatimChar"/>
-        </w:rPr>
-        <w:t xml:space="preserve">:63</w:t>
-      </w:r>
-      <w:r>
-        <w:t xml:space="preserve"> </w:t>
-      </w:r>
-      <w:r>
-        <w:t xml:space="preserve">的「§5.2」改成「</w:t>
-      </w:r>
-      <w:r>
-        <w:rPr>
-          <w:bCs/>
-          <w:b/>
-        </w:rPr>
-        <w:t xml:space="preserve">§5 R2</w:t>
-      </w:r>
-      <w:r>
-        <w:t xml:space="preserve">」，但</w:t>
-      </w:r>
-      <w:r>
-        <w:rPr>
-          <w:bCs/>
-          <w:b/>
-        </w:rPr>
-        <w:t xml:space="preserve">同列表其余四处仍是 §5.1 / §5.3 / §5.4 / §5.5</w:t>
-      </w:r>
-      <w:r>
-        <w:t xml:space="preserve">，而全文</w:t>
-      </w:r>
-      <w:r>
-        <w:rPr>
-          <w:bCs/>
-          <w:b/>
-        </w:rPr>
-        <w:t xml:space="preserve">没有</w:t>
-      </w:r>
-      <w:r>
-        <w:t xml:space="preserve">这些小节标题（结果是</w:t>
-      </w:r>
-      <w:r>
-        <w:t xml:space="preserve"> </w:t>
-      </w:r>
-      <w:r>
-        <w:rPr>
-          <w:rStyle w:val="VerbatimChar"/>
-        </w:rPr>
-        <w:t xml:space="preserve">### R1</w:t>
-      </w:r>
-      <w:r>
-        <w:t xml:space="preserve">…</w:t>
-      </w:r>
-      <w:r>
-        <w:rPr>
-          <w:rStyle w:val="VerbatimChar"/>
-        </w:rPr>
-        <w:t xml:space="preserve">### R7</w:t>
-      </w:r>
-      <w:r>
-        <w:t xml:space="preserve">，然后才到</w:t>
-      </w:r>
-      <w:r>
-        <w:t xml:space="preserve"> </w:t>
-      </w:r>
-      <w:r>
-        <w:rPr>
-          <w:rStyle w:val="VerbatimChar"/>
-        </w:rPr>
-        <w:t xml:space="preserve">### 5.8</w:t>
-      </w:r>
-      <w:r>
-        <w:t xml:space="preserve">）⇒ 两种写法并存 + 三处指向不存在的小节。</w:t>
-      </w:r>
-    </w:p>
-    <w:p>
-      <w:pPr>
-        <w:numPr>
-          <w:ilvl w:val="0"/>
-          <w:numId w:val="1017"/>
-        </w:numPr>
-        <w:pStyle w:val="Compact"/>
-      </w:pPr>
-      <w:r>
-        <w:rPr>
-          <w:bCs/>
-          <w:b/>
-        </w:rPr>
-        <w:t xml:space="preserve">建议改法</w:t>
-      </w:r>
-      <w:r>
-        <w:t xml:space="preserve">：统一改成「§5 R1 / R2 / R3 / R4 / R5」。</w:t>
-      </w:r>
-    </w:p>
-    <w:bookmarkEnd w:id="45"/>
-    <w:bookmarkStart w:id="46" w:name="n11-低l1-2.4-仍写-c-篇旧题名"/>
-    <w:p>
-      <w:pPr>
-        <w:pStyle w:val="Heading3"/>
-      </w:pPr>
-      <w:r>
-        <w:t xml:space="preserve">N11 ·【低】L1 §2.4 仍写 C 篇</w:t>
-      </w:r>
-      <w:r>
-        <w:rPr>
-          <w:bCs/>
-          <w:b/>
-        </w:rPr>
-        <w:t xml:space="preserve">旧题名</w:t>
-      </w:r>
-    </w:p>
-    <w:p>
-      <w:pPr>
-        <w:numPr>
-          <w:ilvl w:val="0"/>
-          <w:numId w:val="1018"/>
-        </w:numPr>
-        <w:pStyle w:val="Compact"/>
-      </w:pPr>
-      <w:r>
-        <w:rPr>
-          <w:bCs/>
-          <w:b/>
-        </w:rPr>
-        <w:t xml:space="preserve">位置</w:t>
-      </w:r>
-      <w:r>
-        <w:t xml:space="preserve">：</w:t>
-      </w:r>
-      <w:r>
-        <w:rPr>
-          <w:rStyle w:val="VerbatimChar"/>
-        </w:rPr>
-        <w:t xml:space="preserve">papers/01_L1_PrematureConvergence_交差稿.md:112</w:t>
-      </w:r>
-    </w:p>
-    <w:p>
-      <w:pPr>
-        <w:numPr>
-          <w:ilvl w:val="0"/>
-          <w:numId w:val="1018"/>
-        </w:numPr>
-        <w:pStyle w:val="Compact"/>
-      </w:pPr>
-      <w:r>
-        <w:rPr>
-          <w:bCs/>
-          <w:b/>
-        </w:rPr>
-        <w:t xml:space="preserve">原文</w:t>
-      </w:r>
-      <w:r>
-        <w:t xml:space="preserve">：「|</w:t>
-      </w:r>
-      <w:r>
-        <w:t xml:space="preserve"> </w:t>
-      </w:r>
-      <w:r>
-        <w:rPr>
-          <w:bCs/>
-          <w:b/>
-        </w:rPr>
-        <w:t xml:space="preserve">C</w:t>
-      </w:r>
-      <w:r>
-        <w:t xml:space="preserve"> </w:t>
-      </w:r>
-      <w:r>
-        <w:t xml:space="preserve">Six Ways to Look Done | 测量规程 | 提供本文的核验器与判死门 |」</w:t>
-      </w:r>
-    </w:p>
-    <w:p>
-      <w:pPr>
-        <w:numPr>
-          <w:ilvl w:val="0"/>
-          <w:numId w:val="1018"/>
-        </w:numPr>
-        <w:pStyle w:val="Compact"/>
-      </w:pPr>
-      <w:r>
-        <w:t xml:space="preserve">⇒ C 篇题名已改（</w:t>
-      </w:r>
-      <w:r>
-        <w:rPr>
-          <w:rStyle w:val="VerbatimChar"/>
-        </w:rPr>
-        <w:t xml:space="preserve">03:1</w:t>
-      </w:r>
-      <w:r>
-        <w:t xml:space="preserve"> </w:t>
-      </w:r>
-      <w:r>
-        <w:t xml:space="preserve">=</w:t>
-      </w:r>
-      <w:r>
-        <w:t xml:space="preserve"> </w:t>
-      </w:r>
-      <w:r>
-        <w:rPr>
-          <w:iCs/>
-          <w:i/>
-        </w:rPr>
-        <w:t xml:space="preserve">Thirteen Ways to Look Done Without Being Verified</w:t>
-      </w:r>
-      <w:r>
-        <w:t xml:space="preserve">）⇒</w:t>
-      </w:r>
-      <w:r>
-        <w:t xml:space="preserve"> </w:t>
-      </w:r>
-      <w:r>
-        <w:rPr>
-          <w:bCs/>
-          <w:b/>
-        </w:rPr>
-        <w:t xml:space="preserve">C-1 改题名的跨篇尾巴</w:t>
-      </w:r>
-      <w:r>
-        <w:t xml:space="preserve">。合订本/总纲的题名已全部同步（</w:t>
-      </w:r>
-      <w:r>
-        <w:rPr>
-          <w:rStyle w:val="VerbatimChar"/>
-        </w:rPr>
-        <w:t xml:space="preserve">grep "Six Ways" papers/09_*.md papers/00_*.md</w:t>
-      </w:r>
-      <w:r>
-        <w:t xml:space="preserve"> </w:t>
-      </w:r>
-      <w:r>
-        <w:t xml:space="preserve">= 0 命中），</w:t>
-      </w:r>
-      <w:r>
-        <w:rPr>
-          <w:bCs/>
-          <w:b/>
-        </w:rPr>
-        <w:t xml:space="preserve">只剩 L1 单稿这一处</w:t>
-      </w:r>
-      <w:r>
-        <w:t xml:space="preserve">。</w:t>
-      </w:r>
-    </w:p>
-    <w:p>
-      <w:pPr>
-        <w:numPr>
-          <w:ilvl w:val="0"/>
-          <w:numId w:val="1018"/>
-        </w:numPr>
-        <w:pStyle w:val="Compact"/>
-      </w:pPr>
-      <w:r>
-        <w:rPr>
-          <w:bCs/>
-          <w:b/>
-        </w:rPr>
-        <w:t xml:space="preserve">建议改法</w:t>
-      </w:r>
-      <w:r>
-        <w:t xml:space="preserve">：改为「</w:t>
-      </w:r>
-      <w:r>
-        <w:rPr>
-          <w:bCs/>
-          <w:b/>
-        </w:rPr>
-        <w:t xml:space="preserve">C</w:t>
-      </w:r>
-      <w:r>
-        <w:t xml:space="preserve"> </w:t>
-      </w:r>
-      <w:r>
-        <w:t xml:space="preserve">Thirteen Ways to Look Done」。</w:t>
-      </w:r>
-    </w:p>
-    <w:bookmarkEnd w:id="46"/>
-    <w:bookmarkStart w:id="47" w:name="n12-低d-单稿的定位句仍是未被证明优于等强度提示词注入口径与合订本总纲不同源"/>
-    <w:p>
-      <w:pPr>
-        <w:pStyle w:val="Heading3"/>
-      </w:pPr>
-      <w:r>
-        <w:t xml:space="preserve">N12 ·【低】D 单稿的定位句仍是「未被证明优于等强度提示词注入」口径，与合订本/总纲不同源</w:t>
-      </w:r>
-    </w:p>
-    <w:p>
-      <w:pPr>
-        <w:numPr>
-          <w:ilvl w:val="0"/>
-          <w:numId w:val="1019"/>
-        </w:numPr>
-        <w:pStyle w:val="Compact"/>
-      </w:pPr>
-      <w:r>
-        <w:rPr>
-          <w:bCs/>
-          <w:b/>
-        </w:rPr>
-        <w:t xml:space="preserve">位置</w:t>
-      </w:r>
-      <w:r>
-        <w:t xml:space="preserve">：</w:t>
-      </w:r>
-      <w:r>
-        <w:rPr>
-          <w:rStyle w:val="VerbatimChar"/>
-        </w:rPr>
-        <w:t xml:space="preserve">papers/04_D_StateMachineIsNotYetAPrompt_交差稿.md:8</w:t>
-      </w:r>
-      <w:r>
-        <w:t xml:space="preserve">（稿首定位）与末行（</w:t>
-      </w:r>
-      <w:r>
-        <w:rPr>
-          <w:rStyle w:val="VerbatimChar"/>
-        </w:rPr>
-        <w:t xml:space="preserve">:757</w:t>
-      </w:r>
-      <w:r>
-        <w:t xml:space="preserve">）</w:t>
-      </w:r>
-    </w:p>
-    <w:p>
-      <w:pPr>
-        <w:numPr>
-          <w:ilvl w:val="0"/>
-          <w:numId w:val="1019"/>
-        </w:numPr>
-        <w:pStyle w:val="Compact"/>
-      </w:pPr>
-      <w:r>
-        <w:rPr>
-          <w:bCs/>
-          <w:b/>
-        </w:rPr>
-        <w:t xml:space="preserve">原文</w:t>
-      </w:r>
-      <w:r>
-        <w:t xml:space="preserve">：</w:t>
-      </w:r>
-      <w:r>
-        <w:rPr>
-          <w:rStyle w:val="VerbatimChar"/>
-        </w:rPr>
-        <w:t xml:space="preserve">:8</w:t>
-      </w:r>
-      <w:r>
-        <w:t xml:space="preserve">：「我们主张的是——</w:t>
-      </w:r>
-      <w:r>
-        <w:rPr>
-          <w:bCs/>
-          <w:b/>
-        </w:rPr>
-        <w:t xml:space="preserve">当前形态的状态机未被证明优于等强度提示词注入</w:t>
-      </w:r>
-      <w:r>
-        <w:t xml:space="preserve">，以及</w:t>
-      </w:r>
-      <w:r>
-        <w:rPr>
-          <w:bCs/>
-          <w:b/>
-        </w:rPr>
-        <w:t xml:space="preserve">如何把这个问题变成可判定的</w:t>
-      </w:r>
-      <w:r>
-        <w:t xml:space="preserve">。」</w:t>
-      </w:r>
-    </w:p>
-    <w:p>
-      <w:pPr>
-        <w:numPr>
-          <w:ilvl w:val="0"/>
-          <w:numId w:val="1019"/>
-        </w:numPr>
-        <w:pStyle w:val="Compact"/>
-      </w:pPr>
-      <w:r>
-        <w:t xml:space="preserve">⇒ 语义上</w:t>
-      </w:r>
-      <w:r>
-        <w:rPr>
-          <w:bCs/>
-          <w:b/>
-        </w:rPr>
-        <w:t xml:space="preserve">不算等效性跳跃</w:t>
-      </w:r>
-      <w:r>
-        <w:t xml:space="preserve">（"未被证明优于"是关于证据状态的陈述），但 owner 明确要求「合订本/总纲的 claim 列 = 单稿摘要/结论句的压缩版，</w:t>
-      </w:r>
-      <w:r>
-        <w:rPr>
-          <w:bCs/>
-          <w:b/>
-        </w:rPr>
-        <w:t xml:space="preserve">措辞必须同源</w:t>
-      </w:r>
-      <w:r>
-        <w:t xml:space="preserve">」；合订本</w:t>
-      </w:r>
-      <w:r>
-        <w:t xml:space="preserve"> </w:t>
-      </w:r>
-      <w:r>
-        <w:rPr>
-          <w:rStyle w:val="VerbatimChar"/>
-        </w:rPr>
-        <w:t xml:space="preserve">09:16</w:t>
-      </w:r>
-      <w:r>
-        <w:t xml:space="preserve"> </w:t>
-      </w:r>
-      <w:r>
-        <w:t xml:space="preserve">与总纲</w:t>
-      </w:r>
-      <w:r>
-        <w:t xml:space="preserve"> </w:t>
-      </w:r>
-      <w:r>
-        <w:rPr>
-          <w:rStyle w:val="VerbatimChar"/>
-        </w:rPr>
-        <w:t xml:space="preserve">00:15</w:t>
-      </w:r>
-      <w:r>
-        <w:t xml:space="preserve"> </w:t>
-      </w:r>
-      <w:r>
-        <w:t xml:space="preserve">已改成「</w:t>
-      </w:r>
-      <w:r>
-        <w:rPr>
-          <w:bCs/>
-          <w:b/>
-        </w:rPr>
-        <w:t xml:space="preserve">状态化打分未检出优于通用打分的证据</w:t>
-      </w:r>
-      <w:r>
-        <w:t xml:space="preserve">……</w:t>
-      </w:r>
-      <w:r>
-        <w:rPr>
-          <w:bCs/>
-          <w:b/>
-        </w:rPr>
-        <w:t xml:space="preserve">零区分 / 未检出</w:t>
-      </w:r>
-      <w:r>
-        <w:t xml:space="preserve">……</w:t>
-      </w:r>
-      <w:r>
-        <w:rPr>
-          <w:bCs/>
-          <w:b/>
-        </w:rPr>
-        <w:t xml:space="preserve">未预注册 MES ⇒ 不能排除中小效应</w:t>
-      </w:r>
-      <w:r>
-        <w:t xml:space="preserve">」⇒</w:t>
-      </w:r>
-      <w:r>
-        <w:t xml:space="preserve"> </w:t>
-      </w:r>
-      <w:r>
-        <w:rPr>
-          <w:bCs/>
-          <w:b/>
-        </w:rPr>
-        <w:t xml:space="preserve">单篇两处未跟上</w:t>
-      </w:r>
-      <w:r>
-        <w:t xml:space="preserve">。</w:t>
-      </w:r>
-    </w:p>
-    <w:p>
-      <w:pPr>
-        <w:numPr>
-          <w:ilvl w:val="0"/>
-          <w:numId w:val="1019"/>
-        </w:numPr>
-        <w:pStyle w:val="Compact"/>
-      </w:pPr>
-      <w:r>
-        <w:rPr>
-          <w:bCs/>
-          <w:b/>
-        </w:rPr>
-        <w:t xml:space="preserve">建议改法</w:t>
-      </w:r>
-      <w:r>
-        <w:t xml:space="preserve">：</w:t>
-      </w:r>
-      <w:r>
-        <w:rPr>
-          <w:rStyle w:val="VerbatimChar"/>
-        </w:rPr>
-        <w:t xml:space="preserve">:8</w:t>
-      </w:r>
-      <w:r>
-        <w:t xml:space="preserve"> </w:t>
-      </w:r>
-      <w:r>
-        <w:t xml:space="preserve">与末行改用「零区分 / 未检出 + 未预注册 MES」口径。</w:t>
-      </w:r>
-    </w:p>
-    <w:bookmarkEnd w:id="47"/>
-    <w:bookmarkStart w:id="48" w:name="n13-低文档漂移两处已修已过期的记录"/>
-    <w:p>
-      <w:pPr>
-        <w:pStyle w:val="Heading3"/>
-      </w:pPr>
-      <w:r>
-        <w:t xml:space="preserve">N13 ·【低·文档漂移】两处已修/已过期的记录</w:t>
-      </w:r>
-    </w:p>
-    <w:p>
-      <w:pPr>
-        <w:numPr>
-          <w:ilvl w:val="0"/>
-          <w:numId w:val="1020"/>
-        </w:numPr>
-        <w:pStyle w:val="Compact"/>
-      </w:pPr>
-      <w:r>
-        <w:rPr>
-          <w:rStyle w:val="VerbatimChar"/>
-        </w:rPr>
-        <w:t xml:space="preserve">papers/改稿报告_合订本与总纲_2026-10-24.md</w:t>
-      </w:r>
-      <w:r>
-        <w:t xml:space="preserve"> </w:t>
-      </w:r>
-      <w:r>
-        <w:t xml:space="preserve">§8 第 1 项仍把「A 篇 2 处 mojibake（</w:t>
-      </w:r>
-      <w:r>
-        <w:rPr>
-          <w:rStyle w:val="VerbatimChar"/>
-        </w:rPr>
-        <w:t xml:space="preserve">02_A_*.md:206</w:t>
-      </w:r>
-      <w:r>
-        <w:t xml:space="preserve"> </w:t>
-      </w:r>
-      <w:r>
-        <w:t xml:space="preserve">/</w:t>
-      </w:r>
-      <w:r>
-        <w:t xml:space="preserve"> </w:t>
-      </w:r>
-      <w:r>
-        <w:rPr>
-          <w:rStyle w:val="VerbatimChar"/>
-        </w:rPr>
-        <w:t xml:space="preserve">:1044</w:t>
-      </w:r>
-      <w:r>
-        <w:t xml:space="preserve">）」列为"待 owner 处理"⇒ ★</w:t>
-      </w:r>
-      <w:r>
-        <w:t xml:space="preserve"> </w:t>
-      </w:r>
-      <w:r>
-        <w:rPr>
-          <w:bCs/>
-          <w:b/>
-        </w:rPr>
-        <w:t xml:space="preserve">实测已修</w:t>
-      </w:r>
-      <w:r>
-        <w:t xml:space="preserve">（</w:t>
-      </w:r>
-      <w:r>
-        <w:rPr>
-          <w:rStyle w:val="VerbatimChar"/>
-        </w:rPr>
-        <w:t xml:space="preserve">python3</w:t>
-      </w:r>
-      <w:r>
-        <w:t xml:space="preserve"> </w:t>
-      </w:r>
-      <w:r>
-        <w:t xml:space="preserve">扫 U+FFFD 字节 =</w:t>
-      </w:r>
-      <w:r>
-        <w:t xml:space="preserve"> </w:t>
-      </w:r>
-      <w:r>
-        <w:rPr>
-          <w:bCs/>
-          <w:b/>
-        </w:rPr>
-        <w:t xml:space="preserve">0</w:t>
-      </w:r>
-      <w:r>
-        <w:t xml:space="preserve">；</w:t>
-      </w:r>
-      <w:r>
-        <w:rPr>
-          <w:rStyle w:val="VerbatimChar"/>
-        </w:rPr>
-        <w:t xml:space="preserve">:206</w:t>
-      </w:r>
-      <w:r>
-        <w:t xml:space="preserve"> </w:t>
-      </w:r>
-      <w:r>
-        <w:t xml:space="preserve">现为「…会</w:t>
-      </w:r>
-      <w:r>
-        <w:rPr>
-          <w:bCs/>
-          <w:b/>
-        </w:rPr>
-        <w:t xml:space="preserve">把一个轴写成两个</w:t>
-      </w:r>
-      <w:r>
-        <w:t xml:space="preserve">」，</w:t>
-      </w:r>
-      <w:r>
-        <w:rPr>
-          <w:rStyle w:val="VerbatimChar"/>
-        </w:rPr>
-        <w:t xml:space="preserve">:1044</w:t>
-      </w:r>
-      <w:r>
-        <w:t xml:space="preserve"> </w:t>
-      </w:r>
-      <w:r>
-        <w:t xml:space="preserve">现为「</w:t>
-      </w:r>
-      <w:r>
-        <w:rPr>
-          <w:bCs/>
-          <w:b/>
-        </w:rPr>
-        <w:t xml:space="preserve">撤回</w:t>
-      </w:r>
-      <w:r>
-        <w:t xml:space="preserve">学习实验报告 §0/§3」）⇒ 报告条目已过期。</w:t>
-      </w:r>
-    </w:p>
-    <w:p>
-      <w:pPr>
-        <w:numPr>
-          <w:ilvl w:val="0"/>
-          <w:numId w:val="1020"/>
-        </w:numPr>
-        <w:pStyle w:val="Compact"/>
-      </w:pPr>
-      <w:r>
-        <w:rPr>
-          <w:rStyle w:val="VerbatimChar"/>
-        </w:rPr>
-        <w:t xml:space="preserve">papers/09_四篇初稿_合订本_2026-10-24.md:296</w:t>
-      </w:r>
-      <w:r>
-        <w:t xml:space="preserve">「### 3.1 ★</w:t>
-      </w:r>
-      <w:r>
-        <w:t xml:space="preserve"> </w:t>
-      </w:r>
-      <w:r>
-        <w:rPr>
-          <w:bCs/>
-          <w:b/>
-        </w:rPr>
-        <w:t xml:space="preserve">24 条真实待办</w:t>
-      </w:r>
-      <w:r>
-        <w:t xml:space="preserve">的分级」：</w:t>
-      </w:r>
-      <w:r>
-        <w:rPr>
-          <w:rStyle w:val="VerbatimChar"/>
-        </w:rPr>
-        <w:t xml:space="preserve">:300</w:t>
-      </w:r>
-      <w:r>
-        <w:t xml:space="preserve"> </w:t>
-      </w:r>
-      <w:r>
-        <w:t xml:space="preserve">已加口径声明（基线值、marker 数已变）⇒ 形式上合规，但</w:t>
-      </w:r>
-      <w:r>
-        <w:rPr>
-          <w:bCs/>
-          <w:b/>
-        </w:rPr>
-        <w:t xml:space="preserve">实数已明显过时</w:t>
-      </w:r>
-      <w:r>
-        <w:t xml:space="preserve">（当前四篇 marker 计数为 33/22/19/23，见</w:t>
-      </w:r>
-      <w:r>
-        <w:t xml:space="preserve"> </w:t>
-      </w:r>
-      <w:r>
-        <w:rPr>
-          <w:rStyle w:val="VerbatimChar"/>
-        </w:rPr>
-        <w:t xml:space="preserve">check_docx.py</w:t>
-      </w:r>
-      <w:r>
-        <w:t xml:space="preserve"> </w:t>
-      </w:r>
-      <w:r>
-        <w:t xml:space="preserve">输出）⇒ 建议要么重算，要么把标题里的"24 条"改成"基线 24 条（已过期）"。</w:t>
-      </w:r>
-    </w:p>
-    <w:p>
-      <w:pPr>
-        <w:numPr>
-          <w:ilvl w:val="0"/>
-          <w:numId w:val="1020"/>
-        </w:numPr>
-        <w:pStyle w:val="Compact"/>
-      </w:pPr>
-      <w:r>
-        <w:t xml:space="preserve">★</w:t>
-      </w:r>
-      <w:r>
-        <w:t xml:space="preserve"> </w:t>
-      </w:r>
-      <w:r>
-        <w:rPr>
-          <w:bCs/>
-          <w:b/>
-        </w:rPr>
-        <w:t xml:space="preserve">交付说明里指向不存在脚本的那条指令已被修掉</w:t>
-      </w:r>
-      <w:r>
-        <w:t xml:space="preserve">（复核期间发生，我两次观测到不同状态，特此留痕）：我在</w:t>
-      </w:r>
-      <w:r>
-        <w:t xml:space="preserve"> </w:t>
-      </w:r>
-      <w:r>
-        <w:rPr>
-          <w:bCs/>
-          <w:b/>
-        </w:rPr>
-        <w:t xml:space="preserve">21:41</w:t>
-      </w:r>
-      <w:r>
-        <w:t xml:space="preserve"> </w:t>
-      </w:r>
-      <w:r>
-        <w:t xml:space="preserve">查</w:t>
-      </w:r>
-      <w:r>
-        <w:t xml:space="preserve"> </w:t>
-      </w:r>
-      <w:r>
-        <w:rPr>
-          <w:rStyle w:val="VerbatimChar"/>
-        </w:rPr>
-        <w:t xml:space="preserve">tools/</w:t>
-      </w:r>
-      <w:r>
-        <w:t xml:space="preserve"> </w:t>
-      </w:r>
-      <w:r>
-        <w:t xml:space="preserve">时只有</w:t>
-      </w:r>
-      <w:r>
-        <w:t xml:space="preserve"> </w:t>
-      </w:r>
-      <w:r>
-        <w:rPr>
-          <w:rStyle w:val="VerbatimChar"/>
-        </w:rPr>
-        <w:t xml:space="preserve">build_docx.sh</w:t>
-      </w:r>
-      <w:r>
-        <w:t xml:space="preserve"> </w:t>
-      </w:r>
-      <w:r>
-        <w:t xml:space="preserve">与</w:t>
-      </w:r>
-      <w:r>
-        <w:t xml:space="preserve"> </w:t>
-      </w:r>
-      <w:r>
-        <w:rPr>
-          <w:rStyle w:val="VerbatimChar"/>
-        </w:rPr>
-        <w:t xml:space="preserve">check_docx.py</w:t>
-      </w:r>
-      <w:r>
-        <w:t xml:space="preserve">，而</w:t>
-      </w:r>
-      <w:r>
-        <w:t xml:space="preserve"> </w:t>
-      </w:r>
-      <w:r>
-        <w:rPr>
-          <w:rStyle w:val="VerbatimChar"/>
-        </w:rPr>
-        <w:t xml:space="preserve">build_docx.sh</w:t>
-      </w:r>
-      <w:r>
-        <w:t xml:space="preserve"> </w:t>
-      </w:r>
-      <w:r>
-        <w:t xml:space="preserve">末行与合订本附录 A 都写着要跑</w:t>
-      </w:r>
-      <w:r>
-        <w:t xml:space="preserve"> </w:t>
-      </w:r>
-      <w:r>
-        <w:rPr>
-          <w:rStyle w:val="VerbatimChar"/>
-        </w:rPr>
-        <w:t xml:space="preserve">check_package.py</w:t>
-      </w:r>
-      <w:r>
-        <w:t xml:space="preserve"> </w:t>
-      </w:r>
-      <w:r>
-        <w:t xml:space="preserve">⇒</w:t>
-      </w:r>
-      <w:r>
-        <w:t xml:space="preserve"> </w:t>
-      </w:r>
-      <w:r>
-        <w:rPr>
-          <w:bCs/>
-          <w:b/>
-        </w:rPr>
-        <w:t xml:space="preserve">交付说明里有一条指向不存在东西的指令</w:t>
-      </w:r>
-      <w:r>
-        <w:t xml:space="preserve">；</w:t>
-      </w:r>
-      <w:r>
-        <w:rPr>
-          <w:bCs/>
-          <w:b/>
-        </w:rPr>
-        <w:t xml:space="preserve">21:45</w:t>
-      </w:r>
-      <w:r>
-        <w:t xml:space="preserve"> </w:t>
-      </w:r>
-      <w:r>
-        <w:rPr>
-          <w:rStyle w:val="VerbatimChar"/>
-        </w:rPr>
         <w:t xml:space="preserve">tools/check_package.py</w:t>
       </w:r>
       <w:r>
-        <w:t xml:space="preserve">（7157 B）被补上（内含全量清单/sha256/UTF-8 标志位三项检查）⇒ 规格 §6.3 的最后一步现在可执行。★</w:t>
-      </w:r>
-      <w:r>
-        <w:t xml:space="preserve"> </w:t>
+        <w:t xml:space="preserve">（7157 B）被补上（内含全量清单/sha256/UTF-8 标志位三项检查），规格 §6.3 的最后一步现在可执行。</w:t>
       </w:r>
       <w:r>
         <w:rPr>
@@ -13533,7 +13272,7 @@
         <w:pStyle w:val="Heading3"/>
       </w:pPr>
       <w:r>
-        <w:t xml:space="preserve">2.14 ★ 改稿引入的</w:t>
+        <w:t xml:space="preserve">2.14 改稿引入的</w:t>
       </w:r>
       <w:r>
         <w:rPr>
@@ -13698,7 +13437,7 @@
               <w:t xml:space="preserve">过度且与自身数据冲突</w:t>
             </w:r>
             <w:r>
-              <w:t xml:space="preserve">（α 轴 5/5 CI 含 0、3 正 2 负 ⇒ 无方向）⇒ 详见 N1</w:t>
+              <w:t xml:space="preserve">（α 轴 5/5 CI 含 0、3 正 2 负，无方向），详见 N1</w:t>
             </w:r>
           </w:p>
         </w:tc>
@@ -13781,7 +13520,7 @@
               <w:t xml:space="preserve">过度</w:t>
             </w:r>
             <w:r>
-              <w:t xml:space="preserve">（D2 行三个判官数字不同：0.00 / 0.33 / 1.00）⇒ 详见 N2</w:t>
+              <w:t xml:space="preserve">（D2 行三个判官数字不同：0.00 / 0.33 / 1.00），详见 N2</w:t>
             </w:r>
           </w:p>
         </w:tc>
@@ -13855,7 +13594,7 @@
               <w:t xml:space="preserve">过度</w:t>
             </w:r>
             <w:r>
-              <w:t xml:space="preserve">（A 篇同轮已把该读数降级为"未按 4 支重算、净增益口径未完成"）⇒ 详见 N3</w:t>
+              <w:t xml:space="preserve">（A 篇同轮已把该读数降级为"未按 4 支重算、净增益口径未完成"），详见 N3</w:t>
             </w:r>
           </w:p>
         </w:tc>
@@ -13865,12 +13604,6 @@
       <w:pPr>
         <w:pStyle w:val="BodyText"/>
       </w:pPr>
-      <w:r>
-        <w:t xml:space="preserve">⇒</w:t>
-      </w:r>
-      <w:r>
-        <w:t xml:space="preserve"> </w:t>
-      </w:r>
       <w:r>
         <w:rPr>
           <w:bCs/>
@@ -14305,10 +14038,7 @@
               <w:t xml:space="preserve">零删除</w:t>
             </w:r>
             <w:r>
-              <w:t xml:space="preserve">：35→97 / 77→135 / 19→57 / 40→76；L1 局限 L1–L12 全在（新增 L13/L14）；A 24→25 条；C 6→6；D 5→5 ⇒</w:t>
-            </w:r>
-            <w:r>
-              <w:t xml:space="preserve"> </w:t>
+              <w:t xml:space="preserve">：35→97 / 77→135 / 19→57 / 40→76；L1 局限 L1–L12 全在（新增 L13/L14）；A 24→25 条；C 6→6；D 5→5，</w:t>
             </w:r>
             <w:r>
               <w:rPr>
@@ -14376,10 +14106,7 @@
               <w:t xml:space="preserve"> </w:t>
             </w:r>
             <w:r>
-              <w:t xml:space="preserve">⇒ 改前存在的每个唯一数字值改后仍在 ⇒</w:t>
-            </w:r>
-            <w:r>
-              <w:t xml:space="preserve"> </w:t>
+              <w:t xml:space="preserve">改前存在的每个唯一数字值改后仍在，</w:t>
             </w:r>
             <w:r>
               <w:rPr>
@@ -14418,7 +14145,7 @@
         <w:pStyle w:val="BlockText"/>
       </w:pPr>
       <w:r>
-        <w:t xml:space="preserve">★ 严格说：</w:t>
+        <w:t xml:space="preserve">严格说：</w:t>
       </w:r>
       <w:r>
         <w:rPr>
@@ -14591,7 +14318,7 @@
               <w:t xml:space="preserve">规格判断（owner D3）</w:t>
             </w:r>
             <w:r>
-              <w:t xml:space="preserve">：跨方法验证是新实验；本轮只允许"改措辞 + 显式登记"</w:t>
+              <w:t xml:space="preserve">：跨方法验证是新实验；这一轮只允许"改措辞 + 显式登记"</w:t>
             </w:r>
           </w:p>
         </w:tc>
@@ -14609,7 +14336,7 @@
               <w:t xml:space="preserve">03:448</w:t>
             </w:r>
             <w:r>
-              <w:t xml:space="preserve">（§9 第 5 项，标「★</w:t>
+              <w:t xml:space="preserve">（§9 第 5 项，标「</w:t>
             </w:r>
             <w:r>
               <w:t xml:space="preserve"> </w:t>
@@ -14619,7 +14346,7 @@
                 <w:bCs/>
                 <w:b/>
               </w:rPr>
-              <w:t xml:space="preserve">不做 ⇒ 本文只能停在"案例驱动的规程论文"</w:t>
+              <w:t xml:space="preserve">不做，本文只能停在"案例驱动的规程论文"</w:t>
             </w:r>
             <w:r>
               <w:t xml:space="preserve">」）</w:t>
@@ -14796,7 +14523,7 @@
               <w:t xml:space="preserve"> </w:t>
             </w:r>
             <w:r>
-              <w:t xml:space="preserve">⇒ 建议补列</w:t>
+              <w:t xml:space="preserve">建议补列</w:t>
             </w:r>
           </w:p>
         </w:tc>
@@ -14992,7 +14719,7 @@
               <w:t xml:space="preserve">零 API 成本</w:t>
             </w:r>
             <w:r>
-              <w:t xml:space="preserve">（地板）⇒ 审稿人 §六点名要的就是这个</w:t>
+              <w:t xml:space="preserve">（地板），审稿人 §六点名要的就是这个</w:t>
             </w:r>
           </w:p>
         </w:tc>
@@ -15083,7 +14810,7 @@
               <w:t xml:space="preserve">规格判断</w:t>
             </w:r>
             <w:r>
-              <w:t xml:space="preserve">（D3）⇒ ★ 但</w:t>
+              <w:t xml:space="preserve">（D3），但</w:t>
             </w:r>
             <w:r>
               <w:rPr>
@@ -15131,14 +14858,14 @@
         <w:pStyle w:val="BodyText"/>
       </w:pPr>
       <w:r>
-        <w:t xml:space="preserve">★ 另有两项</w:t>
-      </w:r>
-      <w:r>
-        <w:rPr>
-          <w:bCs/>
-          <w:b/>
-        </w:rPr>
-        <w:t xml:space="preserve">本轮可做但未做、且成本为零</w:t>
+        <w:t xml:space="preserve">另有两项</w:t>
+      </w:r>
+      <w:r>
+        <w:rPr>
+          <w:bCs/>
+          <w:b/>
+        </w:rPr>
+        <w:t xml:space="preserve">这一轮可做但未做、且成本为零</w:t>
       </w:r>
       <w:r>
         <w:t xml:space="preserve">的收口项（不属审稿意见，属一致性）：</w:t>
@@ -15204,7 +14931,7 @@
         <w:t xml:space="preserve">闭环</w:t>
       </w:r>
       <w:r>
-        <w:t xml:space="preserve">——而且闭环方式是"让正文执行论文自己已有的纪律"，没有新增任何未验证数字（G1 差集为空）、没有删任何限定条款（G2 只增不减）、四篇《推断链—证伪条件表》与《数据来源与独立性声明》齐备且状态列零越界、四篇 §9 未来工作</w:t>
+        <w:t xml:space="preserve">——而且闭环方式是"让正文执行论文自己已有的要求"，没有新增任何未验证数字（G1 差集为空）、没有删任何限定条款（G2 只增不减）、四篇《推断链—证伪条件表》与《数据来源与独立性声明》齐备且状态列零越界、四篇 §9 未来工作</w:t>
       </w:r>
       <w:r>
         <w:rPr>
@@ -15288,7 +15015,7 @@
         <w:t xml:space="preserve">C 篇与 D 篇仍然是「大修」</w:t>
       </w:r>
       <w:r>
-        <w:t xml:space="preserve">，L1 与 A 篇从"口径漏洞型大修"降为"证据缺口型大修"（α 实现未归档 ⇒ 第三方仍不可独立复算；4 支重算未做 ⇒ 凡引用 dual 臂读数处仍是待办）；</w:t>
+        <w:t xml:space="preserve">，L1 与 A 篇从"口径漏洞型大修"降为"证据缺口型大修"（α 实现未归档，第三方仍不可独立复算；4 支重算未做，凡引用 dual 臂读数处仍是待办）；</w:t>
       </w:r>
       <w:r>
         <w:t xml:space="preserve"> </w:t>
@@ -15301,10 +15028,7 @@
         <w:t xml:space="preserve">并且这一轮新引入了 3 条过度主张 + 1 处未加限定的旧措辞残留</w:t>
       </w:r>
       <w:r>
-        <w:t xml:space="preserve">（N1–N5），其中 N1（"两轴方向一致"）恰好是审稿人 §七·问题一指控的那类跳跃，N2（N3）会让审稿人对照 D 摘要与 §6.4、D §3.1 与 A 篇当场再抓一次 ⇒</w:t>
-      </w:r>
-      <w:r>
-        <w:t xml:space="preserve"> </w:t>
+        <w:t xml:space="preserve">（N1–N5），其中 N1（"两轴方向一致"）恰好是审稿人 §七·问题一指控的那类跳跃，N2（N3）会让审稿人对照 D 摘要与 §6.4、D §3.1 与 A 篇当场再抓一次，</w:t>
       </w:r>
       <w:r>
         <w:rPr>
@@ -15328,7 +15052,7 @@
       <w:pPr>
         <w:numPr>
           <w:ilvl w:val="0"/>
-          <w:numId w:val="1021"/>
+          <w:numId w:val="1014"/>
         </w:numPr>
         <w:pStyle w:val="Compact"/>
       </w:pPr>
@@ -15376,7 +15100,7 @@
         <w:t xml:space="preserve"> </w:t>
       </w:r>
       <w:r>
-        <w:t xml:space="preserve">读法纪律）—— 审稿人最可能抓，因为他 §七·问题一就是"把未检出解释成有方向"；而且</w:t>
+        <w:t xml:space="preserve">读法要求）—— 审稿人最可能抓，因为他 §七·问题一就是"把未检出解释成有方向"；而且</w:t>
       </w:r>
       <w:r>
         <w:rPr>
@@ -15386,14 +15110,14 @@
         <w:t xml:space="preserve">它与同一行判决表自己的"α 轴：不可分辨（未检出）"直接打架</w:t>
       </w:r>
       <w:r>
-        <w:t xml:space="preserve">，审稿人看一眼同一行就发现了。⇒ 改成"α 轴未检出差异、不提供方向；两轴互不矛盾但不构成同向证据"。</w:t>
+        <w:t xml:space="preserve">，审稿人看一眼同一行就发现了。改成"α 轴未检出差异、不提供方向；两轴互不矛盾但不构成同向证据"。</w:t>
       </w:r>
     </w:p>
     <w:p>
       <w:pPr>
         <w:numPr>
           <w:ilvl w:val="0"/>
-          <w:numId w:val="1021"/>
+          <w:numId w:val="1014"/>
         </w:numPr>
         <w:pStyle w:val="Compact"/>
       </w:pPr>
@@ -15461,14 +15185,14 @@
         <w:t xml:space="preserve">04:111</w:t>
       </w:r>
       <w:r>
-        <w:t xml:space="preserve">）—— 审稿人 §五/§六 恰好就写了"跨厂商判官在有限的六组对比上方向一致"与"避免从某些工作流变体更差跳到架构整体无效"，他会拿 D 摘要去对 §6.4、拿 A 篇去对 D §3.1。⇒ 两处都改成新口径。</w:t>
+        <w:t xml:space="preserve">）—— 审稿人 §五/§六 恰好就写了"跨厂商判官在有限的六组对比上方向一致"与"避免从某些工作流变体更差跳到架构整体无效"，他会拿 D 摘要去对 §6.4、拿 A 篇去对 D §3.1。两处都改成新口径。</w:t>
       </w:r>
     </w:p>
     <w:p>
       <w:pPr>
         <w:numPr>
           <w:ilvl w:val="0"/>
-          <w:numId w:val="1021"/>
+          <w:numId w:val="1014"/>
         </w:numPr>
         <w:pStyle w:val="Compact"/>
       </w:pPr>
@@ -15566,12 +15290,6 @@
       <w:pPr>
         <w:pStyle w:val="FirstParagraph"/>
       </w:pPr>
-      <w:r>
-        <w:t xml:space="preserve">★</w:t>
-      </w:r>
-      <w:r>
-        <w:t xml:space="preserve"> </w:t>
-      </w:r>
       <w:r>
         <w:rPr>
           <w:bCs/>
@@ -17416,27 +17134,6 @@
     <w:abstractNumId w:val="991"/>
   </w:num>
   <w:num w:numId="1014">
-    <w:abstractNumId w:val="991"/>
-  </w:num>
-  <w:num w:numId="1015">
-    <w:abstractNumId w:val="991"/>
-  </w:num>
-  <w:num w:numId="1016">
-    <w:abstractNumId w:val="991"/>
-  </w:num>
-  <w:num w:numId="1017">
-    <w:abstractNumId w:val="991"/>
-  </w:num>
-  <w:num w:numId="1018">
-    <w:abstractNumId w:val="991"/>
-  </w:num>
-  <w:num w:numId="1019">
-    <w:abstractNumId w:val="991"/>
-  </w:num>
-  <w:num w:numId="1020">
-    <w:abstractNumId w:val="991"/>
-  </w:num>
-  <w:num w:numId="1021">
     <w:abstractNumId w:val="99411"/>
     <w:lvlOverride w:ilvl="0">
       <w:startOverride w:val="1"/>

--- a/papers/终审报告_外部审稿意见逐条复核_2026-10-24.docx
+++ b/papers/终审报告_外部审稿意见逐条复核_2026-10-24.docx
@@ -4679,7 +4679,7 @@
               <w:rPr>
                 <w:rStyle w:val="VerbatimChar"/>
               </w:rPr>
-              <w:t xml:space="preserve">📌</w:t>
+              <w:t xml:space="preserve">【待回查】</w:t>
             </w:r>
             <w:r>
               <w:t xml:space="preserve"> </w:t>
@@ -7618,7 +7618,7 @@
               <w:rPr>
                 <w:rStyle w:val="VerbatimChar"/>
               </w:rPr>
-              <w:t xml:space="preserve">📌</w:t>
+              <w:t xml:space="preserve">【待回查】</w:t>
             </w:r>
             <w:r>
               <w:t xml:space="preserve"> </w:t>
@@ -14013,7 +14013,7 @@
               <w:rPr>
                 <w:rStyle w:val="VerbatimChar"/>
               </w:rPr>
-              <w:t xml:space="preserve">📌</w:t>
+              <w:t xml:space="preserve">【待回查】</w:t>
             </w:r>
             <w:r>
               <w:t xml:space="preserve"> </w:t>
